--- a/8-资源管理/流程制度规范类文件/080105-最终软件库管理制度.docx
+++ b/8-资源管理/流程制度规范类文件/080105-最终软件库管理制度.docx
@@ -1,14 +1,13 @@
 
 <file path=word/document.xml><?xml version="1.0" encoding="utf-8"?>
-<w:document xmlns:wpc="http://schemas.microsoft.com/office/word/2010/wordprocessingCanvas" xmlns:mc="http://schemas.openxmlformats.org/markup-compatibility/2006" xmlns:o="urn:schemas-microsoft-com:office:office" xmlns:r="http://schemas.openxmlformats.org/officeDocument/2006/relationships" xmlns:m="http://schemas.openxmlformats.org/officeDocument/2006/math" xmlns:v="urn:schemas-microsoft-com:vml" xmlns:wp14="http://schemas.microsoft.com/office/word/2010/wordprocessingDrawing" xmlns:wp="http://schemas.openxmlformats.org/drawingml/2006/wordprocessingDrawing" xmlns:w10="urn:schemas-microsoft-com:office:word" xmlns:w="http://schemas.openxmlformats.org/wordprocessingml/2006/main" xmlns:w14="http://schemas.microsoft.com/office/word/2010/wordml" xmlns:w15="http://schemas.microsoft.com/office/word/2012/wordml" xmlns:wne="http://schemas.microsoft.com/office/word/2006/wordml" xmlns:wpg="http://schemas.microsoft.com/office/word/2010/wordprocessingGroup" xmlns:wpi="http://schemas.microsoft.com/office/word/2010/wordprocessingInk" xmlns:wps="http://schemas.microsoft.com/office/word/2010/wordprocessingShape" mc:Ignorable="w14 w15 wp14">
-  <!-- Generated by Aspose.Words for .NET 13.3.0.1 -->
+<w:document xmlns:wpc="http://schemas.microsoft.com/office/word/2010/wordprocessingCanvas" xmlns:mc="http://schemas.openxmlformats.org/markup-compatibility/2006" xmlns:o="urn:schemas-microsoft-com:office:office" xmlns:r="http://schemas.openxmlformats.org/officeDocument/2006/relationships" xmlns:m="http://schemas.openxmlformats.org/officeDocument/2006/math" xmlns:v="urn:schemas-microsoft-com:vml" xmlns:wp14="http://schemas.microsoft.com/office/word/2010/wordprocessingDrawing" xmlns:wp="http://schemas.openxmlformats.org/drawingml/2006/wordprocessingDrawing" xmlns:w="http://schemas.openxmlformats.org/wordprocessingml/2006/main" xmlns:w14="http://schemas.microsoft.com/office/word/2010/wordml" xmlns:w10="urn:schemas-microsoft-com:office:word" xmlns:w15="http://schemas.microsoft.com/office/word/2012/wordml" xmlns:wpg="http://schemas.microsoft.com/office/word/2010/wordprocessingGroup" xmlns:wpi="http://schemas.microsoft.com/office/word/2010/wordprocessingInk" xmlns:wne="http://schemas.microsoft.com/office/word/2006/wordml" xmlns:wps="http://schemas.microsoft.com/office/word/2010/wordprocessingShape" xmlns:wpsCustomData="http://www.wps.cn/officeDocument/2013/wpsCustomData" mc:Ignorable="w14 w15 wp14">
   <w:body>
     <w:p>
       <w:pPr>
         <w:spacing w:before="78" w:line="219" w:lineRule="auto"/>
         <w:ind w:left="25"/>
         <w:rPr>
-          <w:rFonts w:ascii="宋体" w:eastAsia="宋体" w:hAnsi="宋体" w:cs="宋体" w:hint="default"/>
+          <w:rFonts w:hint="default" w:ascii="宋体" w:hAnsi="宋体" w:eastAsia="宋体" w:cs="宋体"/>
           <w:sz w:val="24"/>
           <w:szCs w:val="24"/>
           <w:lang w:val="en-US" w:eastAsia="zh-CN"/>
@@ -16,7 +15,7 @@
       </w:pPr>
       <w:r>
         <w:rPr>
-          <w:rFonts w:ascii="宋体" w:eastAsia="宋体" w:hAnsi="宋体" w:cs="宋体"/>
+          <w:rFonts w:ascii="宋体" w:hAnsi="宋体" w:eastAsia="宋体" w:cs="宋体"/>
           <w:b/>
           <w:bCs/>
           <w:spacing w:val="-3"/>
@@ -27,7 +26,7 @@
       </w:r>
       <w:r>
         <w:rPr>
-          <w:rFonts w:ascii="宋体" w:eastAsia="宋体" w:hAnsi="宋体" w:cs="宋体" w:hint="eastAsia"/>
+          <w:rFonts w:hint="eastAsia" w:ascii="宋体" w:hAnsi="宋体" w:eastAsia="宋体" w:cs="宋体"/>
           <w:b/>
           <w:bCs/>
           <w:spacing w:val="-3"/>
@@ -39,7 +38,7 @@
       </w:r>
       <w:r>
         <w:rPr>
-          <w:rFonts w:ascii="宋体" w:eastAsia="宋体" w:hAnsi="宋体" w:cs="宋体"/>
+          <w:rFonts w:ascii="宋体" w:hAnsi="宋体" w:eastAsia="宋体" w:cs="宋体"/>
           <w:b/>
           <w:bCs/>
           <w:spacing w:val="-3"/>
@@ -50,7 +49,7 @@
       </w:r>
       <w:r>
         <w:rPr>
-          <w:rFonts w:ascii="宋体" w:eastAsia="宋体" w:hAnsi="宋体" w:cs="宋体" w:hint="eastAsia"/>
+          <w:rFonts w:hint="eastAsia" w:ascii="宋体" w:hAnsi="宋体" w:eastAsia="宋体" w:cs="宋体"/>
           <w:b/>
           <w:bCs/>
           <w:spacing w:val="-3"/>
@@ -80,14 +79,14 @@
         <w:ind w:left="23"/>
         <w:textAlignment w:val="auto"/>
         <w:rPr>
-          <w:rFonts w:ascii="宋体" w:eastAsia="宋体" w:hAnsi="宋体" w:cs="宋体"/>
+          <w:rFonts w:ascii="宋体" w:hAnsi="宋体" w:eastAsia="宋体" w:cs="宋体"/>
           <w:sz w:val="24"/>
           <w:szCs w:val="24"/>
         </w:rPr>
       </w:pPr>
       <w:r>
         <w:rPr>
-          <w:rFonts w:ascii="宋体" w:eastAsia="宋体" w:hAnsi="宋体" w:cs="宋体"/>
+          <w:rFonts w:ascii="宋体" w:hAnsi="宋体" w:eastAsia="宋体" w:cs="宋体"/>
           <w:b/>
           <w:bCs/>
           <w:spacing w:val="240"/>
@@ -99,7 +98,7 @@
       </w:r>
       <w:r>
         <w:rPr>
-          <w:rFonts w:ascii="宋体" w:eastAsia="宋体" w:hAnsi="宋体" w:cs="宋体"/>
+          <w:rFonts w:ascii="宋体" w:hAnsi="宋体" w:eastAsia="宋体" w:cs="宋体"/>
           <w:b/>
           <w:bCs/>
           <w:spacing w:val="0"/>
@@ -111,7 +110,7 @@
       </w:r>
       <w:r>
         <w:rPr>
-          <w:rFonts w:ascii="宋体" w:eastAsia="宋体" w:hAnsi="宋体" w:cs="宋体"/>
+          <w:rFonts w:ascii="宋体" w:hAnsi="宋体" w:eastAsia="宋体" w:cs="宋体"/>
           <w:b/>
           <w:bCs/>
           <w:spacing w:val="-5"/>
@@ -123,7 +122,7 @@
     </w:p>
     <w:p>
       <w:pPr>
-        <w:pStyle w:val="a"/>
+        <w:pStyle w:val="24"/>
         <w:bidi w:val="0"/>
       </w:pPr>
       <w:bookmarkStart w:id="0" w:name="_Toc26139"/>
@@ -138,7 +137,7 @@
     </w:p>
     <w:p>
       <w:pPr>
-        <w:pStyle w:val="a0"/>
+        <w:pStyle w:val="25"/>
         <w:bidi w:val="0"/>
         <w:rPr>
           <w:rFonts w:hint="default"/>
@@ -157,17 +156,18 @@
     </w:p>
     <w:tbl>
       <w:tblPr>
-        <w:tblStyle w:val="TableGrid"/>
+        <w:tblStyle w:val="21"/>
         <w:tblW w:w="0" w:type="auto"/>
         <w:jc w:val="center"/>
         <w:tblBorders>
-          <w:top w:val="nil"/>
-          <w:left w:val="nil"/>
-          <w:bottom w:val="nil"/>
-          <w:right w:val="nil"/>
-          <w:insideH w:val="nil"/>
-          <w:insideV w:val="nil"/>
+          <w:top w:val="none" w:color="auto" w:sz="0" w:space="0"/>
+          <w:left w:val="none" w:color="auto" w:sz="0" w:space="0"/>
+          <w:bottom w:val="none" w:color="auto" w:sz="0" w:space="0"/>
+          <w:right w:val="none" w:color="auto" w:sz="0" w:space="0"/>
+          <w:insideH w:val="none" w:color="auto" w:sz="0" w:space="0"/>
+          <w:insideV w:val="none" w:color="auto" w:sz="0" w:space="0"/>
         </w:tblBorders>
+        <w:tblLayout w:type="autofit"/>
         <w:tblCellMar>
           <w:top w:w="0" w:type="dxa"/>
           <w:left w:w="108" w:type="dxa"/>
@@ -181,15 +181,13 @@
       </w:tblGrid>
       <w:tr>
         <w:tblPrEx>
-          <w:tblW w:w="0" w:type="auto"/>
-          <w:jc w:val="center"/>
           <w:tblBorders>
-            <w:top w:val="nil"/>
-            <w:left w:val="nil"/>
-            <w:bottom w:val="nil"/>
-            <w:right w:val="nil"/>
-            <w:insideH w:val="nil"/>
-            <w:insideV w:val="nil"/>
+            <w:top w:val="none" w:color="auto" w:sz="0" w:space="0"/>
+            <w:left w:val="none" w:color="auto" w:sz="0" w:space="0"/>
+            <w:bottom w:val="none" w:color="auto" w:sz="0" w:space="0"/>
+            <w:right w:val="none" w:color="auto" w:sz="0" w:space="0"/>
+            <w:insideH w:val="none" w:color="auto" w:sz="0" w:space="0"/>
+            <w:insideV w:val="none" w:color="auto" w:sz="0" w:space="0"/>
           </w:tblBorders>
           <w:tblCellMar>
             <w:top w:w="0" w:type="dxa"/>
@@ -199,7 +197,7 @@
           </w:tblCellMar>
         </w:tblPrEx>
         <w:trPr>
-          <w:trHeight w:val="810"/>
+          <w:trHeight w:val="810" w:hRule="atLeast"/>
           <w:jc w:val="center"/>
         </w:trPr>
         <w:tc>
@@ -231,7 +229,7 @@
             </w:r>
             <w:r>
               <w:rPr>
-                <w:rFonts w:asciiTheme="minorAscii" w:eastAsiaTheme="minorEastAsia" w:hAnsiTheme="minorAscii" w:hint="default"/>
+                <w:rFonts w:hint="default" w:asciiTheme="minorAscii" w:hAnsiTheme="minorAscii" w:eastAsiaTheme="minorEastAsia"/>
                 <w:spacing w:val="227"/>
                 <w:sz w:val="21"/>
                 <w:vertAlign w:val="baseline"/>
@@ -278,7 +276,7 @@
             </w:r>
             <w:r>
               <w:rPr>
-                <w:rFonts w:asciiTheme="minorAscii" w:eastAsiaTheme="minorEastAsia" w:hAnsiTheme="minorAscii" w:hint="eastAsia"/>
+                <w:rFonts w:hint="eastAsia" w:asciiTheme="minorAscii" w:hAnsiTheme="minorAscii" w:eastAsiaTheme="minorEastAsia"/>
                 <w:spacing w:val="227"/>
                 <w:sz w:val="21"/>
                 <w:vertAlign w:val="baseline"/>
@@ -300,8 +298,14 @@
       </w:tr>
       <w:tr>
         <w:tblPrEx>
-          <w:tblW w:w="0" w:type="auto"/>
-          <w:jc w:val="center"/>
+          <w:tblBorders>
+            <w:top w:val="none" w:color="auto" w:sz="0" w:space="0"/>
+            <w:left w:val="none" w:color="auto" w:sz="0" w:space="0"/>
+            <w:bottom w:val="none" w:color="auto" w:sz="0" w:space="0"/>
+            <w:right w:val="none" w:color="auto" w:sz="0" w:space="0"/>
+            <w:insideH w:val="none" w:color="auto" w:sz="0" w:space="0"/>
+            <w:insideV w:val="none" w:color="auto" w:sz="0" w:space="0"/>
+          </w:tblBorders>
           <w:tblCellMar>
             <w:top w:w="0" w:type="dxa"/>
             <w:left w:w="108" w:type="dxa"/>
@@ -310,7 +314,7 @@
           </w:tblCellMar>
         </w:tblPrEx>
         <w:trPr>
-          <w:trHeight w:val="810"/>
+          <w:trHeight w:val="810" w:hRule="atLeast"/>
           <w:jc w:val="center"/>
         </w:trPr>
         <w:tc>
@@ -328,7 +332,7 @@
               <w:overflowPunct/>
               <w:bidi w:val="0"/>
               <w:rPr>
-                <w:rFonts w:ascii="Arial" w:eastAsia="Arial" w:hAnsi="Arial" w:cs="Arial" w:hint="eastAsia"/>
+                <w:rFonts w:hint="eastAsia" w:ascii="Arial" w:hAnsi="Arial" w:eastAsia="Arial" w:cs="Arial"/>
                 <w:snapToGrid w:val="0"/>
                 <w:color w:val="000000"/>
                 <w:kern w:val="0"/>
@@ -348,7 +352,7 @@
             </w:r>
             <w:r>
               <w:rPr>
-                <w:rFonts w:asciiTheme="minorAscii" w:eastAsiaTheme="minorEastAsia" w:hAnsiTheme="minorAscii" w:hint="default"/>
+                <w:rFonts w:hint="default" w:asciiTheme="minorAscii" w:hAnsiTheme="minorAscii" w:eastAsiaTheme="minorEastAsia"/>
                 <w:spacing w:val="227"/>
                 <w:sz w:val="21"/>
                 <w:vertAlign w:val="baseline"/>
@@ -380,7 +384,7 @@
               <w:overflowPunct/>
               <w:bidi w:val="0"/>
               <w:rPr>
-                <w:rFonts w:ascii="Arial" w:eastAsia="Arial" w:hAnsi="Arial" w:cs="Arial" w:hint="eastAsia"/>
+                <w:rFonts w:hint="eastAsia" w:ascii="Arial" w:hAnsi="Arial" w:eastAsia="Arial" w:cs="Arial"/>
                 <w:snapToGrid w:val="0"/>
                 <w:color w:val="000000"/>
                 <w:kern w:val="0"/>
@@ -396,11 +400,21 @@
                 <w:vertAlign w:val="baseline"/>
                 <w:lang w:val="en-US" w:eastAsia="zh-CN"/>
               </w:rPr>
-              <w:t>编制时间</w:t>
+              <w:t>审核</w:t>
+            </w:r>
+            <w:bookmarkStart w:id="43" w:name="_GoBack"/>
+            <w:bookmarkEnd w:id="43"/>
+            <w:r>
+              <w:rPr>
+                <w:rFonts w:hint="eastAsia"/>
+                <w:vertAlign w:val="baseline"/>
+                <w:lang w:val="en-US" w:eastAsia="zh-CN"/>
+              </w:rPr>
+              <w:t>时间</w:t>
             </w:r>
             <w:r>
               <w:rPr>
-                <w:rFonts w:asciiTheme="minorAscii" w:eastAsiaTheme="minorEastAsia" w:hAnsiTheme="minorAscii" w:hint="eastAsia"/>
+                <w:rFonts w:hint="eastAsia" w:asciiTheme="minorAscii" w:hAnsiTheme="minorAscii" w:eastAsiaTheme="minorEastAsia"/>
                 <w:spacing w:val="227"/>
                 <w:sz w:val="21"/>
                 <w:vertAlign w:val="baseline"/>
@@ -422,8 +436,14 @@
       </w:tr>
       <w:tr>
         <w:tblPrEx>
-          <w:tblW w:w="0" w:type="auto"/>
-          <w:jc w:val="center"/>
+          <w:tblBorders>
+            <w:top w:val="none" w:color="auto" w:sz="0" w:space="0"/>
+            <w:left w:val="none" w:color="auto" w:sz="0" w:space="0"/>
+            <w:bottom w:val="none" w:color="auto" w:sz="0" w:space="0"/>
+            <w:right w:val="none" w:color="auto" w:sz="0" w:space="0"/>
+            <w:insideH w:val="none" w:color="auto" w:sz="0" w:space="0"/>
+            <w:insideV w:val="none" w:color="auto" w:sz="0" w:space="0"/>
+          </w:tblBorders>
           <w:tblCellMar>
             <w:top w:w="0" w:type="dxa"/>
             <w:left w:w="108" w:type="dxa"/>
@@ -432,7 +452,7 @@
           </w:tblCellMar>
         </w:tblPrEx>
         <w:trPr>
-          <w:trHeight w:val="635"/>
+          <w:trHeight w:val="635" w:hRule="atLeast"/>
           <w:jc w:val="center"/>
         </w:trPr>
         <w:tc>
@@ -463,7 +483,7 @@
             </w:r>
             <w:r>
               <w:rPr>
-                <w:rFonts w:asciiTheme="minorAscii" w:eastAsiaTheme="minorEastAsia" w:hAnsiTheme="minorAscii" w:hint="eastAsia"/>
+                <w:rFonts w:hint="eastAsia" w:asciiTheme="minorAscii" w:hAnsiTheme="minorAscii" w:eastAsiaTheme="minorEastAsia"/>
                 <w:spacing w:val="227"/>
                 <w:sz w:val="21"/>
                 <w:vertAlign w:val="baseline"/>
@@ -509,7 +529,7 @@
             </w:r>
             <w:r>
               <w:rPr>
-                <w:rFonts w:asciiTheme="minorAscii" w:eastAsiaTheme="minorEastAsia" w:hAnsiTheme="minorAscii" w:hint="eastAsia"/>
+                <w:rFonts w:hint="eastAsia" w:asciiTheme="minorAscii" w:hAnsiTheme="minorAscii" w:eastAsiaTheme="minorEastAsia"/>
                 <w:spacing w:val="227"/>
                 <w:sz w:val="21"/>
                 <w:vertAlign w:val="baseline"/>
@@ -540,14 +560,14 @@
         <w:spacing w:before="153" w:line="225" w:lineRule="auto"/>
         <w:ind w:left="3634"/>
         <w:rPr>
-          <w:rFonts w:ascii="宋体" w:eastAsia="宋体" w:hAnsi="宋体" w:cs="宋体"/>
+          <w:rFonts w:ascii="宋体" w:hAnsi="宋体" w:eastAsia="宋体" w:cs="宋体"/>
           <w:sz w:val="31"/>
           <w:szCs w:val="31"/>
         </w:rPr>
       </w:pPr>
       <w:r>
         <w:rPr>
-          <w:rFonts w:ascii="宋体" w:eastAsia="宋体" w:hAnsi="宋体" w:cs="宋体"/>
+          <w:rFonts w:ascii="宋体" w:hAnsi="宋体" w:eastAsia="宋体" w:cs="宋体"/>
           <w:b/>
           <w:bCs/>
           <w:spacing w:val="4"/>
@@ -559,16 +579,16 @@
     </w:p>
     <w:tbl>
       <w:tblPr>
-        <w:tblStyle w:val="TableNormal0"/>
+        <w:tblStyle w:val="26"/>
         <w:tblW w:w="8301" w:type="dxa"/>
         <w:tblInd w:w="2" w:type="dxa"/>
         <w:tblBorders>
-          <w:top w:val="single" w:sz="2" w:space="0" w:color="000000"/>
-          <w:left w:val="single" w:sz="2" w:space="0" w:color="000000"/>
-          <w:bottom w:val="single" w:sz="2" w:space="0" w:color="000000"/>
-          <w:right w:val="single" w:sz="2" w:space="0" w:color="000000"/>
-          <w:insideH w:val="single" w:sz="2" w:space="0" w:color="000000"/>
-          <w:insideV w:val="single" w:sz="2" w:space="0" w:color="000000"/>
+          <w:top w:val="single" w:color="000000" w:sz="2" w:space="0"/>
+          <w:left w:val="single" w:color="000000" w:sz="2" w:space="0"/>
+          <w:bottom w:val="single" w:color="000000" w:sz="2" w:space="0"/>
+          <w:right w:val="single" w:color="000000" w:sz="2" w:space="0"/>
+          <w:insideH w:val="single" w:color="000000" w:sz="2" w:space="0"/>
+          <w:insideV w:val="single" w:color="000000" w:sz="2" w:space="0"/>
         </w:tblBorders>
         <w:tblLayout w:type="fixed"/>
         <w:tblCellMar>
@@ -588,17 +608,14 @@
       </w:tblGrid>
       <w:tr>
         <w:tblPrEx>
-          <w:tblW w:w="8301" w:type="dxa"/>
-          <w:tblInd w:w="2" w:type="dxa"/>
           <w:tblBorders>
-            <w:top w:val="single" w:sz="2" w:space="0" w:color="000000"/>
-            <w:left w:val="single" w:sz="2" w:space="0" w:color="000000"/>
-            <w:bottom w:val="single" w:sz="2" w:space="0" w:color="000000"/>
-            <w:right w:val="single" w:sz="2" w:space="0" w:color="000000"/>
-            <w:insideH w:val="single" w:sz="2" w:space="0" w:color="000000"/>
-            <w:insideV w:val="single" w:sz="2" w:space="0" w:color="000000"/>
+            <w:top w:val="single" w:color="000000" w:sz="2" w:space="0"/>
+            <w:left w:val="single" w:color="000000" w:sz="2" w:space="0"/>
+            <w:bottom w:val="single" w:color="000000" w:sz="2" w:space="0"/>
+            <w:right w:val="single" w:color="000000" w:sz="2" w:space="0"/>
+            <w:insideH w:val="single" w:color="000000" w:sz="2" w:space="0"/>
+            <w:insideV w:val="single" w:color="000000" w:sz="2" w:space="0"/>
           </w:tblBorders>
-          <w:tblLayout w:type="fixed"/>
           <w:tblCellMar>
             <w:top w:w="0" w:type="dxa"/>
             <w:left w:w="0" w:type="dxa"/>
@@ -607,7 +624,7 @@
           </w:tblCellMar>
         </w:tblPrEx>
         <w:trPr>
-          <w:trHeight w:val="593"/>
+          <w:trHeight w:val="593" w:hRule="atLeast"/>
         </w:trPr>
         <w:tc>
           <w:tcPr>
@@ -618,14 +635,14 @@
               <w:spacing w:before="176" w:line="228" w:lineRule="auto"/>
               <w:ind w:left="607"/>
               <w:rPr>
-                <w:rFonts w:ascii="宋体" w:eastAsia="宋体" w:hAnsi="宋体" w:cs="宋体"/>
+                <w:rFonts w:ascii="宋体" w:hAnsi="宋体" w:eastAsia="宋体" w:cs="宋体"/>
                 <w:sz w:val="20"/>
                 <w:szCs w:val="20"/>
               </w:rPr>
             </w:pPr>
             <w:r>
               <w:rPr>
-                <w:rFonts w:ascii="宋体" w:eastAsia="宋体" w:hAnsi="宋体" w:cs="宋体"/>
+                <w:rFonts w:ascii="宋体" w:hAnsi="宋体" w:eastAsia="宋体" w:cs="宋体"/>
                 <w:spacing w:val="-14"/>
                 <w:sz w:val="20"/>
                 <w:szCs w:val="20"/>
@@ -643,14 +660,14 @@
               <w:spacing w:before="175" w:line="227" w:lineRule="auto"/>
               <w:ind w:left="253"/>
               <w:rPr>
-                <w:rFonts w:ascii="宋体" w:eastAsia="宋体" w:hAnsi="宋体" w:cs="宋体"/>
+                <w:rFonts w:ascii="宋体" w:hAnsi="宋体" w:eastAsia="宋体" w:cs="宋体"/>
                 <w:sz w:val="20"/>
                 <w:szCs w:val="20"/>
               </w:rPr>
             </w:pPr>
             <w:r>
               <w:rPr>
-                <w:rFonts w:ascii="宋体" w:eastAsia="宋体" w:hAnsi="宋体" w:cs="宋体"/>
+                <w:rFonts w:ascii="宋体" w:hAnsi="宋体" w:eastAsia="宋体" w:cs="宋体"/>
                 <w:spacing w:val="4"/>
                 <w:sz w:val="20"/>
                 <w:szCs w:val="20"/>
@@ -668,14 +685,14 @@
               <w:spacing w:before="175" w:line="228" w:lineRule="auto"/>
               <w:ind w:left="730"/>
               <w:rPr>
-                <w:rFonts w:ascii="宋体" w:eastAsia="宋体" w:hAnsi="宋体" w:cs="宋体"/>
+                <w:rFonts w:ascii="宋体" w:hAnsi="宋体" w:eastAsia="宋体" w:cs="宋体"/>
                 <w:sz w:val="20"/>
                 <w:szCs w:val="20"/>
               </w:rPr>
             </w:pPr>
             <w:r>
               <w:rPr>
-                <w:rFonts w:ascii="宋体" w:eastAsia="宋体" w:hAnsi="宋体" w:cs="宋体"/>
+                <w:rFonts w:ascii="宋体" w:hAnsi="宋体" w:eastAsia="宋体" w:cs="宋体"/>
                 <w:spacing w:val="7"/>
                 <w:sz w:val="20"/>
                 <w:szCs w:val="20"/>
@@ -693,14 +710,14 @@
               <w:spacing w:before="175" w:line="228" w:lineRule="auto"/>
               <w:ind w:left="310"/>
               <w:rPr>
-                <w:rFonts w:ascii="宋体" w:eastAsia="宋体" w:hAnsi="宋体" w:cs="宋体"/>
+                <w:rFonts w:ascii="宋体" w:hAnsi="宋体" w:eastAsia="宋体" w:cs="宋体"/>
                 <w:sz w:val="20"/>
                 <w:szCs w:val="20"/>
               </w:rPr>
             </w:pPr>
             <w:r>
               <w:rPr>
-                <w:rFonts w:ascii="宋体" w:eastAsia="宋体" w:hAnsi="宋体" w:cs="宋体"/>
+                <w:rFonts w:ascii="宋体" w:hAnsi="宋体" w:eastAsia="宋体" w:cs="宋体"/>
                 <w:spacing w:val="6"/>
                 <w:sz w:val="20"/>
                 <w:szCs w:val="20"/>
@@ -718,7 +735,7 @@
               <w:spacing w:before="175" w:line="228" w:lineRule="auto"/>
               <w:ind w:left="310"/>
               <w:rPr>
-                <w:rFonts w:ascii="宋体" w:eastAsia="宋体" w:hAnsi="宋体" w:cs="宋体" w:hint="eastAsia"/>
+                <w:rFonts w:hint="eastAsia" w:ascii="宋体" w:hAnsi="宋体" w:eastAsia="宋体" w:cs="宋体"/>
                 <w:spacing w:val="6"/>
                 <w:sz w:val="20"/>
                 <w:szCs w:val="20"/>
@@ -727,7 +744,7 @@
             </w:pPr>
             <w:r>
               <w:rPr>
-                <w:rFonts w:ascii="宋体" w:eastAsia="宋体" w:hAnsi="宋体" w:cs="宋体" w:hint="eastAsia"/>
+                <w:rFonts w:hint="eastAsia" w:ascii="宋体" w:hAnsi="宋体" w:eastAsia="宋体" w:cs="宋体"/>
                 <w:spacing w:val="6"/>
                 <w:sz w:val="20"/>
                 <w:szCs w:val="20"/>
@@ -746,14 +763,14 @@
               <w:spacing w:before="176" w:line="229" w:lineRule="auto"/>
               <w:ind w:left="311"/>
               <w:rPr>
-                <w:rFonts w:ascii="宋体" w:eastAsia="宋体" w:hAnsi="宋体" w:cs="宋体"/>
+                <w:rFonts w:ascii="宋体" w:hAnsi="宋体" w:eastAsia="宋体" w:cs="宋体"/>
                 <w:sz w:val="20"/>
                 <w:szCs w:val="20"/>
               </w:rPr>
             </w:pPr>
             <w:r>
               <w:rPr>
-                <w:rFonts w:ascii="宋体" w:eastAsia="宋体" w:hAnsi="宋体" w:cs="宋体"/>
+                <w:rFonts w:ascii="宋体" w:hAnsi="宋体" w:eastAsia="宋体" w:cs="宋体"/>
                 <w:spacing w:val="7"/>
                 <w:sz w:val="20"/>
                 <w:szCs w:val="20"/>
@@ -765,9 +782,14 @@
       </w:tr>
       <w:tr>
         <w:tblPrEx>
-          <w:tblW w:w="8301" w:type="dxa"/>
-          <w:tblInd w:w="2" w:type="dxa"/>
-          <w:tblLayout w:type="fixed"/>
+          <w:tblBorders>
+            <w:top w:val="single" w:color="000000" w:sz="2" w:space="0"/>
+            <w:left w:val="single" w:color="000000" w:sz="2" w:space="0"/>
+            <w:bottom w:val="single" w:color="000000" w:sz="2" w:space="0"/>
+            <w:right w:val="single" w:color="000000" w:sz="2" w:space="0"/>
+            <w:insideH w:val="single" w:color="000000" w:sz="2" w:space="0"/>
+            <w:insideV w:val="single" w:color="000000" w:sz="2" w:space="0"/>
+          </w:tblBorders>
           <w:tblCellMar>
             <w:top w:w="0" w:type="dxa"/>
             <w:left w:w="0" w:type="dxa"/>
@@ -776,7 +798,7 @@
           </w:tblCellMar>
         </w:tblPrEx>
         <w:trPr>
-          <w:trHeight w:val="556"/>
+          <w:trHeight w:val="556" w:hRule="atLeast"/>
         </w:trPr>
         <w:tc>
           <w:tcPr>
@@ -787,14 +809,14 @@
               <w:spacing w:before="173" w:line="267" w:lineRule="exact"/>
               <w:ind w:left="260"/>
               <w:rPr>
-                <w:rFonts w:ascii="宋体" w:eastAsia="宋体" w:hAnsi="宋体" w:cs="宋体"/>
+                <w:rFonts w:ascii="宋体" w:hAnsi="宋体" w:eastAsia="宋体" w:cs="宋体"/>
                 <w:sz w:val="20"/>
                 <w:szCs w:val="20"/>
               </w:rPr>
             </w:pPr>
             <w:r>
               <w:rPr>
-                <w:rFonts w:ascii="宋体" w:eastAsia="宋体" w:hAnsi="宋体" w:cs="宋体"/>
+                <w:rFonts w:ascii="宋体" w:hAnsi="宋体" w:eastAsia="宋体" w:cs="宋体"/>
                 <w:spacing w:val="3"/>
                 <w:position w:val="1"/>
                 <w:sz w:val="20"/>
@@ -813,14 +835,14 @@
               <w:spacing w:before="173" w:line="267" w:lineRule="exact"/>
               <w:ind w:left="248"/>
               <w:rPr>
-                <w:rFonts w:ascii="宋体" w:eastAsia="宋体" w:hAnsi="宋体" w:cs="宋体"/>
+                <w:rFonts w:ascii="宋体" w:hAnsi="宋体" w:eastAsia="宋体" w:cs="宋体"/>
                 <w:sz w:val="20"/>
                 <w:szCs w:val="20"/>
               </w:rPr>
             </w:pPr>
             <w:r>
               <w:rPr>
-                <w:rFonts w:ascii="宋体" w:eastAsia="宋体" w:hAnsi="宋体" w:cs="宋体"/>
+                <w:rFonts w:ascii="宋体" w:hAnsi="宋体" w:eastAsia="宋体" w:cs="宋体"/>
                 <w:spacing w:val="4"/>
                 <w:position w:val="1"/>
                 <w:sz w:val="20"/>
@@ -840,14 +862,14 @@
               <w:ind w:left="114"/>
               <w:jc w:val="center"/>
               <w:rPr>
-                <w:rFonts w:ascii="宋体" w:eastAsia="宋体" w:hAnsi="宋体" w:cs="宋体"/>
+                <w:rFonts w:ascii="宋体" w:hAnsi="宋体" w:eastAsia="宋体" w:cs="宋体"/>
                 <w:sz w:val="20"/>
                 <w:szCs w:val="20"/>
               </w:rPr>
             </w:pPr>
             <w:r>
               <w:rPr>
-                <w:rFonts w:ascii="宋体" w:eastAsia="宋体" w:hAnsi="宋体" w:cs="宋体"/>
+                <w:rFonts w:ascii="宋体" w:hAnsi="宋体" w:eastAsia="宋体" w:cs="宋体"/>
                 <w:spacing w:val="7"/>
                 <w:sz w:val="20"/>
                 <w:szCs w:val="20"/>
@@ -872,7 +894,7 @@
               <w:spacing w:before="172" w:line="228" w:lineRule="auto"/>
               <w:ind w:left="313" w:leftChars="0"/>
               <w:rPr>
-                <w:rFonts w:ascii="宋体" w:eastAsia="宋体" w:hAnsi="宋体" w:cs="宋体" w:hint="eastAsia"/>
+                <w:rFonts w:hint="eastAsia" w:ascii="宋体" w:hAnsi="宋体" w:eastAsia="宋体" w:cs="宋体"/>
                 <w:sz w:val="20"/>
                 <w:szCs w:val="20"/>
                 <w:lang w:val="en-US" w:eastAsia="zh-CN"/>
@@ -880,7 +902,7 @@
             </w:pPr>
             <w:r>
               <w:rPr>
-                <w:rFonts w:ascii="宋体" w:hAnsi="宋体" w:cs="宋体" w:hint="eastAsia"/>
+                <w:rFonts w:hint="eastAsia" w:ascii="宋体" w:hAnsi="宋体" w:cs="宋体"/>
                 <w:sz w:val="20"/>
                 <w:szCs w:val="20"/>
                 <w:lang w:val="en-US" w:eastAsia="zh-CN"/>
@@ -905,7 +927,7 @@
               <w:spacing w:before="172" w:line="228" w:lineRule="auto"/>
               <w:ind w:left="313" w:leftChars="0"/>
               <w:rPr>
-                <w:rFonts w:ascii="宋体" w:eastAsia="宋体" w:hAnsi="宋体" w:cs="宋体" w:hint="eastAsia"/>
+                <w:rFonts w:hint="eastAsia" w:ascii="宋体" w:hAnsi="宋体" w:eastAsia="宋体" w:cs="宋体"/>
                 <w:spacing w:val="5"/>
                 <w:sz w:val="20"/>
                 <w:szCs w:val="20"/>
@@ -929,14 +951,14 @@
               <w:spacing w:before="173" w:line="229" w:lineRule="auto"/>
               <w:ind w:left="314"/>
               <w:rPr>
-                <w:rFonts w:ascii="宋体" w:eastAsia="宋体" w:hAnsi="宋体" w:cs="宋体"/>
+                <w:rFonts w:ascii="宋体" w:hAnsi="宋体" w:eastAsia="宋体" w:cs="宋体"/>
                 <w:sz w:val="20"/>
                 <w:szCs w:val="20"/>
               </w:rPr>
             </w:pPr>
             <w:r>
               <w:rPr>
-                <w:rFonts w:ascii="宋体" w:eastAsia="宋体" w:hAnsi="宋体" w:cs="宋体" w:hint="eastAsia"/>
+                <w:rFonts w:hint="eastAsia" w:ascii="宋体" w:hAnsi="宋体" w:eastAsia="宋体" w:cs="宋体"/>
                 <w:spacing w:val="6"/>
                 <w:sz w:val="20"/>
                 <w:szCs w:val="20"/>
@@ -949,9 +971,14 @@
       </w:tr>
       <w:tr>
         <w:tblPrEx>
-          <w:tblW w:w="8301" w:type="dxa"/>
-          <w:tblInd w:w="2" w:type="dxa"/>
-          <w:tblLayout w:type="fixed"/>
+          <w:tblBorders>
+            <w:top w:val="single" w:color="000000" w:sz="2" w:space="0"/>
+            <w:left w:val="single" w:color="000000" w:sz="2" w:space="0"/>
+            <w:bottom w:val="single" w:color="000000" w:sz="2" w:space="0"/>
+            <w:right w:val="single" w:color="000000" w:sz="2" w:space="0"/>
+            <w:insideH w:val="single" w:color="000000" w:sz="2" w:space="0"/>
+            <w:insideV w:val="single" w:color="000000" w:sz="2" w:space="0"/>
+          </w:tblBorders>
           <w:tblCellMar>
             <w:top w:w="0" w:type="dxa"/>
             <w:left w:w="0" w:type="dxa"/>
@@ -960,7 +987,7 @@
           </w:tblCellMar>
         </w:tblPrEx>
         <w:trPr>
-          <w:trHeight w:val="556"/>
+          <w:trHeight w:val="556" w:hRule="atLeast"/>
         </w:trPr>
         <w:tc>
           <w:tcPr>
@@ -968,7 +995,7 @@
           </w:tcPr>
           <w:p>
             <w:pPr>
-              <w:pStyle w:val="TableText"/>
+              <w:pStyle w:val="27"/>
             </w:pPr>
           </w:p>
         </w:tc>
@@ -978,7 +1005,7 @@
           </w:tcPr>
           <w:p>
             <w:pPr>
-              <w:pStyle w:val="TableText"/>
+              <w:pStyle w:val="27"/>
             </w:pPr>
           </w:p>
         </w:tc>
@@ -988,7 +1015,7 @@
           </w:tcPr>
           <w:p>
             <w:pPr>
-              <w:pStyle w:val="TableText"/>
+              <w:pStyle w:val="27"/>
             </w:pPr>
           </w:p>
         </w:tc>
@@ -1020,16 +1047,21 @@
           </w:tcPr>
           <w:p>
             <w:pPr>
-              <w:pStyle w:val="TableText"/>
+              <w:pStyle w:val="27"/>
             </w:pPr>
           </w:p>
         </w:tc>
       </w:tr>
       <w:tr>
         <w:tblPrEx>
-          <w:tblW w:w="8301" w:type="dxa"/>
-          <w:tblInd w:w="2" w:type="dxa"/>
-          <w:tblLayout w:type="fixed"/>
+          <w:tblBorders>
+            <w:top w:val="single" w:color="000000" w:sz="2" w:space="0"/>
+            <w:left w:val="single" w:color="000000" w:sz="2" w:space="0"/>
+            <w:bottom w:val="single" w:color="000000" w:sz="2" w:space="0"/>
+            <w:right w:val="single" w:color="000000" w:sz="2" w:space="0"/>
+            <w:insideH w:val="single" w:color="000000" w:sz="2" w:space="0"/>
+            <w:insideV w:val="single" w:color="000000" w:sz="2" w:space="0"/>
+          </w:tblBorders>
           <w:tblCellMar>
             <w:top w:w="0" w:type="dxa"/>
             <w:left w:w="0" w:type="dxa"/>
@@ -1038,7 +1070,7 @@
           </w:tblCellMar>
         </w:tblPrEx>
         <w:trPr>
-          <w:trHeight w:val="556"/>
+          <w:trHeight w:val="556" w:hRule="atLeast"/>
         </w:trPr>
         <w:tc>
           <w:tcPr>
@@ -1046,7 +1078,7 @@
           </w:tcPr>
           <w:p>
             <w:pPr>
-              <w:pStyle w:val="TableText"/>
+              <w:pStyle w:val="27"/>
             </w:pPr>
           </w:p>
         </w:tc>
@@ -1056,7 +1088,7 @@
           </w:tcPr>
           <w:p>
             <w:pPr>
-              <w:pStyle w:val="TableText"/>
+              <w:pStyle w:val="27"/>
             </w:pPr>
           </w:p>
         </w:tc>
@@ -1066,7 +1098,7 @@
           </w:tcPr>
           <w:p>
             <w:pPr>
-              <w:pStyle w:val="TableText"/>
+              <w:pStyle w:val="27"/>
             </w:pPr>
           </w:p>
         </w:tc>
@@ -1098,16 +1130,21 @@
           </w:tcPr>
           <w:p>
             <w:pPr>
-              <w:pStyle w:val="TableText"/>
+              <w:pStyle w:val="27"/>
             </w:pPr>
           </w:p>
         </w:tc>
       </w:tr>
       <w:tr>
         <w:tblPrEx>
-          <w:tblW w:w="8301" w:type="dxa"/>
-          <w:tblInd w:w="2" w:type="dxa"/>
-          <w:tblLayout w:type="fixed"/>
+          <w:tblBorders>
+            <w:top w:val="single" w:color="000000" w:sz="2" w:space="0"/>
+            <w:left w:val="single" w:color="000000" w:sz="2" w:space="0"/>
+            <w:bottom w:val="single" w:color="000000" w:sz="2" w:space="0"/>
+            <w:right w:val="single" w:color="000000" w:sz="2" w:space="0"/>
+            <w:insideH w:val="single" w:color="000000" w:sz="2" w:space="0"/>
+            <w:insideV w:val="single" w:color="000000" w:sz="2" w:space="0"/>
+          </w:tblBorders>
           <w:tblCellMar>
             <w:top w:w="0" w:type="dxa"/>
             <w:left w:w="0" w:type="dxa"/>
@@ -1116,7 +1153,7 @@
           </w:tblCellMar>
         </w:tblPrEx>
         <w:trPr>
-          <w:trHeight w:val="557"/>
+          <w:trHeight w:val="557" w:hRule="atLeast"/>
         </w:trPr>
         <w:tc>
           <w:tcPr>
@@ -1124,7 +1161,7 @@
           </w:tcPr>
           <w:p>
             <w:pPr>
-              <w:pStyle w:val="TableText"/>
+              <w:pStyle w:val="27"/>
             </w:pPr>
           </w:p>
         </w:tc>
@@ -1134,7 +1171,7 @@
           </w:tcPr>
           <w:p>
             <w:pPr>
-              <w:pStyle w:val="TableText"/>
+              <w:pStyle w:val="27"/>
             </w:pPr>
           </w:p>
         </w:tc>
@@ -1144,7 +1181,7 @@
           </w:tcPr>
           <w:p>
             <w:pPr>
-              <w:pStyle w:val="TableText"/>
+              <w:pStyle w:val="27"/>
             </w:pPr>
           </w:p>
         </w:tc>
@@ -1154,7 +1191,7 @@
           </w:tcPr>
           <w:p>
             <w:pPr>
-              <w:pStyle w:val="TableText"/>
+              <w:pStyle w:val="27"/>
             </w:pPr>
           </w:p>
         </w:tc>
@@ -1164,7 +1201,7 @@
           </w:tcPr>
           <w:p>
             <w:pPr>
-              <w:pStyle w:val="TableText"/>
+              <w:pStyle w:val="27"/>
             </w:pPr>
           </w:p>
         </w:tc>
@@ -1174,16 +1211,21 @@
           </w:tcPr>
           <w:p>
             <w:pPr>
-              <w:pStyle w:val="TableText"/>
+              <w:pStyle w:val="27"/>
             </w:pPr>
           </w:p>
         </w:tc>
       </w:tr>
       <w:tr>
         <w:tblPrEx>
-          <w:tblW w:w="8301" w:type="dxa"/>
-          <w:tblInd w:w="2" w:type="dxa"/>
-          <w:tblLayout w:type="fixed"/>
+          <w:tblBorders>
+            <w:top w:val="single" w:color="000000" w:sz="2" w:space="0"/>
+            <w:left w:val="single" w:color="000000" w:sz="2" w:space="0"/>
+            <w:bottom w:val="single" w:color="000000" w:sz="2" w:space="0"/>
+            <w:right w:val="single" w:color="000000" w:sz="2" w:space="0"/>
+            <w:insideH w:val="single" w:color="000000" w:sz="2" w:space="0"/>
+            <w:insideV w:val="single" w:color="000000" w:sz="2" w:space="0"/>
+          </w:tblBorders>
           <w:tblCellMar>
             <w:top w:w="0" w:type="dxa"/>
             <w:left w:w="0" w:type="dxa"/>
@@ -1192,7 +1234,7 @@
           </w:tblCellMar>
         </w:tblPrEx>
         <w:trPr>
-          <w:trHeight w:val="556"/>
+          <w:trHeight w:val="556" w:hRule="atLeast"/>
         </w:trPr>
         <w:tc>
           <w:tcPr>
@@ -1200,7 +1242,7 @@
           </w:tcPr>
           <w:p>
             <w:pPr>
-              <w:pStyle w:val="TableText"/>
+              <w:pStyle w:val="27"/>
             </w:pPr>
           </w:p>
         </w:tc>
@@ -1210,7 +1252,7 @@
           </w:tcPr>
           <w:p>
             <w:pPr>
-              <w:pStyle w:val="TableText"/>
+              <w:pStyle w:val="27"/>
             </w:pPr>
           </w:p>
         </w:tc>
@@ -1220,7 +1262,7 @@
           </w:tcPr>
           <w:p>
             <w:pPr>
-              <w:pStyle w:val="TableText"/>
+              <w:pStyle w:val="27"/>
             </w:pPr>
           </w:p>
         </w:tc>
@@ -1230,7 +1272,7 @@
           </w:tcPr>
           <w:p>
             <w:pPr>
-              <w:pStyle w:val="TableText"/>
+              <w:pStyle w:val="27"/>
             </w:pPr>
           </w:p>
         </w:tc>
@@ -1240,7 +1282,7 @@
           </w:tcPr>
           <w:p>
             <w:pPr>
-              <w:pStyle w:val="TableText"/>
+              <w:pStyle w:val="27"/>
             </w:pPr>
           </w:p>
         </w:tc>
@@ -1250,16 +1292,21 @@
           </w:tcPr>
           <w:p>
             <w:pPr>
-              <w:pStyle w:val="TableText"/>
+              <w:pStyle w:val="27"/>
             </w:pPr>
           </w:p>
         </w:tc>
       </w:tr>
       <w:tr>
         <w:tblPrEx>
-          <w:tblW w:w="8301" w:type="dxa"/>
-          <w:tblInd w:w="2" w:type="dxa"/>
-          <w:tblLayout w:type="fixed"/>
+          <w:tblBorders>
+            <w:top w:val="single" w:color="000000" w:sz="2" w:space="0"/>
+            <w:left w:val="single" w:color="000000" w:sz="2" w:space="0"/>
+            <w:bottom w:val="single" w:color="000000" w:sz="2" w:space="0"/>
+            <w:right w:val="single" w:color="000000" w:sz="2" w:space="0"/>
+            <w:insideH w:val="single" w:color="000000" w:sz="2" w:space="0"/>
+            <w:insideV w:val="single" w:color="000000" w:sz="2" w:space="0"/>
+          </w:tblBorders>
           <w:tblCellMar>
             <w:top w:w="0" w:type="dxa"/>
             <w:left w:w="0" w:type="dxa"/>
@@ -1268,7 +1315,7 @@
           </w:tblCellMar>
         </w:tblPrEx>
         <w:trPr>
-          <w:trHeight w:val="561"/>
+          <w:trHeight w:val="561" w:hRule="atLeast"/>
         </w:trPr>
         <w:tc>
           <w:tcPr>
@@ -1276,7 +1323,7 @@
           </w:tcPr>
           <w:p>
             <w:pPr>
-              <w:pStyle w:val="TableText"/>
+              <w:pStyle w:val="27"/>
             </w:pPr>
           </w:p>
         </w:tc>
@@ -1286,7 +1333,7 @@
           </w:tcPr>
           <w:p>
             <w:pPr>
-              <w:pStyle w:val="TableText"/>
+              <w:pStyle w:val="27"/>
             </w:pPr>
           </w:p>
         </w:tc>
@@ -1296,7 +1343,7 @@
           </w:tcPr>
           <w:p>
             <w:pPr>
-              <w:pStyle w:val="TableText"/>
+              <w:pStyle w:val="27"/>
             </w:pPr>
           </w:p>
         </w:tc>
@@ -1306,7 +1353,7 @@
           </w:tcPr>
           <w:p>
             <w:pPr>
-              <w:pStyle w:val="TableText"/>
+              <w:pStyle w:val="27"/>
             </w:pPr>
           </w:p>
         </w:tc>
@@ -1316,7 +1363,7 @@
           </w:tcPr>
           <w:p>
             <w:pPr>
-              <w:pStyle w:val="TableText"/>
+              <w:pStyle w:val="27"/>
             </w:pPr>
           </w:p>
         </w:tc>
@@ -1326,7 +1373,7 @@
           </w:tcPr>
           <w:p>
             <w:pPr>
-              <w:pStyle w:val="TableText"/>
+              <w:pStyle w:val="27"/>
             </w:pPr>
           </w:p>
         </w:tc>
@@ -1340,7 +1387,7 @@
     <w:sdt>
       <w:sdtPr>
         <w:rPr>
-          <w:rFonts w:ascii="宋体" w:eastAsia="宋体" w:hAnsi="宋体" w:cs="Arial"/>
+          <w:rFonts w:ascii="宋体" w:hAnsi="宋体" w:eastAsia="宋体" w:cs="Arial"/>
           <w:snapToGrid w:val="0"/>
           <w:color w:val="000000"/>
           <w:kern w:val="0"/>
@@ -1356,7 +1403,7 @@
       </w:sdtPr>
       <w:sdtEndPr>
         <w:rPr>
-          <w:rFonts w:ascii="宋体" w:eastAsia="宋体" w:hAnsi="宋体" w:cs="宋体" w:hint="eastAsia"/>
+          <w:rFonts w:hint="eastAsia" w:ascii="宋体" w:hAnsi="宋体" w:eastAsia="宋体" w:cs="宋体"/>
           <w:snapToGrid w:val="0"/>
           <w:color w:val="000000"/>
           <w:kern w:val="0"/>
@@ -1369,17 +1416,17 @@
         <w:p>
           <w:pPr>
             <w:spacing w:before="0" w:beforeLines="0" w:after="0" w:afterLines="0" w:line="240" w:lineRule="auto"/>
-            <w:ind w:left="0" w:right="0" w:firstLine="0" w:leftChars="0" w:rightChars="0" w:firstLineChars="0"/>
+            <w:ind w:left="0" w:leftChars="0" w:right="0" w:rightChars="0" w:firstLine="0" w:firstLineChars="0"/>
             <w:jc w:val="center"/>
             <w:rPr>
-              <w:rFonts w:ascii="宋体" w:eastAsia="宋体" w:hAnsi="宋体" w:cs="宋体" w:hint="eastAsia"/>
+              <w:rFonts w:hint="eastAsia" w:ascii="宋体" w:hAnsi="宋体" w:eastAsia="宋体" w:cs="宋体"/>
               <w:sz w:val="21"/>
               <w:szCs w:val="21"/>
             </w:rPr>
           </w:pPr>
           <w:r>
             <w:rPr>
-              <w:rFonts w:ascii="宋体" w:eastAsia="宋体" w:hAnsi="宋体" w:cs="宋体" w:hint="eastAsia"/>
+              <w:rFonts w:hint="eastAsia" w:ascii="宋体" w:hAnsi="宋体" w:eastAsia="宋体" w:cs="宋体"/>
               <w:sz w:val="21"/>
               <w:szCs w:val="21"/>
             </w:rPr>
@@ -1388,7 +1435,7 @@
         </w:p>
         <w:p>
           <w:pPr>
-            <w:pStyle w:val="TOC1"/>
+            <w:pStyle w:val="16"/>
             <w:tabs>
               <w:tab w:val="right" w:leader="dot" w:pos="8306"/>
             </w:tabs>
@@ -1399,7 +1446,7 @@
           </w:pPr>
           <w:r>
             <w:rPr>
-              <w:rFonts w:ascii="宋体" w:eastAsia="宋体" w:hAnsi="宋体" w:cs="宋体" w:hint="eastAsia"/>
+              <w:rFonts w:hint="eastAsia" w:ascii="宋体" w:hAnsi="宋体" w:eastAsia="宋体" w:cs="宋体"/>
               <w:sz w:val="21"/>
               <w:szCs w:val="21"/>
             </w:rPr>
@@ -1407,7 +1454,7 @@
           </w:r>
           <w:r>
             <w:rPr>
-              <w:rFonts w:ascii="宋体" w:eastAsia="宋体" w:hAnsi="宋体" w:cs="宋体" w:hint="eastAsia"/>
+              <w:rFonts w:hint="eastAsia" w:ascii="宋体" w:hAnsi="宋体" w:eastAsia="宋体" w:cs="宋体"/>
               <w:sz w:val="21"/>
               <w:szCs w:val="21"/>
             </w:rPr>
@@ -1415,7 +1462,7 @@
           </w:r>
           <w:r>
             <w:rPr>
-              <w:rFonts w:ascii="宋体" w:eastAsia="宋体" w:hAnsi="宋体" w:cs="宋体" w:hint="eastAsia"/>
+              <w:rFonts w:hint="eastAsia" w:ascii="宋体" w:hAnsi="宋体" w:eastAsia="宋体" w:cs="宋体"/>
               <w:sz w:val="21"/>
               <w:szCs w:val="21"/>
             </w:rPr>
@@ -1423,7 +1470,7 @@
           </w:r>
           <w:r>
             <w:rPr>
-              <w:rFonts w:ascii="宋体" w:eastAsia="宋体" w:hAnsi="宋体" w:cs="宋体" w:hint="eastAsia"/>
+              <w:rFonts w:hint="eastAsia" w:ascii="宋体" w:hAnsi="宋体" w:eastAsia="宋体" w:cs="宋体"/>
               <w:sz w:val="21"/>
               <w:szCs w:val="21"/>
             </w:rPr>
@@ -1431,7 +1478,7 @@
           </w:r>
           <w:r>
             <w:rPr>
-              <w:rFonts w:ascii="宋体" w:eastAsia="宋体" w:hAnsi="宋体" w:cs="宋体" w:hint="eastAsia"/>
+              <w:rFonts w:hint="eastAsia" w:ascii="宋体" w:hAnsi="宋体" w:eastAsia="宋体" w:cs="宋体"/>
               <w:sz w:val="21"/>
               <w:szCs w:val="21"/>
             </w:rPr>
@@ -1439,7 +1486,7 @@
           </w:r>
           <w:r>
             <w:rPr>
-              <w:rFonts w:ascii="宋体" w:eastAsia="宋体" w:hAnsi="宋体" w:cs="宋体" w:hint="eastAsia"/>
+              <w:rFonts w:hint="eastAsia" w:ascii="宋体" w:hAnsi="宋体" w:eastAsia="宋体" w:cs="宋体"/>
               <w:sz w:val="21"/>
               <w:szCs w:val="21"/>
             </w:rPr>
@@ -1498,7 +1545,7 @@
           </w:r>
           <w:r>
             <w:rPr>
-              <w:rFonts w:ascii="宋体" w:eastAsia="宋体" w:hAnsi="宋体" w:cs="宋体" w:hint="eastAsia"/>
+              <w:rFonts w:hint="eastAsia" w:ascii="宋体" w:hAnsi="宋体" w:eastAsia="宋体" w:cs="宋体"/>
               <w:sz w:val="21"/>
               <w:szCs w:val="21"/>
             </w:rPr>
@@ -1507,7 +1554,7 @@
         </w:p>
         <w:p>
           <w:pPr>
-            <w:pStyle w:val="TOC1"/>
+            <w:pStyle w:val="16"/>
             <w:tabs>
               <w:tab w:val="right" w:leader="dot" w:pos="8306"/>
             </w:tabs>
@@ -1518,7 +1565,7 @@
           </w:pPr>
           <w:r>
             <w:rPr>
-              <w:rFonts w:ascii="宋体" w:eastAsia="宋体" w:hAnsi="宋体" w:cs="宋体" w:hint="eastAsia"/>
+              <w:rFonts w:hint="eastAsia" w:ascii="宋体" w:hAnsi="宋体" w:eastAsia="宋体" w:cs="宋体"/>
               <w:sz w:val="21"/>
               <w:szCs w:val="21"/>
             </w:rPr>
@@ -1526,7 +1573,7 @@
           </w:r>
           <w:r>
             <w:rPr>
-              <w:rFonts w:ascii="宋体" w:eastAsia="宋体" w:hAnsi="宋体" w:cs="宋体" w:hint="eastAsia"/>
+              <w:rFonts w:hint="eastAsia" w:ascii="宋体" w:hAnsi="宋体" w:eastAsia="宋体" w:cs="宋体"/>
               <w:sz w:val="21"/>
               <w:szCs w:val="21"/>
             </w:rPr>
@@ -1534,7 +1581,7 @@
           </w:r>
           <w:r>
             <w:rPr>
-              <w:rFonts w:ascii="宋体" w:eastAsia="宋体" w:hAnsi="宋体" w:cs="宋体" w:hint="eastAsia"/>
+              <w:rFonts w:hint="eastAsia" w:ascii="宋体" w:hAnsi="宋体" w:eastAsia="宋体" w:cs="宋体"/>
               <w:sz w:val="21"/>
               <w:szCs w:val="21"/>
             </w:rPr>
@@ -1593,7 +1640,7 @@
           </w:r>
           <w:r>
             <w:rPr>
-              <w:rFonts w:ascii="宋体" w:eastAsia="宋体" w:hAnsi="宋体" w:cs="宋体" w:hint="eastAsia"/>
+              <w:rFonts w:hint="eastAsia" w:ascii="宋体" w:hAnsi="宋体" w:eastAsia="宋体" w:cs="宋体"/>
               <w:sz w:val="21"/>
               <w:szCs w:val="21"/>
             </w:rPr>
@@ -1602,7 +1649,7 @@
         </w:p>
         <w:p>
           <w:pPr>
-            <w:pStyle w:val="TOC1"/>
+            <w:pStyle w:val="16"/>
             <w:tabs>
               <w:tab w:val="right" w:leader="dot" w:pos="8306"/>
             </w:tabs>
@@ -1613,7 +1660,7 @@
           </w:pPr>
           <w:r>
             <w:rPr>
-              <w:rFonts w:ascii="宋体" w:eastAsia="宋体" w:hAnsi="宋体" w:cs="宋体" w:hint="eastAsia"/>
+              <w:rFonts w:hint="eastAsia" w:ascii="宋体" w:hAnsi="宋体" w:eastAsia="宋体" w:cs="宋体"/>
               <w:sz w:val="21"/>
               <w:szCs w:val="21"/>
             </w:rPr>
@@ -1621,7 +1668,7 @@
           </w:r>
           <w:r>
             <w:rPr>
-              <w:rFonts w:ascii="宋体" w:eastAsia="宋体" w:hAnsi="宋体" w:cs="宋体" w:hint="eastAsia"/>
+              <w:rFonts w:hint="eastAsia" w:ascii="宋体" w:hAnsi="宋体" w:eastAsia="宋体" w:cs="宋体"/>
               <w:sz w:val="21"/>
               <w:szCs w:val="21"/>
             </w:rPr>
@@ -1629,7 +1676,7 @@
           </w:r>
           <w:r>
             <w:rPr>
-              <w:rFonts w:ascii="宋体" w:eastAsia="宋体" w:hAnsi="宋体" w:cs="宋体" w:hint="eastAsia"/>
+              <w:rFonts w:hint="eastAsia" w:ascii="宋体" w:hAnsi="宋体" w:eastAsia="宋体" w:cs="宋体"/>
               <w:sz w:val="21"/>
               <w:szCs w:val="21"/>
             </w:rPr>
@@ -1694,7 +1741,7 @@
           </w:r>
           <w:r>
             <w:rPr>
-              <w:rFonts w:ascii="宋体" w:eastAsia="宋体" w:hAnsi="宋体" w:cs="宋体" w:hint="eastAsia"/>
+              <w:rFonts w:hint="eastAsia" w:ascii="宋体" w:hAnsi="宋体" w:eastAsia="宋体" w:cs="宋体"/>
               <w:sz w:val="21"/>
               <w:szCs w:val="21"/>
             </w:rPr>
@@ -1703,7 +1750,7 @@
         </w:p>
         <w:p>
           <w:pPr>
-            <w:pStyle w:val="TOC2"/>
+            <w:pStyle w:val="17"/>
             <w:tabs>
               <w:tab w:val="right" w:leader="dot" w:pos="8306"/>
             </w:tabs>
@@ -1714,7 +1761,7 @@
           </w:pPr>
           <w:r>
             <w:rPr>
-              <w:rFonts w:ascii="宋体" w:eastAsia="宋体" w:hAnsi="宋体" w:cs="宋体" w:hint="eastAsia"/>
+              <w:rFonts w:hint="eastAsia" w:ascii="宋体" w:hAnsi="宋体" w:eastAsia="宋体" w:cs="宋体"/>
               <w:sz w:val="21"/>
               <w:szCs w:val="21"/>
             </w:rPr>
@@ -1722,7 +1769,7 @@
           </w:r>
           <w:r>
             <w:rPr>
-              <w:rFonts w:ascii="宋体" w:eastAsia="宋体" w:hAnsi="宋体" w:cs="宋体" w:hint="eastAsia"/>
+              <w:rFonts w:hint="eastAsia" w:ascii="宋体" w:hAnsi="宋体" w:eastAsia="宋体" w:cs="宋体"/>
               <w:sz w:val="21"/>
               <w:szCs w:val="21"/>
             </w:rPr>
@@ -1730,7 +1777,7 @@
           </w:r>
           <w:r>
             <w:rPr>
-              <w:rFonts w:ascii="宋体" w:eastAsia="宋体" w:hAnsi="宋体" w:cs="宋体" w:hint="eastAsia"/>
+              <w:rFonts w:hint="eastAsia" w:ascii="宋体" w:hAnsi="宋体" w:eastAsia="宋体" w:cs="宋体"/>
               <w:sz w:val="21"/>
               <w:szCs w:val="21"/>
             </w:rPr>
@@ -1798,7 +1845,7 @@
           </w:r>
           <w:r>
             <w:rPr>
-              <w:rFonts w:ascii="宋体" w:eastAsia="宋体" w:hAnsi="宋体" w:cs="宋体" w:hint="eastAsia"/>
+              <w:rFonts w:hint="eastAsia" w:ascii="宋体" w:hAnsi="宋体" w:eastAsia="宋体" w:cs="宋体"/>
               <w:sz w:val="21"/>
               <w:szCs w:val="21"/>
             </w:rPr>
@@ -1807,7 +1854,7 @@
         </w:p>
         <w:p>
           <w:pPr>
-            <w:pStyle w:val="TOC1"/>
+            <w:pStyle w:val="16"/>
             <w:tabs>
               <w:tab w:val="right" w:leader="dot" w:pos="8306"/>
             </w:tabs>
@@ -1818,7 +1865,7 @@
           </w:pPr>
           <w:r>
             <w:rPr>
-              <w:rFonts w:ascii="宋体" w:eastAsia="宋体" w:hAnsi="宋体" w:cs="宋体" w:hint="eastAsia"/>
+              <w:rFonts w:hint="eastAsia" w:ascii="宋体" w:hAnsi="宋体" w:eastAsia="宋体" w:cs="宋体"/>
               <w:sz w:val="21"/>
               <w:szCs w:val="21"/>
             </w:rPr>
@@ -1826,7 +1873,7 @@
           </w:r>
           <w:r>
             <w:rPr>
-              <w:rFonts w:ascii="宋体" w:eastAsia="宋体" w:hAnsi="宋体" w:cs="宋体" w:hint="eastAsia"/>
+              <w:rFonts w:hint="eastAsia" w:ascii="宋体" w:hAnsi="宋体" w:eastAsia="宋体" w:cs="宋体"/>
               <w:sz w:val="21"/>
               <w:szCs w:val="21"/>
             </w:rPr>
@@ -1834,7 +1881,7 @@
           </w:r>
           <w:r>
             <w:rPr>
-              <w:rFonts w:ascii="宋体" w:eastAsia="宋体" w:hAnsi="宋体" w:cs="宋体" w:hint="eastAsia"/>
+              <w:rFonts w:hint="eastAsia" w:ascii="宋体" w:hAnsi="宋体" w:eastAsia="宋体" w:cs="宋体"/>
               <w:sz w:val="21"/>
               <w:szCs w:val="21"/>
             </w:rPr>
@@ -1902,7 +1949,7 @@
           </w:r>
           <w:r>
             <w:rPr>
-              <w:rFonts w:ascii="宋体" w:eastAsia="宋体" w:hAnsi="宋体" w:cs="宋体" w:hint="eastAsia"/>
+              <w:rFonts w:hint="eastAsia" w:ascii="宋体" w:hAnsi="宋体" w:eastAsia="宋体" w:cs="宋体"/>
               <w:sz w:val="21"/>
               <w:szCs w:val="21"/>
             </w:rPr>
@@ -1911,7 +1958,7 @@
         </w:p>
         <w:p>
           <w:pPr>
-            <w:pStyle w:val="TOC1"/>
+            <w:pStyle w:val="16"/>
             <w:tabs>
               <w:tab w:val="right" w:leader="dot" w:pos="8306"/>
             </w:tabs>
@@ -1922,7 +1969,7 @@
           </w:pPr>
           <w:r>
             <w:rPr>
-              <w:rFonts w:ascii="宋体" w:eastAsia="宋体" w:hAnsi="宋体" w:cs="宋体" w:hint="eastAsia"/>
+              <w:rFonts w:hint="eastAsia" w:ascii="宋体" w:hAnsi="宋体" w:eastAsia="宋体" w:cs="宋体"/>
               <w:sz w:val="21"/>
               <w:szCs w:val="21"/>
             </w:rPr>
@@ -1930,7 +1977,7 @@
           </w:r>
           <w:r>
             <w:rPr>
-              <w:rFonts w:ascii="宋体" w:eastAsia="宋体" w:hAnsi="宋体" w:cs="宋体" w:hint="eastAsia"/>
+              <w:rFonts w:hint="eastAsia" w:ascii="宋体" w:hAnsi="宋体" w:eastAsia="宋体" w:cs="宋体"/>
               <w:sz w:val="21"/>
               <w:szCs w:val="21"/>
             </w:rPr>
@@ -1938,7 +1985,7 @@
           </w:r>
           <w:r>
             <w:rPr>
-              <w:rFonts w:ascii="宋体" w:eastAsia="宋体" w:hAnsi="宋体" w:cs="宋体" w:hint="eastAsia"/>
+              <w:rFonts w:hint="eastAsia" w:ascii="宋体" w:hAnsi="宋体" w:eastAsia="宋体" w:cs="宋体"/>
               <w:sz w:val="21"/>
               <w:szCs w:val="21"/>
             </w:rPr>
@@ -2012,7 +2059,7 @@
           </w:r>
           <w:r>
             <w:rPr>
-              <w:rFonts w:ascii="宋体" w:eastAsia="宋体" w:hAnsi="宋体" w:cs="宋体" w:hint="eastAsia"/>
+              <w:rFonts w:hint="eastAsia" w:ascii="宋体" w:hAnsi="宋体" w:eastAsia="宋体" w:cs="宋体"/>
               <w:sz w:val="21"/>
               <w:szCs w:val="21"/>
             </w:rPr>
@@ -2021,7 +2068,7 @@
         </w:p>
         <w:p>
           <w:pPr>
-            <w:pStyle w:val="TOC1"/>
+            <w:pStyle w:val="16"/>
             <w:tabs>
               <w:tab w:val="right" w:leader="dot" w:pos="8306"/>
             </w:tabs>
@@ -2032,7 +2079,7 @@
           </w:pPr>
           <w:r>
             <w:rPr>
-              <w:rFonts w:ascii="宋体" w:eastAsia="宋体" w:hAnsi="宋体" w:cs="宋体" w:hint="eastAsia"/>
+              <w:rFonts w:hint="eastAsia" w:ascii="宋体" w:hAnsi="宋体" w:eastAsia="宋体" w:cs="宋体"/>
               <w:sz w:val="21"/>
               <w:szCs w:val="21"/>
             </w:rPr>
@@ -2040,7 +2087,7 @@
           </w:r>
           <w:r>
             <w:rPr>
-              <w:rFonts w:ascii="宋体" w:eastAsia="宋体" w:hAnsi="宋体" w:cs="宋体" w:hint="eastAsia"/>
+              <w:rFonts w:hint="eastAsia" w:ascii="宋体" w:hAnsi="宋体" w:eastAsia="宋体" w:cs="宋体"/>
               <w:sz w:val="21"/>
               <w:szCs w:val="21"/>
             </w:rPr>
@@ -2048,7 +2095,7 @@
           </w:r>
           <w:r>
             <w:rPr>
-              <w:rFonts w:ascii="宋体" w:eastAsia="宋体" w:hAnsi="宋体" w:cs="宋体" w:hint="eastAsia"/>
+              <w:rFonts w:hint="eastAsia" w:ascii="宋体" w:hAnsi="宋体" w:eastAsia="宋体" w:cs="宋体"/>
               <w:sz w:val="21"/>
               <w:szCs w:val="21"/>
             </w:rPr>
@@ -2116,7 +2163,7 @@
           </w:r>
           <w:r>
             <w:rPr>
-              <w:rFonts w:ascii="宋体" w:eastAsia="宋体" w:hAnsi="宋体" w:cs="宋体" w:hint="eastAsia"/>
+              <w:rFonts w:hint="eastAsia" w:ascii="宋体" w:hAnsi="宋体" w:eastAsia="宋体" w:cs="宋体"/>
               <w:sz w:val="21"/>
               <w:szCs w:val="21"/>
             </w:rPr>
@@ -2125,7 +2172,7 @@
         </w:p>
         <w:p>
           <w:pPr>
-            <w:pStyle w:val="TOC2"/>
+            <w:pStyle w:val="17"/>
             <w:tabs>
               <w:tab w:val="right" w:leader="dot" w:pos="8306"/>
             </w:tabs>
@@ -2136,7 +2183,7 @@
           </w:pPr>
           <w:r>
             <w:rPr>
-              <w:rFonts w:ascii="宋体" w:eastAsia="宋体" w:hAnsi="宋体" w:cs="宋体" w:hint="eastAsia"/>
+              <w:rFonts w:hint="eastAsia" w:ascii="宋体" w:hAnsi="宋体" w:eastAsia="宋体" w:cs="宋体"/>
               <w:sz w:val="21"/>
               <w:szCs w:val="21"/>
             </w:rPr>
@@ -2144,7 +2191,7 @@
           </w:r>
           <w:r>
             <w:rPr>
-              <w:rFonts w:ascii="宋体" w:eastAsia="宋体" w:hAnsi="宋体" w:cs="宋体" w:hint="eastAsia"/>
+              <w:rFonts w:hint="eastAsia" w:ascii="宋体" w:hAnsi="宋体" w:eastAsia="宋体" w:cs="宋体"/>
               <w:sz w:val="21"/>
               <w:szCs w:val="21"/>
             </w:rPr>
@@ -2152,7 +2199,7 @@
           </w:r>
           <w:r>
             <w:rPr>
-              <w:rFonts w:ascii="宋体" w:eastAsia="宋体" w:hAnsi="宋体" w:cs="宋体" w:hint="eastAsia"/>
+              <w:rFonts w:hint="eastAsia" w:ascii="宋体" w:hAnsi="宋体" w:eastAsia="宋体" w:cs="宋体"/>
               <w:sz w:val="21"/>
               <w:szCs w:val="21"/>
             </w:rPr>
@@ -2219,7 +2266,7 @@
           </w:r>
           <w:r>
             <w:rPr>
-              <w:rFonts w:ascii="宋体" w:eastAsia="宋体" w:hAnsi="宋体" w:cs="宋体" w:hint="eastAsia"/>
+              <w:rFonts w:hint="eastAsia" w:ascii="宋体" w:hAnsi="宋体" w:eastAsia="宋体" w:cs="宋体"/>
               <w:sz w:val="21"/>
               <w:szCs w:val="21"/>
             </w:rPr>
@@ -2228,7 +2275,7 @@
         </w:p>
         <w:p>
           <w:pPr>
-            <w:pStyle w:val="TOC2"/>
+            <w:pStyle w:val="17"/>
             <w:tabs>
               <w:tab w:val="right" w:leader="dot" w:pos="8306"/>
             </w:tabs>
@@ -2239,7 +2286,7 @@
           </w:pPr>
           <w:r>
             <w:rPr>
-              <w:rFonts w:ascii="宋体" w:eastAsia="宋体" w:hAnsi="宋体" w:cs="宋体" w:hint="eastAsia"/>
+              <w:rFonts w:hint="eastAsia" w:ascii="宋体" w:hAnsi="宋体" w:eastAsia="宋体" w:cs="宋体"/>
               <w:sz w:val="21"/>
               <w:szCs w:val="21"/>
             </w:rPr>
@@ -2247,7 +2294,7 @@
           </w:r>
           <w:r>
             <w:rPr>
-              <w:rFonts w:ascii="宋体" w:eastAsia="宋体" w:hAnsi="宋体" w:cs="宋体" w:hint="eastAsia"/>
+              <w:rFonts w:hint="eastAsia" w:ascii="宋体" w:hAnsi="宋体" w:eastAsia="宋体" w:cs="宋体"/>
               <w:sz w:val="21"/>
               <w:szCs w:val="21"/>
             </w:rPr>
@@ -2255,7 +2302,7 @@
           </w:r>
           <w:r>
             <w:rPr>
-              <w:rFonts w:ascii="宋体" w:eastAsia="宋体" w:hAnsi="宋体" w:cs="宋体" w:hint="eastAsia"/>
+              <w:rFonts w:hint="eastAsia" w:ascii="宋体" w:hAnsi="宋体" w:eastAsia="宋体" w:cs="宋体"/>
               <w:sz w:val="21"/>
               <w:szCs w:val="21"/>
             </w:rPr>
@@ -2322,7 +2369,7 @@
           </w:r>
           <w:r>
             <w:rPr>
-              <w:rFonts w:ascii="宋体" w:eastAsia="宋体" w:hAnsi="宋体" w:cs="宋体" w:hint="eastAsia"/>
+              <w:rFonts w:hint="eastAsia" w:ascii="宋体" w:hAnsi="宋体" w:eastAsia="宋体" w:cs="宋体"/>
               <w:sz w:val="21"/>
               <w:szCs w:val="21"/>
             </w:rPr>
@@ -2331,7 +2378,7 @@
         </w:p>
         <w:p>
           <w:pPr>
-            <w:pStyle w:val="TOC2"/>
+            <w:pStyle w:val="17"/>
             <w:tabs>
               <w:tab w:val="right" w:leader="dot" w:pos="8306"/>
             </w:tabs>
@@ -2342,7 +2389,7 @@
           </w:pPr>
           <w:r>
             <w:rPr>
-              <w:rFonts w:ascii="宋体" w:eastAsia="宋体" w:hAnsi="宋体" w:cs="宋体" w:hint="eastAsia"/>
+              <w:rFonts w:hint="eastAsia" w:ascii="宋体" w:hAnsi="宋体" w:eastAsia="宋体" w:cs="宋体"/>
               <w:sz w:val="21"/>
               <w:szCs w:val="21"/>
             </w:rPr>
@@ -2350,7 +2397,7 @@
           </w:r>
           <w:r>
             <w:rPr>
-              <w:rFonts w:ascii="宋体" w:eastAsia="宋体" w:hAnsi="宋体" w:cs="宋体" w:hint="eastAsia"/>
+              <w:rFonts w:hint="eastAsia" w:ascii="宋体" w:hAnsi="宋体" w:eastAsia="宋体" w:cs="宋体"/>
               <w:sz w:val="21"/>
               <w:szCs w:val="21"/>
             </w:rPr>
@@ -2358,7 +2405,7 @@
           </w:r>
           <w:r>
             <w:rPr>
-              <w:rFonts w:ascii="宋体" w:eastAsia="宋体" w:hAnsi="宋体" w:cs="宋体" w:hint="eastAsia"/>
+              <w:rFonts w:hint="eastAsia" w:ascii="宋体" w:hAnsi="宋体" w:eastAsia="宋体" w:cs="宋体"/>
               <w:sz w:val="21"/>
               <w:szCs w:val="21"/>
             </w:rPr>
@@ -2423,7 +2470,7 @@
           </w:r>
           <w:r>
             <w:rPr>
-              <w:rFonts w:ascii="宋体" w:eastAsia="宋体" w:hAnsi="宋体" w:cs="宋体" w:hint="eastAsia"/>
+              <w:rFonts w:hint="eastAsia" w:ascii="宋体" w:hAnsi="宋体" w:eastAsia="宋体" w:cs="宋体"/>
               <w:sz w:val="21"/>
               <w:szCs w:val="21"/>
             </w:rPr>
@@ -2432,7 +2479,7 @@
         </w:p>
         <w:p>
           <w:pPr>
-            <w:pStyle w:val="TOC1"/>
+            <w:pStyle w:val="16"/>
             <w:tabs>
               <w:tab w:val="right" w:leader="dot" w:pos="8306"/>
             </w:tabs>
@@ -2443,7 +2490,7 @@
           </w:pPr>
           <w:r>
             <w:rPr>
-              <w:rFonts w:ascii="宋体" w:eastAsia="宋体" w:hAnsi="宋体" w:cs="宋体" w:hint="eastAsia"/>
+              <w:rFonts w:hint="eastAsia" w:ascii="宋体" w:hAnsi="宋体" w:eastAsia="宋体" w:cs="宋体"/>
               <w:sz w:val="21"/>
               <w:szCs w:val="21"/>
             </w:rPr>
@@ -2451,7 +2498,7 @@
           </w:r>
           <w:r>
             <w:rPr>
-              <w:rFonts w:ascii="宋体" w:eastAsia="宋体" w:hAnsi="宋体" w:cs="宋体" w:hint="eastAsia"/>
+              <w:rFonts w:hint="eastAsia" w:ascii="宋体" w:hAnsi="宋体" w:eastAsia="宋体" w:cs="宋体"/>
               <w:sz w:val="21"/>
               <w:szCs w:val="21"/>
             </w:rPr>
@@ -2459,7 +2506,7 @@
           </w:r>
           <w:r>
             <w:rPr>
-              <w:rFonts w:ascii="宋体" w:eastAsia="宋体" w:hAnsi="宋体" w:cs="宋体" w:hint="eastAsia"/>
+              <w:rFonts w:hint="eastAsia" w:ascii="宋体" w:hAnsi="宋体" w:eastAsia="宋体" w:cs="宋体"/>
               <w:sz w:val="21"/>
               <w:szCs w:val="21"/>
             </w:rPr>
@@ -2527,7 +2574,7 @@
           </w:r>
           <w:r>
             <w:rPr>
-              <w:rFonts w:ascii="宋体" w:eastAsia="宋体" w:hAnsi="宋体" w:cs="宋体" w:hint="eastAsia"/>
+              <w:rFonts w:hint="eastAsia" w:ascii="宋体" w:hAnsi="宋体" w:eastAsia="宋体" w:cs="宋体"/>
               <w:sz w:val="21"/>
               <w:szCs w:val="21"/>
             </w:rPr>
@@ -2536,7 +2583,7 @@
         </w:p>
         <w:p>
           <w:pPr>
-            <w:pStyle w:val="TOC2"/>
+            <w:pStyle w:val="17"/>
             <w:tabs>
               <w:tab w:val="right" w:leader="dot" w:pos="8306"/>
             </w:tabs>
@@ -2547,7 +2594,7 @@
           </w:pPr>
           <w:r>
             <w:rPr>
-              <w:rFonts w:ascii="宋体" w:eastAsia="宋体" w:hAnsi="宋体" w:cs="宋体" w:hint="eastAsia"/>
+              <w:rFonts w:hint="eastAsia" w:ascii="宋体" w:hAnsi="宋体" w:eastAsia="宋体" w:cs="宋体"/>
               <w:sz w:val="21"/>
               <w:szCs w:val="21"/>
             </w:rPr>
@@ -2555,7 +2602,7 @@
           </w:r>
           <w:r>
             <w:rPr>
-              <w:rFonts w:ascii="宋体" w:eastAsia="宋体" w:hAnsi="宋体" w:cs="宋体" w:hint="eastAsia"/>
+              <w:rFonts w:hint="eastAsia" w:ascii="宋体" w:hAnsi="宋体" w:eastAsia="宋体" w:cs="宋体"/>
               <w:sz w:val="21"/>
               <w:szCs w:val="21"/>
             </w:rPr>
@@ -2563,7 +2610,7 @@
           </w:r>
           <w:r>
             <w:rPr>
-              <w:rFonts w:ascii="宋体" w:eastAsia="宋体" w:hAnsi="宋体" w:cs="宋体" w:hint="eastAsia"/>
+              <w:rFonts w:hint="eastAsia" w:ascii="宋体" w:hAnsi="宋体" w:eastAsia="宋体" w:cs="宋体"/>
               <w:sz w:val="21"/>
               <w:szCs w:val="21"/>
             </w:rPr>
@@ -2628,7 +2675,7 @@
           </w:r>
           <w:r>
             <w:rPr>
-              <w:rFonts w:ascii="宋体" w:eastAsia="宋体" w:hAnsi="宋体" w:cs="宋体" w:hint="eastAsia"/>
+              <w:rFonts w:hint="eastAsia" w:ascii="宋体" w:hAnsi="宋体" w:eastAsia="宋体" w:cs="宋体"/>
               <w:sz w:val="21"/>
               <w:szCs w:val="21"/>
             </w:rPr>
@@ -2637,7 +2684,7 @@
         </w:p>
         <w:p>
           <w:pPr>
-            <w:pStyle w:val="TOC3"/>
+            <w:pStyle w:val="13"/>
             <w:tabs>
               <w:tab w:val="right" w:leader="dot" w:pos="8306"/>
             </w:tabs>
@@ -2648,7 +2695,7 @@
           </w:pPr>
           <w:r>
             <w:rPr>
-              <w:rFonts w:ascii="宋体" w:eastAsia="宋体" w:hAnsi="宋体" w:cs="宋体" w:hint="eastAsia"/>
+              <w:rFonts w:hint="eastAsia" w:ascii="宋体" w:hAnsi="宋体" w:eastAsia="宋体" w:cs="宋体"/>
               <w:sz w:val="21"/>
               <w:szCs w:val="21"/>
             </w:rPr>
@@ -2656,7 +2703,7 @@
           </w:r>
           <w:r>
             <w:rPr>
-              <w:rFonts w:ascii="宋体" w:eastAsia="宋体" w:hAnsi="宋体" w:cs="宋体" w:hint="eastAsia"/>
+              <w:rFonts w:hint="eastAsia" w:ascii="宋体" w:hAnsi="宋体" w:eastAsia="宋体" w:cs="宋体"/>
               <w:sz w:val="21"/>
               <w:szCs w:val="21"/>
             </w:rPr>
@@ -2664,7 +2711,7 @@
           </w:r>
           <w:r>
             <w:rPr>
-              <w:rFonts w:ascii="宋体" w:eastAsia="宋体" w:hAnsi="宋体" w:cs="宋体" w:hint="eastAsia"/>
+              <w:rFonts w:hint="eastAsia" w:ascii="宋体" w:hAnsi="宋体" w:eastAsia="宋体" w:cs="宋体"/>
               <w:sz w:val="21"/>
               <w:szCs w:val="21"/>
             </w:rPr>
@@ -2729,7 +2776,7 @@
           </w:r>
           <w:r>
             <w:rPr>
-              <w:rFonts w:ascii="宋体" w:eastAsia="宋体" w:hAnsi="宋体" w:cs="宋体" w:hint="eastAsia"/>
+              <w:rFonts w:hint="eastAsia" w:ascii="宋体" w:hAnsi="宋体" w:eastAsia="宋体" w:cs="宋体"/>
               <w:sz w:val="21"/>
               <w:szCs w:val="21"/>
             </w:rPr>
@@ -2738,7 +2785,7 @@
         </w:p>
         <w:p>
           <w:pPr>
-            <w:pStyle w:val="TOC3"/>
+            <w:pStyle w:val="13"/>
             <w:tabs>
               <w:tab w:val="right" w:leader="dot" w:pos="8306"/>
             </w:tabs>
@@ -2749,7 +2796,7 @@
           </w:pPr>
           <w:r>
             <w:rPr>
-              <w:rFonts w:ascii="宋体" w:eastAsia="宋体" w:hAnsi="宋体" w:cs="宋体" w:hint="eastAsia"/>
+              <w:rFonts w:hint="eastAsia" w:ascii="宋体" w:hAnsi="宋体" w:eastAsia="宋体" w:cs="宋体"/>
               <w:sz w:val="21"/>
               <w:szCs w:val="21"/>
             </w:rPr>
@@ -2757,7 +2804,7 @@
           </w:r>
           <w:r>
             <w:rPr>
-              <w:rFonts w:ascii="宋体" w:eastAsia="宋体" w:hAnsi="宋体" w:cs="宋体" w:hint="eastAsia"/>
+              <w:rFonts w:hint="eastAsia" w:ascii="宋体" w:hAnsi="宋体" w:eastAsia="宋体" w:cs="宋体"/>
               <w:sz w:val="21"/>
               <w:szCs w:val="21"/>
             </w:rPr>
@@ -2765,7 +2812,7 @@
           </w:r>
           <w:r>
             <w:rPr>
-              <w:rFonts w:ascii="宋体" w:eastAsia="宋体" w:hAnsi="宋体" w:cs="宋体" w:hint="eastAsia"/>
+              <w:rFonts w:hint="eastAsia" w:ascii="宋体" w:hAnsi="宋体" w:eastAsia="宋体" w:cs="宋体"/>
               <w:sz w:val="21"/>
               <w:szCs w:val="21"/>
             </w:rPr>
@@ -2830,7 +2877,7 @@
           </w:r>
           <w:r>
             <w:rPr>
-              <w:rFonts w:ascii="宋体" w:eastAsia="宋体" w:hAnsi="宋体" w:cs="宋体" w:hint="eastAsia"/>
+              <w:rFonts w:hint="eastAsia" w:ascii="宋体" w:hAnsi="宋体" w:eastAsia="宋体" w:cs="宋体"/>
               <w:sz w:val="21"/>
               <w:szCs w:val="21"/>
             </w:rPr>
@@ -2839,7 +2886,7 @@
         </w:p>
         <w:p>
           <w:pPr>
-            <w:pStyle w:val="TOC3"/>
+            <w:pStyle w:val="13"/>
             <w:tabs>
               <w:tab w:val="right" w:leader="dot" w:pos="8306"/>
             </w:tabs>
@@ -2850,7 +2897,7 @@
           </w:pPr>
           <w:r>
             <w:rPr>
-              <w:rFonts w:ascii="宋体" w:eastAsia="宋体" w:hAnsi="宋体" w:cs="宋体" w:hint="eastAsia"/>
+              <w:rFonts w:hint="eastAsia" w:ascii="宋体" w:hAnsi="宋体" w:eastAsia="宋体" w:cs="宋体"/>
               <w:sz w:val="21"/>
               <w:szCs w:val="21"/>
             </w:rPr>
@@ -2858,7 +2905,7 @@
           </w:r>
           <w:r>
             <w:rPr>
-              <w:rFonts w:ascii="宋体" w:eastAsia="宋体" w:hAnsi="宋体" w:cs="宋体" w:hint="eastAsia"/>
+              <w:rFonts w:hint="eastAsia" w:ascii="宋体" w:hAnsi="宋体" w:eastAsia="宋体" w:cs="宋体"/>
               <w:sz w:val="21"/>
               <w:szCs w:val="21"/>
             </w:rPr>
@@ -2866,7 +2913,7 @@
           </w:r>
           <w:r>
             <w:rPr>
-              <w:rFonts w:ascii="宋体" w:eastAsia="宋体" w:hAnsi="宋体" w:cs="宋体" w:hint="eastAsia"/>
+              <w:rFonts w:hint="eastAsia" w:ascii="宋体" w:hAnsi="宋体" w:eastAsia="宋体" w:cs="宋体"/>
               <w:sz w:val="21"/>
               <w:szCs w:val="21"/>
             </w:rPr>
@@ -2931,7 +2978,7 @@
           </w:r>
           <w:r>
             <w:rPr>
-              <w:rFonts w:ascii="宋体" w:eastAsia="宋体" w:hAnsi="宋体" w:cs="宋体" w:hint="eastAsia"/>
+              <w:rFonts w:hint="eastAsia" w:ascii="宋体" w:hAnsi="宋体" w:eastAsia="宋体" w:cs="宋体"/>
               <w:sz w:val="21"/>
               <w:szCs w:val="21"/>
             </w:rPr>
@@ -2940,7 +2987,7 @@
         </w:p>
         <w:p>
           <w:pPr>
-            <w:pStyle w:val="TOC2"/>
+            <w:pStyle w:val="17"/>
             <w:tabs>
               <w:tab w:val="right" w:leader="dot" w:pos="8306"/>
             </w:tabs>
@@ -2951,7 +2998,7 @@
           </w:pPr>
           <w:r>
             <w:rPr>
-              <w:rFonts w:ascii="宋体" w:eastAsia="宋体" w:hAnsi="宋体" w:cs="宋体" w:hint="eastAsia"/>
+              <w:rFonts w:hint="eastAsia" w:ascii="宋体" w:hAnsi="宋体" w:eastAsia="宋体" w:cs="宋体"/>
               <w:sz w:val="21"/>
               <w:szCs w:val="21"/>
             </w:rPr>
@@ -2959,7 +3006,7 @@
           </w:r>
           <w:r>
             <w:rPr>
-              <w:rFonts w:ascii="宋体" w:eastAsia="宋体" w:hAnsi="宋体" w:cs="宋体" w:hint="eastAsia"/>
+              <w:rFonts w:hint="eastAsia" w:ascii="宋体" w:hAnsi="宋体" w:eastAsia="宋体" w:cs="宋体"/>
               <w:sz w:val="21"/>
               <w:szCs w:val="21"/>
             </w:rPr>
@@ -2967,7 +3014,7 @@
           </w:r>
           <w:r>
             <w:rPr>
-              <w:rFonts w:ascii="宋体" w:eastAsia="宋体" w:hAnsi="宋体" w:cs="宋体" w:hint="eastAsia"/>
+              <w:rFonts w:hint="eastAsia" w:ascii="宋体" w:hAnsi="宋体" w:eastAsia="宋体" w:cs="宋体"/>
               <w:sz w:val="21"/>
               <w:szCs w:val="21"/>
             </w:rPr>
@@ -3032,7 +3079,7 @@
           </w:r>
           <w:r>
             <w:rPr>
-              <w:rFonts w:ascii="宋体" w:eastAsia="宋体" w:hAnsi="宋体" w:cs="宋体" w:hint="eastAsia"/>
+              <w:rFonts w:hint="eastAsia" w:ascii="宋体" w:hAnsi="宋体" w:eastAsia="宋体" w:cs="宋体"/>
               <w:sz w:val="21"/>
               <w:szCs w:val="21"/>
             </w:rPr>
@@ -3041,7 +3088,7 @@
         </w:p>
         <w:p>
           <w:pPr>
-            <w:pStyle w:val="TOC3"/>
+            <w:pStyle w:val="13"/>
             <w:tabs>
               <w:tab w:val="right" w:leader="dot" w:pos="8306"/>
             </w:tabs>
@@ -3052,7 +3099,7 @@
           </w:pPr>
           <w:r>
             <w:rPr>
-              <w:rFonts w:ascii="宋体" w:eastAsia="宋体" w:hAnsi="宋体" w:cs="宋体" w:hint="eastAsia"/>
+              <w:rFonts w:hint="eastAsia" w:ascii="宋体" w:hAnsi="宋体" w:eastAsia="宋体" w:cs="宋体"/>
               <w:sz w:val="21"/>
               <w:szCs w:val="21"/>
             </w:rPr>
@@ -3060,7 +3107,7 @@
           </w:r>
           <w:r>
             <w:rPr>
-              <w:rFonts w:ascii="宋体" w:eastAsia="宋体" w:hAnsi="宋体" w:cs="宋体" w:hint="eastAsia"/>
+              <w:rFonts w:hint="eastAsia" w:ascii="宋体" w:hAnsi="宋体" w:eastAsia="宋体" w:cs="宋体"/>
               <w:sz w:val="21"/>
               <w:szCs w:val="21"/>
             </w:rPr>
@@ -3068,7 +3115,7 @@
           </w:r>
           <w:r>
             <w:rPr>
-              <w:rFonts w:ascii="宋体" w:eastAsia="宋体" w:hAnsi="宋体" w:cs="宋体" w:hint="eastAsia"/>
+              <w:rFonts w:hint="eastAsia" w:ascii="宋体" w:hAnsi="宋体" w:eastAsia="宋体" w:cs="宋体"/>
               <w:sz w:val="21"/>
               <w:szCs w:val="21"/>
             </w:rPr>
@@ -3133,7 +3180,7 @@
           </w:r>
           <w:r>
             <w:rPr>
-              <w:rFonts w:ascii="宋体" w:eastAsia="宋体" w:hAnsi="宋体" w:cs="宋体" w:hint="eastAsia"/>
+              <w:rFonts w:hint="eastAsia" w:ascii="宋体" w:hAnsi="宋体" w:eastAsia="宋体" w:cs="宋体"/>
               <w:sz w:val="21"/>
               <w:szCs w:val="21"/>
             </w:rPr>
@@ -3142,7 +3189,7 @@
         </w:p>
         <w:p>
           <w:pPr>
-            <w:pStyle w:val="TOC3"/>
+            <w:pStyle w:val="13"/>
             <w:tabs>
               <w:tab w:val="right" w:leader="dot" w:pos="8306"/>
             </w:tabs>
@@ -3153,7 +3200,7 @@
           </w:pPr>
           <w:r>
             <w:rPr>
-              <w:rFonts w:ascii="宋体" w:eastAsia="宋体" w:hAnsi="宋体" w:cs="宋体" w:hint="eastAsia"/>
+              <w:rFonts w:hint="eastAsia" w:ascii="宋体" w:hAnsi="宋体" w:eastAsia="宋体" w:cs="宋体"/>
               <w:sz w:val="21"/>
               <w:szCs w:val="21"/>
             </w:rPr>
@@ -3161,7 +3208,7 @@
           </w:r>
           <w:r>
             <w:rPr>
-              <w:rFonts w:ascii="宋体" w:eastAsia="宋体" w:hAnsi="宋体" w:cs="宋体" w:hint="eastAsia"/>
+              <w:rFonts w:hint="eastAsia" w:ascii="宋体" w:hAnsi="宋体" w:eastAsia="宋体" w:cs="宋体"/>
               <w:sz w:val="21"/>
               <w:szCs w:val="21"/>
             </w:rPr>
@@ -3169,7 +3216,7 @@
           </w:r>
           <w:r>
             <w:rPr>
-              <w:rFonts w:ascii="宋体" w:eastAsia="宋体" w:hAnsi="宋体" w:cs="宋体" w:hint="eastAsia"/>
+              <w:rFonts w:hint="eastAsia" w:ascii="宋体" w:hAnsi="宋体" w:eastAsia="宋体" w:cs="宋体"/>
               <w:sz w:val="21"/>
               <w:szCs w:val="21"/>
             </w:rPr>
@@ -3234,7 +3281,7 @@
           </w:r>
           <w:r>
             <w:rPr>
-              <w:rFonts w:ascii="宋体" w:eastAsia="宋体" w:hAnsi="宋体" w:cs="宋体" w:hint="eastAsia"/>
+              <w:rFonts w:hint="eastAsia" w:ascii="宋体" w:hAnsi="宋体" w:eastAsia="宋体" w:cs="宋体"/>
               <w:sz w:val="21"/>
               <w:szCs w:val="21"/>
             </w:rPr>
@@ -3243,7 +3290,7 @@
         </w:p>
         <w:p>
           <w:pPr>
-            <w:pStyle w:val="TOC3"/>
+            <w:pStyle w:val="13"/>
             <w:tabs>
               <w:tab w:val="right" w:leader="dot" w:pos="8306"/>
             </w:tabs>
@@ -3254,7 +3301,7 @@
           </w:pPr>
           <w:r>
             <w:rPr>
-              <w:rFonts w:ascii="宋体" w:eastAsia="宋体" w:hAnsi="宋体" w:cs="宋体" w:hint="eastAsia"/>
+              <w:rFonts w:hint="eastAsia" w:ascii="宋体" w:hAnsi="宋体" w:eastAsia="宋体" w:cs="宋体"/>
               <w:sz w:val="21"/>
               <w:szCs w:val="21"/>
             </w:rPr>
@@ -3262,7 +3309,7 @@
           </w:r>
           <w:r>
             <w:rPr>
-              <w:rFonts w:ascii="宋体" w:eastAsia="宋体" w:hAnsi="宋体" w:cs="宋体" w:hint="eastAsia"/>
+              <w:rFonts w:hint="eastAsia" w:ascii="宋体" w:hAnsi="宋体" w:eastAsia="宋体" w:cs="宋体"/>
               <w:sz w:val="21"/>
               <w:szCs w:val="21"/>
             </w:rPr>
@@ -3270,7 +3317,7 @@
           </w:r>
           <w:r>
             <w:rPr>
-              <w:rFonts w:ascii="宋体" w:eastAsia="宋体" w:hAnsi="宋体" w:cs="宋体" w:hint="eastAsia"/>
+              <w:rFonts w:hint="eastAsia" w:ascii="宋体" w:hAnsi="宋体" w:eastAsia="宋体" w:cs="宋体"/>
               <w:sz w:val="21"/>
               <w:szCs w:val="21"/>
             </w:rPr>
@@ -3335,7 +3382,7 @@
           </w:r>
           <w:r>
             <w:rPr>
-              <w:rFonts w:ascii="宋体" w:eastAsia="宋体" w:hAnsi="宋体" w:cs="宋体" w:hint="eastAsia"/>
+              <w:rFonts w:hint="eastAsia" w:ascii="宋体" w:hAnsi="宋体" w:eastAsia="宋体" w:cs="宋体"/>
               <w:sz w:val="21"/>
               <w:szCs w:val="21"/>
             </w:rPr>
@@ -3344,7 +3391,7 @@
         </w:p>
         <w:p>
           <w:pPr>
-            <w:pStyle w:val="TOC2"/>
+            <w:pStyle w:val="17"/>
             <w:tabs>
               <w:tab w:val="right" w:leader="dot" w:pos="8306"/>
             </w:tabs>
@@ -3355,7 +3402,7 @@
           </w:pPr>
           <w:r>
             <w:rPr>
-              <w:rFonts w:ascii="宋体" w:eastAsia="宋体" w:hAnsi="宋体" w:cs="宋体" w:hint="eastAsia"/>
+              <w:rFonts w:hint="eastAsia" w:ascii="宋体" w:hAnsi="宋体" w:eastAsia="宋体" w:cs="宋体"/>
               <w:sz w:val="21"/>
               <w:szCs w:val="21"/>
             </w:rPr>
@@ -3363,7 +3410,7 @@
           </w:r>
           <w:r>
             <w:rPr>
-              <w:rFonts w:ascii="宋体" w:eastAsia="宋体" w:hAnsi="宋体" w:cs="宋体" w:hint="eastAsia"/>
+              <w:rFonts w:hint="eastAsia" w:ascii="宋体" w:hAnsi="宋体" w:eastAsia="宋体" w:cs="宋体"/>
               <w:sz w:val="21"/>
               <w:szCs w:val="21"/>
             </w:rPr>
@@ -3371,7 +3418,7 @@
           </w:r>
           <w:r>
             <w:rPr>
-              <w:rFonts w:ascii="宋体" w:eastAsia="宋体" w:hAnsi="宋体" w:cs="宋体" w:hint="eastAsia"/>
+              <w:rFonts w:hint="eastAsia" w:ascii="宋体" w:hAnsi="宋体" w:eastAsia="宋体" w:cs="宋体"/>
               <w:sz w:val="21"/>
               <w:szCs w:val="21"/>
             </w:rPr>
@@ -3436,7 +3483,7 @@
           </w:r>
           <w:r>
             <w:rPr>
-              <w:rFonts w:ascii="宋体" w:eastAsia="宋体" w:hAnsi="宋体" w:cs="宋体" w:hint="eastAsia"/>
+              <w:rFonts w:hint="eastAsia" w:ascii="宋体" w:hAnsi="宋体" w:eastAsia="宋体" w:cs="宋体"/>
               <w:sz w:val="21"/>
               <w:szCs w:val="21"/>
             </w:rPr>
@@ -3445,7 +3492,7 @@
         </w:p>
         <w:p>
           <w:pPr>
-            <w:pStyle w:val="TOC2"/>
+            <w:pStyle w:val="17"/>
             <w:tabs>
               <w:tab w:val="right" w:leader="dot" w:pos="8306"/>
             </w:tabs>
@@ -3456,7 +3503,7 @@
           </w:pPr>
           <w:r>
             <w:rPr>
-              <w:rFonts w:ascii="宋体" w:eastAsia="宋体" w:hAnsi="宋体" w:cs="宋体" w:hint="eastAsia"/>
+              <w:rFonts w:hint="eastAsia" w:ascii="宋体" w:hAnsi="宋体" w:eastAsia="宋体" w:cs="宋体"/>
               <w:sz w:val="21"/>
               <w:szCs w:val="21"/>
             </w:rPr>
@@ -3464,7 +3511,7 @@
           </w:r>
           <w:r>
             <w:rPr>
-              <w:rFonts w:ascii="宋体" w:eastAsia="宋体" w:hAnsi="宋体" w:cs="宋体" w:hint="eastAsia"/>
+              <w:rFonts w:hint="eastAsia" w:ascii="宋体" w:hAnsi="宋体" w:eastAsia="宋体" w:cs="宋体"/>
               <w:sz w:val="21"/>
               <w:szCs w:val="21"/>
             </w:rPr>
@@ -3472,7 +3519,7 @@
           </w:r>
           <w:r>
             <w:rPr>
-              <w:rFonts w:ascii="宋体" w:eastAsia="宋体" w:hAnsi="宋体" w:cs="宋体" w:hint="eastAsia"/>
+              <w:rFonts w:hint="eastAsia" w:ascii="宋体" w:hAnsi="宋体" w:eastAsia="宋体" w:cs="宋体"/>
               <w:sz w:val="21"/>
               <w:szCs w:val="21"/>
             </w:rPr>
@@ -3537,7 +3584,7 @@
           </w:r>
           <w:r>
             <w:rPr>
-              <w:rFonts w:ascii="宋体" w:eastAsia="宋体" w:hAnsi="宋体" w:cs="宋体" w:hint="eastAsia"/>
+              <w:rFonts w:hint="eastAsia" w:ascii="宋体" w:hAnsi="宋体" w:eastAsia="宋体" w:cs="宋体"/>
               <w:sz w:val="21"/>
               <w:szCs w:val="21"/>
             </w:rPr>
@@ -3546,7 +3593,7 @@
         </w:p>
         <w:p>
           <w:pPr>
-            <w:pStyle w:val="TOC2"/>
+            <w:pStyle w:val="17"/>
             <w:tabs>
               <w:tab w:val="right" w:leader="dot" w:pos="8306"/>
             </w:tabs>
@@ -3557,7 +3604,7 @@
           </w:pPr>
           <w:r>
             <w:rPr>
-              <w:rFonts w:ascii="宋体" w:eastAsia="宋体" w:hAnsi="宋体" w:cs="宋体" w:hint="eastAsia"/>
+              <w:rFonts w:hint="eastAsia" w:ascii="宋体" w:hAnsi="宋体" w:eastAsia="宋体" w:cs="宋体"/>
               <w:sz w:val="21"/>
               <w:szCs w:val="21"/>
             </w:rPr>
@@ -3565,7 +3612,7 @@
           </w:r>
           <w:r>
             <w:rPr>
-              <w:rFonts w:ascii="宋体" w:eastAsia="宋体" w:hAnsi="宋体" w:cs="宋体" w:hint="eastAsia"/>
+              <w:rFonts w:hint="eastAsia" w:ascii="宋体" w:hAnsi="宋体" w:eastAsia="宋体" w:cs="宋体"/>
               <w:sz w:val="21"/>
               <w:szCs w:val="21"/>
             </w:rPr>
@@ -3573,7 +3620,7 @@
           </w:r>
           <w:r>
             <w:rPr>
-              <w:rFonts w:ascii="宋体" w:eastAsia="宋体" w:hAnsi="宋体" w:cs="宋体" w:hint="eastAsia"/>
+              <w:rFonts w:hint="eastAsia" w:ascii="宋体" w:hAnsi="宋体" w:eastAsia="宋体" w:cs="宋体"/>
               <w:sz w:val="21"/>
               <w:szCs w:val="21"/>
             </w:rPr>
@@ -3638,7 +3685,7 @@
           </w:r>
           <w:r>
             <w:rPr>
-              <w:rFonts w:ascii="宋体" w:eastAsia="宋体" w:hAnsi="宋体" w:cs="宋体" w:hint="eastAsia"/>
+              <w:rFonts w:hint="eastAsia" w:ascii="宋体" w:hAnsi="宋体" w:eastAsia="宋体" w:cs="宋体"/>
               <w:sz w:val="21"/>
               <w:szCs w:val="21"/>
             </w:rPr>
@@ -3647,7 +3694,7 @@
         </w:p>
         <w:p>
           <w:pPr>
-            <w:pStyle w:val="TOC2"/>
+            <w:pStyle w:val="17"/>
             <w:tabs>
               <w:tab w:val="right" w:leader="dot" w:pos="8306"/>
             </w:tabs>
@@ -3658,7 +3705,7 @@
           </w:pPr>
           <w:r>
             <w:rPr>
-              <w:rFonts w:ascii="宋体" w:eastAsia="宋体" w:hAnsi="宋体" w:cs="宋体" w:hint="eastAsia"/>
+              <w:rFonts w:hint="eastAsia" w:ascii="宋体" w:hAnsi="宋体" w:eastAsia="宋体" w:cs="宋体"/>
               <w:sz w:val="21"/>
               <w:szCs w:val="21"/>
             </w:rPr>
@@ -3666,7 +3713,7 @@
           </w:r>
           <w:r>
             <w:rPr>
-              <w:rFonts w:ascii="宋体" w:eastAsia="宋体" w:hAnsi="宋体" w:cs="宋体" w:hint="eastAsia"/>
+              <w:rFonts w:hint="eastAsia" w:ascii="宋体" w:hAnsi="宋体" w:eastAsia="宋体" w:cs="宋体"/>
               <w:sz w:val="21"/>
               <w:szCs w:val="21"/>
             </w:rPr>
@@ -3674,7 +3721,7 @@
           </w:r>
           <w:r>
             <w:rPr>
-              <w:rFonts w:ascii="宋体" w:eastAsia="宋体" w:hAnsi="宋体" w:cs="宋体" w:hint="eastAsia"/>
+              <w:rFonts w:hint="eastAsia" w:ascii="宋体" w:hAnsi="宋体" w:eastAsia="宋体" w:cs="宋体"/>
               <w:sz w:val="21"/>
               <w:szCs w:val="21"/>
             </w:rPr>
@@ -3739,7 +3786,7 @@
           </w:r>
           <w:r>
             <w:rPr>
-              <w:rFonts w:ascii="宋体" w:eastAsia="宋体" w:hAnsi="宋体" w:cs="宋体" w:hint="eastAsia"/>
+              <w:rFonts w:hint="eastAsia" w:ascii="宋体" w:hAnsi="宋体" w:eastAsia="宋体" w:cs="宋体"/>
               <w:sz w:val="21"/>
               <w:szCs w:val="21"/>
             </w:rPr>
@@ -3748,7 +3795,7 @@
         </w:p>
         <w:p>
           <w:pPr>
-            <w:pStyle w:val="TOC2"/>
+            <w:pStyle w:val="17"/>
             <w:tabs>
               <w:tab w:val="right" w:leader="dot" w:pos="8306"/>
             </w:tabs>
@@ -3759,7 +3806,7 @@
           </w:pPr>
           <w:r>
             <w:rPr>
-              <w:rFonts w:ascii="宋体" w:eastAsia="宋体" w:hAnsi="宋体" w:cs="宋体" w:hint="eastAsia"/>
+              <w:rFonts w:hint="eastAsia" w:ascii="宋体" w:hAnsi="宋体" w:eastAsia="宋体" w:cs="宋体"/>
               <w:sz w:val="21"/>
               <w:szCs w:val="21"/>
             </w:rPr>
@@ -3767,7 +3814,7 @@
           </w:r>
           <w:r>
             <w:rPr>
-              <w:rFonts w:ascii="宋体" w:eastAsia="宋体" w:hAnsi="宋体" w:cs="宋体" w:hint="eastAsia"/>
+              <w:rFonts w:hint="eastAsia" w:ascii="宋体" w:hAnsi="宋体" w:eastAsia="宋体" w:cs="宋体"/>
               <w:sz w:val="21"/>
               <w:szCs w:val="21"/>
             </w:rPr>
@@ -3775,7 +3822,7 @@
           </w:r>
           <w:r>
             <w:rPr>
-              <w:rFonts w:ascii="宋体" w:eastAsia="宋体" w:hAnsi="宋体" w:cs="宋体" w:hint="eastAsia"/>
+              <w:rFonts w:hint="eastAsia" w:ascii="宋体" w:hAnsi="宋体" w:eastAsia="宋体" w:cs="宋体"/>
               <w:sz w:val="21"/>
               <w:szCs w:val="21"/>
             </w:rPr>
@@ -3840,7 +3887,7 @@
           </w:r>
           <w:r>
             <w:rPr>
-              <w:rFonts w:ascii="宋体" w:eastAsia="宋体" w:hAnsi="宋体" w:cs="宋体" w:hint="eastAsia"/>
+              <w:rFonts w:hint="eastAsia" w:ascii="宋体" w:hAnsi="宋体" w:eastAsia="宋体" w:cs="宋体"/>
               <w:sz w:val="21"/>
               <w:szCs w:val="21"/>
             </w:rPr>
@@ -3849,7 +3896,7 @@
         </w:p>
         <w:p>
           <w:pPr>
-            <w:pStyle w:val="TOC2"/>
+            <w:pStyle w:val="17"/>
             <w:tabs>
               <w:tab w:val="right" w:leader="dot" w:pos="8306"/>
             </w:tabs>
@@ -3860,7 +3907,7 @@
           </w:pPr>
           <w:r>
             <w:rPr>
-              <w:rFonts w:ascii="宋体" w:eastAsia="宋体" w:hAnsi="宋体" w:cs="宋体" w:hint="eastAsia"/>
+              <w:rFonts w:hint="eastAsia" w:ascii="宋体" w:hAnsi="宋体" w:eastAsia="宋体" w:cs="宋体"/>
               <w:sz w:val="21"/>
               <w:szCs w:val="21"/>
             </w:rPr>
@@ -3868,7 +3915,7 @@
           </w:r>
           <w:r>
             <w:rPr>
-              <w:rFonts w:ascii="宋体" w:eastAsia="宋体" w:hAnsi="宋体" w:cs="宋体" w:hint="eastAsia"/>
+              <w:rFonts w:hint="eastAsia" w:ascii="宋体" w:hAnsi="宋体" w:eastAsia="宋体" w:cs="宋体"/>
               <w:sz w:val="21"/>
               <w:szCs w:val="21"/>
             </w:rPr>
@@ -3876,7 +3923,7 @@
           </w:r>
           <w:r>
             <w:rPr>
-              <w:rFonts w:ascii="宋体" w:eastAsia="宋体" w:hAnsi="宋体" w:cs="宋体" w:hint="eastAsia"/>
+              <w:rFonts w:hint="eastAsia" w:ascii="宋体" w:hAnsi="宋体" w:eastAsia="宋体" w:cs="宋体"/>
               <w:sz w:val="21"/>
               <w:szCs w:val="21"/>
             </w:rPr>
@@ -3941,7 +3988,7 @@
           </w:r>
           <w:r>
             <w:rPr>
-              <w:rFonts w:ascii="宋体" w:eastAsia="宋体" w:hAnsi="宋体" w:cs="宋体" w:hint="eastAsia"/>
+              <w:rFonts w:hint="eastAsia" w:ascii="宋体" w:hAnsi="宋体" w:eastAsia="宋体" w:cs="宋体"/>
               <w:sz w:val="21"/>
               <w:szCs w:val="21"/>
             </w:rPr>
@@ -3950,7 +3997,7 @@
         </w:p>
         <w:p>
           <w:pPr>
-            <w:pStyle w:val="TOC2"/>
+            <w:pStyle w:val="17"/>
             <w:tabs>
               <w:tab w:val="right" w:leader="dot" w:pos="8306"/>
             </w:tabs>
@@ -3961,7 +4008,7 @@
           </w:pPr>
           <w:r>
             <w:rPr>
-              <w:rFonts w:ascii="宋体" w:eastAsia="宋体" w:hAnsi="宋体" w:cs="宋体" w:hint="eastAsia"/>
+              <w:rFonts w:hint="eastAsia" w:ascii="宋体" w:hAnsi="宋体" w:eastAsia="宋体" w:cs="宋体"/>
               <w:sz w:val="21"/>
               <w:szCs w:val="21"/>
             </w:rPr>
@@ -3969,7 +4016,7 @@
           </w:r>
           <w:r>
             <w:rPr>
-              <w:rFonts w:ascii="宋体" w:eastAsia="宋体" w:hAnsi="宋体" w:cs="宋体" w:hint="eastAsia"/>
+              <w:rFonts w:hint="eastAsia" w:ascii="宋体" w:hAnsi="宋体" w:eastAsia="宋体" w:cs="宋体"/>
               <w:sz w:val="21"/>
               <w:szCs w:val="21"/>
             </w:rPr>
@@ -3977,7 +4024,7 @@
           </w:r>
           <w:r>
             <w:rPr>
-              <w:rFonts w:ascii="宋体" w:eastAsia="宋体" w:hAnsi="宋体" w:cs="宋体" w:hint="eastAsia"/>
+              <w:rFonts w:hint="eastAsia" w:ascii="宋体" w:hAnsi="宋体" w:eastAsia="宋体" w:cs="宋体"/>
               <w:sz w:val="21"/>
               <w:szCs w:val="21"/>
             </w:rPr>
@@ -4045,7 +4092,7 @@
           </w:r>
           <w:r>
             <w:rPr>
-              <w:rFonts w:ascii="宋体" w:eastAsia="宋体" w:hAnsi="宋体" w:cs="宋体" w:hint="eastAsia"/>
+              <w:rFonts w:hint="eastAsia" w:ascii="宋体" w:hAnsi="宋体" w:eastAsia="宋体" w:cs="宋体"/>
               <w:sz w:val="21"/>
               <w:szCs w:val="21"/>
             </w:rPr>
@@ -4054,7 +4101,7 @@
         </w:p>
         <w:p>
           <w:pPr>
-            <w:pStyle w:val="TOC1"/>
+            <w:pStyle w:val="16"/>
             <w:tabs>
               <w:tab w:val="right" w:leader="dot" w:pos="8306"/>
             </w:tabs>
@@ -4065,7 +4112,7 @@
           </w:pPr>
           <w:r>
             <w:rPr>
-              <w:rFonts w:ascii="宋体" w:eastAsia="宋体" w:hAnsi="宋体" w:cs="宋体" w:hint="eastAsia"/>
+              <w:rFonts w:hint="eastAsia" w:ascii="宋体" w:hAnsi="宋体" w:eastAsia="宋体" w:cs="宋体"/>
               <w:sz w:val="21"/>
               <w:szCs w:val="21"/>
             </w:rPr>
@@ -4073,7 +4120,7 @@
           </w:r>
           <w:r>
             <w:rPr>
-              <w:rFonts w:ascii="宋体" w:eastAsia="宋体" w:hAnsi="宋体" w:cs="宋体" w:hint="eastAsia"/>
+              <w:rFonts w:hint="eastAsia" w:ascii="宋体" w:hAnsi="宋体" w:eastAsia="宋体" w:cs="宋体"/>
               <w:sz w:val="21"/>
               <w:szCs w:val="21"/>
             </w:rPr>
@@ -4081,7 +4128,7 @@
           </w:r>
           <w:r>
             <w:rPr>
-              <w:rFonts w:ascii="宋体" w:eastAsia="宋体" w:hAnsi="宋体" w:cs="宋体" w:hint="eastAsia"/>
+              <w:rFonts w:hint="eastAsia" w:ascii="宋体" w:hAnsi="宋体" w:eastAsia="宋体" w:cs="宋体"/>
               <w:sz w:val="21"/>
               <w:szCs w:val="21"/>
             </w:rPr>
@@ -4089,7 +4136,7 @@
           </w:r>
           <w:r>
             <w:rPr>
-              <w:rFonts w:eastAsia="宋体" w:hint="default"/>
+              <w:rFonts w:hint="default" w:eastAsia="宋体"/>
               <w:sz w:val="21"/>
               <w:szCs w:val="21"/>
               <w:lang w:val="en-US" w:eastAsia="zh-CN"/>
@@ -4098,7 +4145,7 @@
           </w:r>
           <w:r>
             <w:rPr>
-              <w:rFonts w:eastAsia="宋体" w:hint="eastAsia"/>
+              <w:rFonts w:hint="eastAsia" w:eastAsia="宋体"/>
               <w:sz w:val="21"/>
               <w:szCs w:val="21"/>
               <w:lang w:val="en-US" w:eastAsia="zh-CN"/>
@@ -4149,7 +4196,7 @@
           </w:r>
           <w:r>
             <w:rPr>
-              <w:rFonts w:ascii="宋体" w:eastAsia="宋体" w:hAnsi="宋体" w:cs="宋体" w:hint="eastAsia"/>
+              <w:rFonts w:hint="eastAsia" w:ascii="宋体" w:hAnsi="宋体" w:eastAsia="宋体" w:cs="宋体"/>
               <w:sz w:val="21"/>
               <w:szCs w:val="21"/>
             </w:rPr>
@@ -4158,7 +4205,7 @@
         </w:p>
         <w:p>
           <w:pPr>
-            <w:pStyle w:val="TOC1"/>
+            <w:pStyle w:val="16"/>
             <w:tabs>
               <w:tab w:val="right" w:leader="dot" w:pos="8306"/>
             </w:tabs>
@@ -4169,7 +4216,7 @@
           </w:pPr>
           <w:r>
             <w:rPr>
-              <w:rFonts w:ascii="宋体" w:eastAsia="宋体" w:hAnsi="宋体" w:cs="宋体" w:hint="eastAsia"/>
+              <w:rFonts w:hint="eastAsia" w:ascii="宋体" w:hAnsi="宋体" w:eastAsia="宋体" w:cs="宋体"/>
               <w:sz w:val="21"/>
               <w:szCs w:val="21"/>
             </w:rPr>
@@ -4177,7 +4224,7 @@
           </w:r>
           <w:r>
             <w:rPr>
-              <w:rFonts w:ascii="宋体" w:eastAsia="宋体" w:hAnsi="宋体" w:cs="宋体" w:hint="eastAsia"/>
+              <w:rFonts w:hint="eastAsia" w:ascii="宋体" w:hAnsi="宋体" w:eastAsia="宋体" w:cs="宋体"/>
               <w:sz w:val="21"/>
               <w:szCs w:val="21"/>
             </w:rPr>
@@ -4185,7 +4232,7 @@
           </w:r>
           <w:r>
             <w:rPr>
-              <w:rFonts w:ascii="宋体" w:eastAsia="宋体" w:hAnsi="宋体" w:cs="宋体" w:hint="eastAsia"/>
+              <w:rFonts w:hint="eastAsia" w:ascii="宋体" w:hAnsi="宋体" w:eastAsia="宋体" w:cs="宋体"/>
               <w:sz w:val="21"/>
               <w:szCs w:val="21"/>
             </w:rPr>
@@ -4253,7 +4300,7 @@
           </w:r>
           <w:r>
             <w:rPr>
-              <w:rFonts w:ascii="宋体" w:eastAsia="宋体" w:hAnsi="宋体" w:cs="宋体" w:hint="eastAsia"/>
+              <w:rFonts w:hint="eastAsia" w:ascii="宋体" w:hAnsi="宋体" w:eastAsia="宋体" w:cs="宋体"/>
               <w:sz w:val="21"/>
               <w:szCs w:val="21"/>
             </w:rPr>
@@ -4262,7 +4309,7 @@
         </w:p>
         <w:p>
           <w:pPr>
-            <w:pStyle w:val="TOC1"/>
+            <w:pStyle w:val="16"/>
             <w:tabs>
               <w:tab w:val="right" w:leader="dot" w:pos="8306"/>
             </w:tabs>
@@ -4273,7 +4320,7 @@
           </w:pPr>
           <w:r>
             <w:rPr>
-              <w:rFonts w:ascii="宋体" w:eastAsia="宋体" w:hAnsi="宋体" w:cs="宋体" w:hint="eastAsia"/>
+              <w:rFonts w:hint="eastAsia" w:ascii="宋体" w:hAnsi="宋体" w:eastAsia="宋体" w:cs="宋体"/>
               <w:sz w:val="21"/>
               <w:szCs w:val="21"/>
             </w:rPr>
@@ -4281,7 +4328,7 @@
           </w:r>
           <w:r>
             <w:rPr>
-              <w:rFonts w:ascii="宋体" w:eastAsia="宋体" w:hAnsi="宋体" w:cs="宋体" w:hint="eastAsia"/>
+              <w:rFonts w:hint="eastAsia" w:ascii="宋体" w:hAnsi="宋体" w:eastAsia="宋体" w:cs="宋体"/>
               <w:sz w:val="21"/>
               <w:szCs w:val="21"/>
             </w:rPr>
@@ -4289,7 +4336,7 @@
           </w:r>
           <w:r>
             <w:rPr>
-              <w:rFonts w:ascii="宋体" w:eastAsia="宋体" w:hAnsi="宋体" w:cs="宋体" w:hint="eastAsia"/>
+              <w:rFonts w:hint="eastAsia" w:ascii="宋体" w:hAnsi="宋体" w:eastAsia="宋体" w:cs="宋体"/>
               <w:sz w:val="21"/>
               <w:szCs w:val="21"/>
             </w:rPr>
@@ -4357,7 +4404,7 @@
           </w:r>
           <w:r>
             <w:rPr>
-              <w:rFonts w:ascii="宋体" w:eastAsia="宋体" w:hAnsi="宋体" w:cs="宋体" w:hint="eastAsia"/>
+              <w:rFonts w:hint="eastAsia" w:ascii="宋体" w:hAnsi="宋体" w:eastAsia="宋体" w:cs="宋体"/>
               <w:sz w:val="21"/>
               <w:szCs w:val="21"/>
             </w:rPr>
@@ -4368,7 +4415,7 @@
           <w:pPr>
             <w:bidi w:val="0"/>
             <w:rPr>
-              <w:rFonts w:ascii="宋体" w:eastAsia="宋体" w:hAnsi="宋体" w:cs="宋体" w:hint="eastAsia"/>
+              <w:rFonts w:hint="eastAsia" w:ascii="宋体" w:hAnsi="宋体" w:eastAsia="宋体" w:cs="宋体"/>
               <w:snapToGrid w:val="0"/>
               <w:color w:val="000000"/>
               <w:kern w:val="0"/>
@@ -4379,7 +4426,7 @@
           </w:pPr>
           <w:r>
             <w:rPr>
-              <w:rFonts w:ascii="宋体" w:eastAsia="宋体" w:hAnsi="宋体" w:cs="宋体" w:hint="eastAsia"/>
+              <w:rFonts w:hint="eastAsia" w:ascii="宋体" w:hAnsi="宋体" w:eastAsia="宋体" w:cs="宋体"/>
               <w:sz w:val="21"/>
               <w:szCs w:val="21"/>
             </w:rPr>
@@ -4391,7 +4438,7 @@
     <w:p>
       <w:pPr>
         <w:rPr>
-          <w:rFonts w:ascii="Arial" w:eastAsia="Arial" w:hAnsi="Arial" w:cs="Arial"/>
+          <w:rFonts w:ascii="Arial" w:hAnsi="Arial" w:eastAsia="Arial" w:cs="Arial"/>
           <w:snapToGrid w:val="0"/>
           <w:color w:val="000000"/>
           <w:kern w:val="0"/>
@@ -4402,7 +4449,7 @@
       </w:pPr>
       <w:r>
         <w:rPr>
-          <w:rFonts w:ascii="Arial" w:eastAsia="Arial" w:hAnsi="Arial" w:cs="Arial"/>
+          <w:rFonts w:ascii="Arial" w:hAnsi="Arial" w:eastAsia="Arial" w:cs="Arial"/>
           <w:snapToGrid w:val="0"/>
           <w:color w:val="000000"/>
           <w:kern w:val="0"/>
@@ -4415,7 +4462,7 @@
     </w:p>
     <w:p>
       <w:pPr>
-        <w:pStyle w:val="1"/>
+        <w:pStyle w:val="28"/>
         <w:bidi w:val="0"/>
       </w:pPr>
       <w:bookmarkStart w:id="2" w:name="_Toc6014"/>
@@ -4426,7 +4473,7 @@
     </w:p>
     <w:p>
       <w:pPr>
-        <w:pStyle w:val="a1"/>
+        <w:pStyle w:val="29"/>
         <w:bidi w:val="0"/>
       </w:pPr>
       <w:r>
@@ -4435,7 +4482,7 @@
     </w:p>
     <w:p>
       <w:pPr>
-        <w:pStyle w:val="1"/>
+        <w:pStyle w:val="28"/>
         <w:bidi w:val="0"/>
         <w:rPr>
           <w:rFonts w:hint="eastAsia"/>
@@ -4454,7 +4501,7 @@
     </w:p>
     <w:p>
       <w:pPr>
-        <w:pStyle w:val="a1"/>
+        <w:pStyle w:val="29"/>
         <w:bidi w:val="0"/>
         <w:rPr>
           <w:rFonts w:hint="default"/>
@@ -4472,7 +4519,7 @@
     </w:p>
     <w:p>
       <w:pPr>
-        <w:pStyle w:val="2"/>
+        <w:pStyle w:val="30"/>
         <w:bidi w:val="0"/>
         <w:rPr>
           <w:rFonts w:hint="default"/>
@@ -4491,13 +4538,13 @@
     </w:p>
     <w:p>
       <w:pPr>
-        <w:pStyle w:val="a1"/>
+        <w:pStyle w:val="29"/>
         <w:numPr>
           <w:ilvl w:val="0"/>
           <w:numId w:val="2"/>
         </w:numPr>
         <w:bidi w:val="0"/>
-        <w:ind w:left="425" w:hanging="425" w:leftChars="0" w:firstLineChars="0"/>
+        <w:ind w:left="425" w:leftChars="0" w:hanging="425" w:firstLineChars="0"/>
       </w:pPr>
       <w:r>
         <w:t>软件库：指用于集中存储、管理公司各类软件的仓库，包括物理存储介质和电子存储系统。</w:t>
@@ -4505,13 +4552,13 @@
     </w:p>
     <w:p>
       <w:pPr>
-        <w:pStyle w:val="a1"/>
+        <w:pStyle w:val="29"/>
         <w:numPr>
           <w:ilvl w:val="0"/>
           <w:numId w:val="2"/>
         </w:numPr>
         <w:bidi w:val="0"/>
-        <w:ind w:left="425" w:hanging="425" w:leftChars="0" w:firstLineChars="0"/>
+        <w:ind w:left="425" w:leftChars="0" w:hanging="425" w:firstLineChars="0"/>
       </w:pPr>
       <w:r>
         <w:t>系统软件：指控制和协调计算机及外部设备，支持应用软件开发和运行的系统，如操作系统、数据库管理系统等。</w:t>
@@ -4519,13 +4566,13 @@
     </w:p>
     <w:p>
       <w:pPr>
-        <w:pStyle w:val="a1"/>
+        <w:pStyle w:val="29"/>
         <w:numPr>
           <w:ilvl w:val="0"/>
           <w:numId w:val="2"/>
         </w:numPr>
         <w:bidi w:val="0"/>
-        <w:ind w:left="425" w:hanging="425" w:leftChars="0" w:firstLineChars="0"/>
+        <w:ind w:left="425" w:leftChars="0" w:hanging="425" w:firstLineChars="0"/>
       </w:pPr>
       <w:r>
         <w:t>应用软件：指为满足特定业务需求而开发或购买的软件，如办公软件、业务管理系统等。</w:t>
@@ -4533,13 +4580,13 @@
     </w:p>
     <w:p>
       <w:pPr>
-        <w:pStyle w:val="a1"/>
+        <w:pStyle w:val="29"/>
         <w:numPr>
           <w:ilvl w:val="0"/>
           <w:numId w:val="2"/>
         </w:numPr>
         <w:bidi w:val="0"/>
-        <w:ind w:left="425" w:hanging="425" w:leftChars="0" w:firstLineChars="0"/>
+        <w:ind w:left="425" w:leftChars="0" w:hanging="425" w:firstLineChars="0"/>
       </w:pPr>
       <w:r>
         <w:t>工具软件：指用于辅助软件开发、测试、运维等工作的软件，如编译工具、测试工具、监控工具等。</w:t>
@@ -4547,7 +4594,7 @@
     </w:p>
     <w:p>
       <w:pPr>
-        <w:pStyle w:val="1"/>
+        <w:pStyle w:val="28"/>
         <w:bidi w:val="0"/>
       </w:pPr>
       <w:bookmarkStart w:id="5" w:name="_Toc13147"/>
@@ -4565,7 +4612,7 @@
     </w:p>
     <w:p>
       <w:pPr>
-        <w:pStyle w:val="a1"/>
+        <w:pStyle w:val="29"/>
         <w:bidi w:val="0"/>
       </w:pPr>
       <w:r>
@@ -4574,7 +4621,7 @@
     </w:p>
     <w:p>
       <w:pPr>
-        <w:pStyle w:val="1"/>
+        <w:pStyle w:val="28"/>
         <w:bidi w:val="0"/>
         <w:rPr>
           <w:rFonts w:hint="eastAsia"/>
@@ -4593,7 +4640,7 @@
     </w:p>
     <w:p>
       <w:pPr>
-        <w:pStyle w:val="2"/>
+        <w:pStyle w:val="30"/>
         <w:bidi w:val="0"/>
       </w:pPr>
       <w:bookmarkStart w:id="7" w:name="_Toc13632"/>
@@ -4680,7 +4727,7 @@
     </w:p>
     <w:p>
       <w:pPr>
-        <w:pStyle w:val="2"/>
+        <w:pStyle w:val="30"/>
         <w:bidi w:val="0"/>
       </w:pPr>
       <w:bookmarkStart w:id="8" w:name="bookmark7"/>
@@ -4745,7 +4792,7 @@
     </w:p>
     <w:p>
       <w:pPr>
-        <w:pStyle w:val="2"/>
+        <w:pStyle w:val="30"/>
         <w:bidi w:val="0"/>
       </w:pPr>
       <w:bookmarkStart w:id="10" w:name="bookmark8"/>
@@ -4763,7 +4810,7 @@
           <w:numId w:val="5"/>
         </w:numPr>
         <w:bidi w:val="0"/>
-        <w:ind w:left="425" w:hanging="425" w:leftChars="0" w:firstLineChars="0"/>
+        <w:ind w:left="425" w:leftChars="0" w:hanging="425" w:firstLineChars="0"/>
       </w:pPr>
       <w:r>
         <w:t>根据审批通过的软件采购申请，负责软件的采购工作，确保采购的软件符合相关要求。</w:t>
@@ -4776,7 +4823,7 @@
           <w:numId w:val="5"/>
         </w:numPr>
         <w:bidi w:val="0"/>
-        <w:ind w:left="425" w:hanging="425" w:leftChars="0" w:firstLineChars="0"/>
+        <w:ind w:left="425" w:leftChars="0" w:hanging="425" w:firstLineChars="0"/>
       </w:pPr>
       <w:r>
         <w:t>索取软件的合法授权证明、安装介质、使用手册等，并及时移交运维部。</w:t>
@@ -4784,7 +4831,7 @@
     </w:p>
     <w:p>
       <w:pPr>
-        <w:pStyle w:val="1"/>
+        <w:pStyle w:val="28"/>
         <w:bidi w:val="0"/>
         <w:rPr>
           <w:rFonts w:hint="default"/>
@@ -4810,7 +4857,7 @@
     </w:p>
     <w:p>
       <w:pPr>
-        <w:pStyle w:val="2"/>
+        <w:pStyle w:val="30"/>
         <w:bidi w:val="0"/>
       </w:pPr>
       <w:bookmarkStart w:id="13" w:name="_Toc1277"/>
@@ -4821,7 +4868,7 @@
     </w:p>
     <w:p>
       <w:pPr>
-        <w:pStyle w:val="3"/>
+        <w:pStyle w:val="31"/>
         <w:bidi w:val="0"/>
       </w:pPr>
       <w:bookmarkStart w:id="14" w:name="bookmark10"/>
@@ -4839,7 +4886,7 @@
           <w:numId w:val="6"/>
         </w:numPr>
         <w:bidi w:val="0"/>
-        <w:ind w:left="425" w:hanging="425" w:leftChars="0" w:firstLineChars="0"/>
+        <w:ind w:left="425" w:leftChars="0" w:hanging="425" w:firstLineChars="0"/>
       </w:pPr>
       <w:r>
         <w:t>软件采购</w:t>
@@ -4882,7 +4929,7 @@
           <w:numId w:val="6"/>
         </w:numPr>
         <w:bidi w:val="0"/>
-        <w:ind w:left="425" w:hanging="425" w:leftChars="0" w:firstLineChars="0"/>
+        <w:ind w:left="425" w:leftChars="0" w:hanging="425" w:firstLineChars="0"/>
       </w:pPr>
       <w:r>
         <w:t>申请资料应真实、完整、准确，确保软件的合法性和可用性。</w:t>
@@ -4890,7 +4937,7 @@
     </w:p>
     <w:p>
       <w:pPr>
-        <w:pStyle w:val="3"/>
+        <w:pStyle w:val="31"/>
         <w:bidi w:val="0"/>
       </w:pPr>
       <w:bookmarkStart w:id="16" w:name="bookmark11"/>
@@ -4908,7 +4955,7 @@
           <w:numId w:val="7"/>
         </w:numPr>
         <w:bidi w:val="0"/>
-        <w:ind w:left="425" w:hanging="425" w:leftChars="0" w:firstLineChars="0"/>
+        <w:ind w:left="425" w:leftChars="0" w:hanging="425" w:firstLineChars="0"/>
       </w:pPr>
       <w:r>
         <w:rPr>
@@ -4928,7 +4975,7 @@
           <w:numId w:val="7"/>
         </w:numPr>
         <w:bidi w:val="0"/>
-        <w:ind w:left="425" w:hanging="425" w:leftChars="0" w:firstLineChars="0"/>
+        <w:ind w:left="425" w:leftChars="0" w:hanging="425" w:firstLineChars="0"/>
       </w:pPr>
       <w:r>
         <w:t>审核内容包括：软件是否具有合法的授权证明；软件安装程序、文档等是否完整；软件是否存在病毒、恶意代码等安全隐患；软件是否符合公司的技术标准和业务需求。</w:t>
@@ -4941,7 +4988,7 @@
           <w:numId w:val="7"/>
         </w:numPr>
         <w:bidi w:val="0"/>
-        <w:ind w:left="425" w:hanging="425" w:leftChars="0" w:firstLineChars="0"/>
+        <w:ind w:left="425" w:leftChars="0" w:hanging="425" w:firstLineChars="0"/>
       </w:pPr>
       <w:r>
         <w:t>审核通过后，</w:t>
@@ -4959,7 +5006,7 @@
     </w:p>
     <w:p>
       <w:pPr>
-        <w:pStyle w:val="3"/>
+        <w:pStyle w:val="31"/>
         <w:bidi w:val="0"/>
       </w:pPr>
       <w:bookmarkStart w:id="18" w:name="bookmark12"/>
@@ -4977,7 +5024,7 @@
           <w:numId w:val="8"/>
         </w:numPr>
         <w:bidi w:val="0"/>
-        <w:ind w:left="425" w:hanging="425" w:leftChars="0" w:firstLineChars="0"/>
+        <w:ind w:left="425" w:leftChars="0" w:hanging="425" w:firstLineChars="0"/>
       </w:pPr>
       <w:r>
         <w:t>审核通过的软件，</w:t>
@@ -5000,7 +5047,7 @@
           <w:numId w:val="8"/>
         </w:numPr>
         <w:bidi w:val="0"/>
-        <w:ind w:left="425" w:hanging="425" w:leftChars="0" w:firstLineChars="0"/>
+        <w:ind w:left="425" w:leftChars="0" w:hanging="425" w:firstLineChars="0"/>
       </w:pPr>
       <w:r>
         <w:t>按照软件的类型、用途、版本等对软件进行分类存储，便于管理和查询。电子软件应存储在指定的服务器或存储设备中，并设置访问权限；物理介质（如光盘、U 盘等）应妥善保管，存放在安全、干燥、防潮的环境中。</w:t>
@@ -5008,7 +5055,7 @@
     </w:p>
     <w:p>
       <w:pPr>
-        <w:pStyle w:val="2"/>
+        <w:pStyle w:val="30"/>
         <w:bidi w:val="0"/>
       </w:pPr>
       <w:bookmarkStart w:id="20" w:name="bookmark13"/>
@@ -5021,7 +5068,7 @@
     </w:p>
     <w:p>
       <w:pPr>
-        <w:pStyle w:val="3"/>
+        <w:pStyle w:val="31"/>
         <w:bidi w:val="0"/>
       </w:pPr>
       <w:bookmarkStart w:id="22" w:name="_Toc28540"/>
@@ -5037,7 +5084,7 @@
           <w:numId w:val="9"/>
         </w:numPr>
         <w:bidi w:val="0"/>
-        <w:ind w:left="425" w:hanging="425" w:leftChars="0" w:firstLineChars="0"/>
+        <w:ind w:left="425" w:leftChars="0" w:hanging="425" w:firstLineChars="0"/>
       </w:pPr>
       <w:r>
         <w:t>各部门因工作需要使用软件时，应向</w:t>
@@ -5060,7 +5107,7 @@
           <w:numId w:val="9"/>
         </w:numPr>
         <w:bidi w:val="0"/>
-        <w:ind w:left="425" w:hanging="425" w:leftChars="0" w:firstLineChars="0"/>
+        <w:ind w:left="425" w:leftChars="0" w:hanging="425" w:firstLineChars="0"/>
       </w:pPr>
       <w:r>
         <w:t>对于需要授权使用的软件，申请部门还需提供使用授权证明。</w:t>
@@ -5068,7 +5115,7 @@
     </w:p>
     <w:p>
       <w:pPr>
-        <w:pStyle w:val="3"/>
+        <w:pStyle w:val="31"/>
         <w:bidi w:val="0"/>
       </w:pPr>
       <w:bookmarkStart w:id="23" w:name="bookmark15"/>
@@ -5086,7 +5133,7 @@
           <w:numId w:val="10"/>
         </w:numPr>
         <w:bidi w:val="0"/>
-        <w:ind w:left="425" w:hanging="425" w:leftChars="0" w:firstLineChars="0"/>
+        <w:ind w:left="425" w:leftChars="0" w:hanging="425" w:firstLineChars="0"/>
       </w:pPr>
       <w:r>
         <w:rPr>
@@ -5106,7 +5153,7 @@
           <w:numId w:val="10"/>
         </w:numPr>
         <w:bidi w:val="0"/>
-        <w:ind w:left="425" w:hanging="425" w:leftChars="0" w:firstLineChars="0"/>
+        <w:ind w:left="425" w:leftChars="0" w:hanging="425" w:firstLineChars="0"/>
       </w:pPr>
       <w:r>
         <w:t>审核通过后，</w:t>
@@ -5129,7 +5176,7 @@
           <w:numId w:val="10"/>
         </w:numPr>
         <w:bidi w:val="0"/>
-        <w:ind w:left="425" w:hanging="425" w:leftChars="0" w:firstLineChars="0"/>
+        <w:ind w:left="425" w:leftChars="0" w:hanging="425" w:firstLineChars="0"/>
       </w:pPr>
       <w:r>
         <w:t>出库登记内容包括软件名称、版本号、出库日期、使用部门、使用人、授权期限、经办人等信息。</w:t>
@@ -5137,7 +5184,7 @@
     </w:p>
     <w:p>
       <w:pPr>
-        <w:pStyle w:val="3"/>
+        <w:pStyle w:val="31"/>
         <w:bidi w:val="0"/>
       </w:pPr>
       <w:bookmarkStart w:id="25" w:name="_Toc28004"/>
@@ -5153,7 +5200,7 @@
           <w:numId w:val="11"/>
         </w:numPr>
         <w:bidi w:val="0"/>
-        <w:ind w:left="425" w:hanging="425" w:leftChars="0" w:firstLineChars="0"/>
+        <w:ind w:left="425" w:leftChars="0" w:hanging="425" w:firstLineChars="0"/>
       </w:pPr>
       <w:r>
         <w:rPr>
@@ -5173,7 +5220,7 @@
           <w:numId w:val="11"/>
         </w:numPr>
         <w:bidi w:val="0"/>
-        <w:ind w:left="425" w:hanging="425" w:leftChars="0" w:firstLineChars="0"/>
+        <w:ind w:left="425" w:leftChars="0" w:hanging="425" w:firstLineChars="0"/>
       </w:pPr>
       <w:r>
         <w:t>软件分发后，使用部门或使用人应在《软件出库签收表》上签字确认，表明已收到软件。</w:t>
@@ -5181,7 +5228,7 @@
     </w:p>
     <w:p>
       <w:pPr>
-        <w:pStyle w:val="2"/>
+        <w:pStyle w:val="30"/>
         <w:bidi w:val="0"/>
       </w:pPr>
       <w:bookmarkStart w:id="26" w:name="_Toc24236"/>
@@ -5197,7 +5244,7 @@
           <w:numId w:val="12"/>
         </w:numPr>
         <w:bidi w:val="0"/>
-        <w:ind w:left="425" w:hanging="425" w:leftChars="0" w:firstLineChars="0"/>
+        <w:ind w:left="425" w:leftChars="0" w:hanging="425" w:firstLineChars="0"/>
       </w:pPr>
       <w:r>
         <w:rPr>
@@ -5217,7 +5264,7 @@
           <w:numId w:val="12"/>
         </w:numPr>
         <w:bidi w:val="0"/>
-        <w:ind w:left="425" w:hanging="425" w:leftChars="0" w:firstLineChars="0"/>
+        <w:ind w:left="425" w:leftChars="0" w:hanging="425" w:firstLineChars="0"/>
       </w:pPr>
       <w:r>
         <w:t>当软件出现新版本时，由</w:t>
@@ -5240,7 +5287,7 @@
           <w:numId w:val="12"/>
         </w:numPr>
         <w:bidi w:val="0"/>
-        <w:ind w:left="425" w:hanging="425" w:leftChars="0" w:firstLineChars="0"/>
+        <w:ind w:left="425" w:leftChars="0" w:hanging="425" w:firstLineChars="0"/>
       </w:pPr>
       <w:r>
         <w:t>经评估需要升级的软件，按照软件入库和出库管理流程进行新版本的入库和分发，并对旧版本进行妥善处理，如归档保存或删除，防止版本混乱。</w:t>
@@ -5253,7 +5300,7 @@
           <w:numId w:val="12"/>
         </w:numPr>
         <w:bidi w:val="0"/>
-        <w:ind w:left="425" w:hanging="425" w:leftChars="0" w:firstLineChars="0"/>
+        <w:ind w:left="425" w:leftChars="0" w:hanging="425" w:firstLineChars="0"/>
       </w:pPr>
       <w:r>
         <w:t>记录软件版本的变更历史，包括版本号、变更内容、变更日期、变更原因等信息，便于追溯和管理。</w:t>
@@ -5261,7 +5308,7 @@
     </w:p>
     <w:p>
       <w:pPr>
-        <w:pStyle w:val="2"/>
+        <w:pStyle w:val="30"/>
         <w:bidi w:val="0"/>
       </w:pPr>
       <w:bookmarkStart w:id="27" w:name="bookmark18"/>
@@ -5279,7 +5326,7 @@
           <w:numId w:val="13"/>
         </w:numPr>
         <w:bidi w:val="0"/>
-        <w:ind w:left="425" w:hanging="425" w:leftChars="0" w:firstLineChars="0"/>
+        <w:ind w:left="425" w:leftChars="0" w:hanging="425" w:firstLineChars="0"/>
         <w:rPr>
           <w:rFonts w:ascii="Arial" w:hAnsi="Arial"/>
         </w:rPr>
@@ -5305,7 +5352,7 @@
           <w:numId w:val="13"/>
         </w:numPr>
         <w:bidi w:val="0"/>
-        <w:ind w:left="425" w:hanging="425" w:leftChars="0" w:firstLineChars="0"/>
+        <w:ind w:left="425" w:leftChars="0" w:hanging="425" w:firstLineChars="0"/>
         <w:rPr>
           <w:rFonts w:ascii="Arial" w:hAnsi="Arial"/>
         </w:rPr>
@@ -5324,7 +5371,7 @@
           <w:numId w:val="13"/>
         </w:numPr>
         <w:bidi w:val="0"/>
-        <w:ind w:left="425" w:hanging="425" w:leftChars="0" w:firstLineChars="0"/>
+        <w:ind w:left="425" w:leftChars="0" w:hanging="425" w:firstLineChars="0"/>
         <w:rPr>
           <w:rFonts w:ascii="Arial" w:hAnsi="Arial"/>
         </w:rPr>
@@ -5343,7 +5390,7 @@
           <w:numId w:val="13"/>
         </w:numPr>
         <w:bidi w:val="0"/>
-        <w:ind w:left="425" w:hanging="425" w:leftChars="0" w:firstLineChars="0"/>
+        <w:ind w:left="425" w:leftChars="0" w:hanging="425" w:firstLineChars="0"/>
         <w:rPr>
           <w:rFonts w:ascii="Arial" w:hAnsi="Arial"/>
         </w:rPr>
@@ -5357,7 +5404,7 @@
     </w:p>
     <w:p>
       <w:pPr>
-        <w:pStyle w:val="2"/>
+        <w:pStyle w:val="30"/>
         <w:bidi w:val="0"/>
       </w:pPr>
       <w:bookmarkStart w:id="29" w:name="bookmark19"/>
@@ -5375,7 +5422,7 @@
           <w:numId w:val="14"/>
         </w:numPr>
         <w:bidi w:val="0"/>
-        <w:ind w:left="425" w:hanging="425" w:leftChars="0" w:firstLineChars="0"/>
+        <w:ind w:left="425" w:leftChars="0" w:hanging="425" w:firstLineChars="0"/>
         <w:rPr>
           <w:rFonts w:ascii="Arial" w:hAnsi="Arial"/>
         </w:rPr>
@@ -5394,7 +5441,7 @@
           <w:numId w:val="14"/>
         </w:numPr>
         <w:bidi w:val="0"/>
-        <w:ind w:left="425" w:hanging="425" w:leftChars="0" w:firstLineChars="0"/>
+        <w:ind w:left="425" w:leftChars="0" w:hanging="425" w:firstLineChars="0"/>
         <w:rPr>
           <w:rFonts w:ascii="Arial" w:hAnsi="Arial"/>
         </w:rPr>
@@ -5413,7 +5460,7 @@
           <w:numId w:val="14"/>
         </w:numPr>
         <w:bidi w:val="0"/>
-        <w:ind w:left="425" w:hanging="425" w:leftChars="0" w:firstLineChars="0"/>
+        <w:ind w:left="425" w:leftChars="0" w:hanging="425" w:firstLineChars="0"/>
         <w:rPr>
           <w:rFonts w:ascii="Arial" w:hAnsi="Arial"/>
         </w:rPr>
@@ -5432,7 +5479,7 @@
           <w:numId w:val="14"/>
         </w:numPr>
         <w:bidi w:val="0"/>
-        <w:ind w:left="425" w:hanging="425" w:leftChars="0" w:firstLineChars="0"/>
+        <w:ind w:left="425" w:leftChars="0" w:hanging="425" w:firstLineChars="0"/>
         <w:rPr>
           <w:rFonts w:ascii="Arial" w:hAnsi="Arial"/>
         </w:rPr>
@@ -5451,14 +5498,14 @@
           <w:numId w:val="14"/>
         </w:numPr>
         <w:bidi w:val="0"/>
-        <w:ind w:left="425" w:hanging="425" w:leftChars="0" w:firstLineChars="0"/>
+        <w:ind w:left="425" w:leftChars="0" w:hanging="425" w:firstLineChars="0"/>
         <w:rPr>
           <w:rFonts w:ascii="Arial" w:hAnsi="Arial"/>
         </w:rPr>
       </w:pPr>
       <w:r>
         <w:rPr>
-          <w:rFonts w:ascii="Arial" w:hAnsi="Arial" w:hint="eastAsia"/>
+          <w:rFonts w:hint="eastAsia" w:ascii="Arial" w:hAnsi="Arial"/>
           <w:lang w:val="en-US" w:eastAsia="zh-CN"/>
         </w:rPr>
         <w:t>研发部</w:t>
@@ -5485,7 +5532,7 @@
     </w:p>
     <w:p>
       <w:pPr>
-        <w:pStyle w:val="2"/>
+        <w:pStyle w:val="30"/>
         <w:bidi w:val="0"/>
       </w:pPr>
       <w:bookmarkStart w:id="31" w:name="bookmark20"/>
@@ -5503,7 +5550,7 @@
           <w:numId w:val="15"/>
         </w:numPr>
         <w:bidi w:val="0"/>
-        <w:ind w:left="425" w:hanging="425" w:leftChars="0" w:firstLineChars="0"/>
+        <w:ind w:left="425" w:leftChars="0" w:hanging="425" w:firstLineChars="0"/>
       </w:pPr>
       <w:r>
         <w:t>对于过期、失效、不再使用的软件，由</w:t>
@@ -5526,7 +5573,7 @@
           <w:numId w:val="15"/>
         </w:numPr>
         <w:bidi w:val="0"/>
-        <w:ind w:left="425" w:hanging="425" w:leftChars="0" w:firstLineChars="0"/>
+        <w:ind w:left="425" w:leftChars="0" w:hanging="425" w:firstLineChars="0"/>
       </w:pPr>
       <w:r>
         <w:t>报废处理包括：删除存储设备中的软件程序和相关数据；销毁物理介质（如光盘、U 盘等），确保信息无法恢复；更新软件库登记信息，注明软件已报废。</w:t>
@@ -5546,7 +5593,7 @@
     </w:p>
     <w:p>
       <w:pPr>
-        <w:pStyle w:val="2"/>
+        <w:pStyle w:val="30"/>
         <w:bidi w:val="0"/>
       </w:pPr>
       <w:bookmarkStart w:id="33" w:name="_Toc6887"/>
@@ -5562,7 +5609,7 @@
           <w:numId w:val="16"/>
         </w:numPr>
         <w:bidi w:val="0"/>
-        <w:ind w:left="425" w:hanging="425" w:leftChars="0" w:firstLineChars="0"/>
+        <w:ind w:left="425" w:leftChars="0" w:hanging="425" w:firstLineChars="0"/>
       </w:pPr>
       <w:r>
         <w:rPr>
@@ -5582,7 +5629,7 @@
           <w:numId w:val="16"/>
         </w:numPr>
         <w:bidi w:val="0"/>
-        <w:ind w:left="425" w:hanging="425" w:leftChars="0" w:firstLineChars="0"/>
+        <w:ind w:left="425" w:leftChars="0" w:hanging="425" w:firstLineChars="0"/>
       </w:pPr>
       <w:r>
         <w:t>定期对软件库进行安全扫描和漏洞检测，及时发现和修复安全漏洞。</w:t>
@@ -5595,7 +5642,7 @@
           <w:numId w:val="16"/>
         </w:numPr>
         <w:bidi w:val="0"/>
-        <w:ind w:left="425" w:hanging="425" w:leftChars="0" w:firstLineChars="0"/>
+        <w:ind w:left="425" w:leftChars="0" w:hanging="425" w:firstLineChars="0"/>
       </w:pPr>
       <w:r>
         <w:t>加强对软件库管理人员和使用人员的安全意识培训，提高安全防范意识和能力。</w:t>
@@ -5608,7 +5655,7 @@
           <w:numId w:val="16"/>
         </w:numPr>
         <w:bidi w:val="0"/>
-        <w:ind w:left="425" w:hanging="425" w:leftChars="0" w:firstLineChars="0"/>
+        <w:ind w:left="425" w:leftChars="0" w:hanging="425" w:firstLineChars="0"/>
       </w:pPr>
       <w:r>
         <w:t>建立安全事件应急响应机制，一旦发生软件库安全事件，应及时采取措施进行处置，防止事态扩大。</w:t>
@@ -5616,7 +5663,7 @@
     </w:p>
     <w:p>
       <w:pPr>
-        <w:pStyle w:val="2"/>
+        <w:pStyle w:val="30"/>
         <w:bidi w:val="0"/>
       </w:pPr>
       <w:bookmarkStart w:id="34" w:name="bookmark22"/>
@@ -5634,7 +5681,7 @@
           <w:numId w:val="17"/>
         </w:numPr>
         <w:bidi w:val="0"/>
-        <w:ind w:left="425" w:hanging="425" w:leftChars="0" w:firstLineChars="0"/>
+        <w:ind w:left="425" w:leftChars="0" w:hanging="425" w:firstLineChars="0"/>
       </w:pPr>
       <w:r>
         <w:rPr>
@@ -5654,7 +5701,7 @@
           <w:numId w:val="17"/>
         </w:numPr>
         <w:bidi w:val="0"/>
-        <w:ind w:left="425" w:hanging="425" w:leftChars="0" w:firstLineChars="0"/>
+        <w:ind w:left="425" w:leftChars="0" w:hanging="425" w:firstLineChars="0"/>
       </w:pPr>
       <w:r>
         <w:t>检查结果应形成报告，及时向公司管理层汇报，对发现的问题及时下达整改通知，跟踪整改情况。</w:t>
@@ -5667,7 +5714,7 @@
           <w:numId w:val="17"/>
         </w:numPr>
         <w:bidi w:val="0"/>
-        <w:ind w:left="425" w:hanging="425" w:leftChars="0" w:firstLineChars="0"/>
+        <w:ind w:left="425" w:leftChars="0" w:hanging="425" w:firstLineChars="0"/>
       </w:pPr>
       <w:r>
         <w:t>鼓励员工对软件库管理中的违规行为进行举报，对举报属实的给予奖励。</w:t>
@@ -5680,7 +5727,7 @@
     </w:p>
     <w:p>
       <w:pPr>
-        <w:pStyle w:val="2"/>
+        <w:pStyle w:val="30"/>
         <w:bidi w:val="0"/>
         <w:rPr>
           <w:rFonts w:hint="default"/>
@@ -5697,7 +5744,7 @@
     </w:p>
     <w:p>
       <w:pPr>
-        <w:pStyle w:val="a1"/>
+        <w:pStyle w:val="29"/>
         <w:rPr>
           <w:rFonts w:hint="default"/>
           <w:lang w:val="en-US" w:eastAsia="zh-CN"/>
@@ -5713,7 +5760,7 @@
     </w:p>
     <w:p>
       <w:pPr>
-        <w:pStyle w:val="3"/>
+        <w:pStyle w:val="31"/>
         <w:bidi w:val="0"/>
         <w:rPr>
           <w:rFonts w:hint="default"/>
@@ -5730,7 +5777,7 @@
     </w:p>
     <w:p>
       <w:pPr>
-        <w:pStyle w:val="a1"/>
+        <w:pStyle w:val="29"/>
         <w:rPr>
           <w:rFonts w:hint="default"/>
           <w:lang w:val="en-US" w:eastAsia="zh-CN"/>
@@ -5746,18 +5793,19 @@
     </w:p>
     <w:tbl>
       <w:tblPr>
-        <w:tblStyle w:val="TableNormal"/>
+        <w:tblStyle w:val="20"/>
         <w:tblW w:w="8522" w:type="dxa"/>
         <w:jc w:val="center"/>
         <w:tblBorders>
-          <w:top w:val="nil"/>
-          <w:left w:val="nil"/>
-          <w:bottom w:val="nil"/>
-          <w:right w:val="nil"/>
-          <w:insideH w:val="nil"/>
-          <w:insideV w:val="nil"/>
+          <w:top w:val="none" w:color="auto" w:sz="0" w:space="0"/>
+          <w:left w:val="none" w:color="auto" w:sz="0" w:space="0"/>
+          <w:bottom w:val="none" w:color="auto" w:sz="0" w:space="0"/>
+          <w:right w:val="none" w:color="auto" w:sz="0" w:space="0"/>
+          <w:insideH w:val="none" w:color="auto" w:sz="0" w:space="0"/>
+          <w:insideV w:val="none" w:color="auto" w:sz="0" w:space="0"/>
         </w:tblBorders>
         <w:shd w:val="clear" w:color="auto" w:fill="auto"/>
+        <w:tblLayout w:type="autofit"/>
         <w:tblCellMar>
           <w:top w:w="15" w:type="dxa"/>
           <w:left w:w="15" w:type="dxa"/>
@@ -5772,17 +5820,14 @@
       </w:tblGrid>
       <w:tr>
         <w:tblPrEx>
-          <w:tblW w:w="8522" w:type="dxa"/>
-          <w:jc w:val="center"/>
           <w:tblBorders>
-            <w:top w:val="nil"/>
-            <w:left w:val="nil"/>
-            <w:bottom w:val="nil"/>
-            <w:right w:val="nil"/>
-            <w:insideH w:val="nil"/>
-            <w:insideV w:val="nil"/>
+            <w:top w:val="none" w:color="auto" w:sz="0" w:space="0"/>
+            <w:left w:val="none" w:color="auto" w:sz="0" w:space="0"/>
+            <w:bottom w:val="none" w:color="auto" w:sz="0" w:space="0"/>
+            <w:right w:val="none" w:color="auto" w:sz="0" w:space="0"/>
+            <w:insideH w:val="none" w:color="auto" w:sz="0" w:space="0"/>
+            <w:insideV w:val="none" w:color="auto" w:sz="0" w:space="0"/>
           </w:tblBorders>
-          <w:shd w:val="clear" w:color="auto" w:fill="auto"/>
           <w:tblCellMar>
             <w:top w:w="15" w:type="dxa"/>
             <w:left w:w="15" w:type="dxa"/>
@@ -5791,7 +5836,7 @@
           </w:tblCellMar>
         </w:tblPrEx>
         <w:trPr>
-          <w:trHeight w:val="0"/>
+          <w:trHeight w:val="0" w:hRule="atLeast"/>
           <w:tblHeader/>
           <w:jc w:val="center"/>
         </w:trPr>
@@ -5799,8 +5844,8 @@
           <w:tcPr>
             <w:tcW w:w="1362" w:type="dxa"/>
             <w:tcBorders>
-              <w:top w:val="single" w:sz="12" w:space="0" w:color="auto"/>
-              <w:left w:val="single" w:sz="12" w:space="0" w:color="auto"/>
+              <w:top w:val="single" w:color="auto" w:sz="12" w:space="0"/>
+              <w:left w:val="single" w:color="auto" w:sz="12" w:space="0"/>
               <w:bottom w:val="nil"/>
               <w:right w:val="nil"/>
             </w:tcBorders>
@@ -5821,10 +5866,10 @@
               <w:suppressLineNumbers w:val="0"/>
               <w:snapToGrid w:val="0"/>
               <w:spacing w:line="240" w:lineRule="auto"/>
-              <w:ind w:left="0" w:right="0" w:firstLine="0" w:leftChars="0" w:rightChars="0" w:firstLineChars="0"/>
+              <w:ind w:left="0" w:leftChars="0" w:right="0" w:rightChars="0" w:firstLine="0" w:firstLineChars="0"/>
               <w:jc w:val="center"/>
               <w:rPr>
-                <w:rFonts w:ascii="Segoe UI" w:eastAsia="Segoe UI" w:hAnsi="Segoe UI" w:cs="Segoe UI"/>
+                <w:rFonts w:ascii="Segoe UI" w:hAnsi="Segoe UI" w:eastAsia="Segoe UI" w:cs="Segoe UI"/>
                 <w:b/>
                 <w:i w:val="0"/>
                 <w:iCs w:val="0"/>
@@ -5837,7 +5882,7 @@
             </w:pPr>
             <w:r>
               <w:rPr>
-                <w:rFonts w:ascii="Segoe UI" w:eastAsia="Segoe UI" w:hAnsi="Segoe UI" w:cs="Segoe UI" w:hint="default"/>
+                <w:rFonts w:hint="default" w:ascii="Segoe UI" w:hAnsi="Segoe UI" w:eastAsia="Segoe UI" w:cs="Segoe UI"/>
                 <w:b/>
                 <w:i w:val="0"/>
                 <w:iCs w:val="0"/>
@@ -5858,8 +5903,8 @@
           <w:tcPr>
             <w:tcW w:w="2480" w:type="dxa"/>
             <w:tcBorders>
-              <w:top w:val="single" w:sz="12" w:space="0" w:color="auto"/>
-              <w:left w:val="single" w:sz="4" w:space="0" w:color="auto"/>
+              <w:top w:val="single" w:color="auto" w:sz="12" w:space="0"/>
+              <w:left w:val="single" w:color="auto" w:sz="4" w:space="0"/>
               <w:bottom w:val="nil"/>
               <w:right w:val="nil"/>
             </w:tcBorders>
@@ -5880,10 +5925,10 @@
               <w:suppressLineNumbers w:val="0"/>
               <w:snapToGrid w:val="0"/>
               <w:spacing w:line="240" w:lineRule="auto"/>
-              <w:ind w:left="0" w:right="0" w:firstLine="0" w:leftChars="0" w:rightChars="0" w:firstLineChars="0"/>
+              <w:ind w:left="0" w:leftChars="0" w:right="0" w:rightChars="0" w:firstLine="0" w:firstLineChars="0"/>
               <w:jc w:val="center"/>
               <w:rPr>
-                <w:rFonts w:ascii="Segoe UI" w:eastAsia="Segoe UI" w:hAnsi="Segoe UI" w:cs="Segoe UI" w:hint="default"/>
+                <w:rFonts w:hint="default" w:ascii="Segoe UI" w:hAnsi="Segoe UI" w:eastAsia="Segoe UI" w:cs="Segoe UI"/>
                 <w:b/>
                 <w:i w:val="0"/>
                 <w:iCs w:val="0"/>
@@ -5896,7 +5941,7 @@
             </w:pPr>
             <w:r>
               <w:rPr>
-                <w:rFonts w:ascii="Segoe UI" w:eastAsia="Segoe UI" w:hAnsi="Segoe UI" w:cs="Segoe UI" w:hint="default"/>
+                <w:rFonts w:hint="default" w:ascii="Segoe UI" w:hAnsi="Segoe UI" w:eastAsia="Segoe UI" w:cs="Segoe UI"/>
                 <w:b/>
                 <w:i w:val="0"/>
                 <w:iCs w:val="0"/>
@@ -5917,10 +5962,10 @@
           <w:tcPr>
             <w:tcW w:w="4680" w:type="dxa"/>
             <w:tcBorders>
-              <w:top w:val="single" w:sz="12" w:space="0" w:color="auto"/>
-              <w:left w:val="single" w:sz="4" w:space="0" w:color="auto"/>
+              <w:top w:val="single" w:color="auto" w:sz="12" w:space="0"/>
+              <w:left w:val="single" w:color="auto" w:sz="4" w:space="0"/>
               <w:bottom w:val="nil"/>
-              <w:right w:val="single" w:sz="12" w:space="0" w:color="auto"/>
+              <w:right w:val="single" w:color="auto" w:sz="12" w:space="0"/>
             </w:tcBorders>
             <w:shd w:val="clear" w:color="auto" w:fill="auto"/>
             <w:tcMar>
@@ -5939,10 +5984,10 @@
               <w:suppressLineNumbers w:val="0"/>
               <w:snapToGrid w:val="0"/>
               <w:spacing w:line="240" w:lineRule="auto"/>
-              <w:ind w:left="0" w:right="0" w:firstLine="0" w:leftChars="0" w:rightChars="0" w:firstLineChars="0"/>
+              <w:ind w:left="0" w:leftChars="0" w:right="0" w:rightChars="0" w:firstLine="0" w:firstLineChars="0"/>
               <w:jc w:val="center"/>
               <w:rPr>
-                <w:rFonts w:ascii="Segoe UI" w:eastAsia="Segoe UI" w:hAnsi="Segoe UI" w:cs="Segoe UI" w:hint="default"/>
+                <w:rFonts w:hint="default" w:ascii="Segoe UI" w:hAnsi="Segoe UI" w:eastAsia="Segoe UI" w:cs="Segoe UI"/>
                 <w:b/>
                 <w:i w:val="0"/>
                 <w:iCs w:val="0"/>
@@ -5955,7 +6000,7 @@
             </w:pPr>
             <w:r>
               <w:rPr>
-                <w:rFonts w:ascii="Segoe UI" w:eastAsia="Segoe UI" w:hAnsi="Segoe UI" w:cs="Segoe UI" w:hint="default"/>
+                <w:rFonts w:hint="default" w:ascii="Segoe UI" w:hAnsi="Segoe UI" w:eastAsia="Segoe UI" w:cs="Segoe UI"/>
                 <w:b/>
                 <w:i w:val="0"/>
                 <w:iCs w:val="0"/>
@@ -5975,9 +6020,14 @@
       </w:tr>
       <w:tr>
         <w:tblPrEx>
-          <w:tblW w:w="8522" w:type="dxa"/>
-          <w:jc w:val="center"/>
-          <w:shd w:val="clear" w:color="auto" w:fill="auto"/>
+          <w:tblBorders>
+            <w:top w:val="none" w:color="auto" w:sz="0" w:space="0"/>
+            <w:left w:val="none" w:color="auto" w:sz="0" w:space="0"/>
+            <w:bottom w:val="none" w:color="auto" w:sz="0" w:space="0"/>
+            <w:right w:val="none" w:color="auto" w:sz="0" w:space="0"/>
+            <w:insideH w:val="none" w:color="auto" w:sz="0" w:space="0"/>
+            <w:insideV w:val="none" w:color="auto" w:sz="0" w:space="0"/>
+          </w:tblBorders>
           <w:tblCellMar>
             <w:top w:w="15" w:type="dxa"/>
             <w:left w:w="15" w:type="dxa"/>
@@ -5986,15 +6036,15 @@
           </w:tblCellMar>
         </w:tblPrEx>
         <w:trPr>
-          <w:trHeight w:val="0"/>
+          <w:trHeight w:val="0" w:hRule="atLeast"/>
           <w:jc w:val="center"/>
         </w:trPr>
         <w:tc>
           <w:tcPr>
             <w:tcW w:w="1362" w:type="dxa"/>
             <w:tcBorders>
-              <w:top w:val="single" w:sz="4" w:space="0" w:color="auto"/>
-              <w:left w:val="single" w:sz="12" w:space="0" w:color="auto"/>
+              <w:top w:val="single" w:color="auto" w:sz="4" w:space="0"/>
+              <w:left w:val="single" w:color="auto" w:sz="12" w:space="0"/>
               <w:bottom w:val="nil"/>
               <w:right w:val="nil"/>
             </w:tcBorders>
@@ -6015,10 +6065,10 @@
               <w:suppressLineNumbers w:val="0"/>
               <w:snapToGrid w:val="0"/>
               <w:spacing w:line="240" w:lineRule="auto"/>
-              <w:ind w:left="0" w:right="0" w:firstLine="0" w:leftChars="0" w:rightChars="0" w:firstLineChars="0"/>
+              <w:ind w:left="0" w:leftChars="0" w:right="0" w:rightChars="0" w:firstLine="0" w:firstLineChars="0"/>
               <w:jc w:val="center"/>
               <w:rPr>
-                <w:rFonts w:ascii="Segoe UI" w:eastAsia="Segoe UI" w:hAnsi="Segoe UI" w:cs="Segoe UI" w:hint="default"/>
+                <w:rFonts w:hint="default" w:ascii="Segoe UI" w:hAnsi="Segoe UI" w:eastAsia="Segoe UI" w:cs="Segoe UI"/>
                 <w:i w:val="0"/>
                 <w:iCs w:val="0"/>
                 <w:caps w:val="0"/>
@@ -6030,8 +6080,8 @@
             </w:pPr>
             <w:r>
               <w:rPr>
-                <w:rStyle w:val="Strong"/>
-                <w:rFonts w:ascii="Segoe UI" w:eastAsia="Segoe UI" w:hAnsi="Segoe UI" w:cs="Segoe UI" w:hint="default"/>
+                <w:rStyle w:val="23"/>
+                <w:rFonts w:hint="default" w:ascii="Segoe UI" w:hAnsi="Segoe UI" w:eastAsia="Segoe UI" w:cs="Segoe UI"/>
                 <w:b/>
                 <w:bCs/>
                 <w:i w:val="0"/>
@@ -6053,8 +6103,8 @@
           <w:tcPr>
             <w:tcW w:w="2480" w:type="dxa"/>
             <w:tcBorders>
-              <w:top w:val="single" w:sz="4" w:space="0" w:color="auto"/>
-              <w:left w:val="single" w:sz="4" w:space="0" w:color="auto"/>
+              <w:top w:val="single" w:color="auto" w:sz="4" w:space="0"/>
+              <w:left w:val="single" w:color="auto" w:sz="4" w:space="0"/>
               <w:bottom w:val="nil"/>
               <w:right w:val="nil"/>
             </w:tcBorders>
@@ -6075,10 +6125,10 @@
               <w:suppressLineNumbers w:val="0"/>
               <w:snapToGrid w:val="0"/>
               <w:spacing w:line="240" w:lineRule="auto"/>
-              <w:ind w:left="0" w:right="0" w:firstLine="0" w:leftChars="0" w:rightChars="0" w:firstLineChars="0"/>
+              <w:ind w:left="0" w:leftChars="0" w:right="0" w:rightChars="0" w:firstLine="0" w:firstLineChars="0"/>
               <w:jc w:val="center"/>
               <w:rPr>
-                <w:rFonts w:ascii="Segoe UI" w:eastAsia="Segoe UI" w:hAnsi="Segoe UI" w:cs="Segoe UI" w:hint="default"/>
+                <w:rFonts w:hint="default" w:ascii="Segoe UI" w:hAnsi="Segoe UI" w:eastAsia="Segoe UI" w:cs="Segoe UI"/>
                 <w:i w:val="0"/>
                 <w:iCs w:val="0"/>
                 <w:caps w:val="0"/>
@@ -6090,7 +6140,7 @@
             </w:pPr>
             <w:r>
               <w:rPr>
-                <w:rFonts w:ascii="Segoe UI" w:eastAsia="Segoe UI" w:hAnsi="Segoe UI" w:cs="Segoe UI" w:hint="default"/>
+                <w:rFonts w:hint="default" w:ascii="Segoe UI" w:hAnsi="Segoe UI" w:eastAsia="Segoe UI" w:cs="Segoe UI"/>
                 <w:i w:val="0"/>
                 <w:iCs w:val="0"/>
                 <w:caps w:val="0"/>
@@ -6110,10 +6160,10 @@
           <w:tcPr>
             <w:tcW w:w="4680" w:type="dxa"/>
             <w:tcBorders>
-              <w:top w:val="single" w:sz="4" w:space="0" w:color="auto"/>
-              <w:left w:val="single" w:sz="4" w:space="0" w:color="auto"/>
+              <w:top w:val="single" w:color="auto" w:sz="4" w:space="0"/>
+              <w:left w:val="single" w:color="auto" w:sz="4" w:space="0"/>
               <w:bottom w:val="nil"/>
-              <w:right w:val="single" w:sz="12" w:space="0" w:color="auto"/>
+              <w:right w:val="single" w:color="auto" w:sz="12" w:space="0"/>
             </w:tcBorders>
             <w:shd w:val="clear" w:color="auto" w:fill="auto"/>
             <w:tcMar>
@@ -6132,10 +6182,10 @@
               <w:suppressLineNumbers w:val="0"/>
               <w:snapToGrid w:val="0"/>
               <w:spacing w:line="240" w:lineRule="auto"/>
-              <w:ind w:left="0" w:right="0" w:firstLine="0" w:leftChars="0" w:rightChars="0" w:firstLineChars="0"/>
+              <w:ind w:left="0" w:leftChars="0" w:right="0" w:rightChars="0" w:firstLine="0" w:firstLineChars="0"/>
               <w:jc w:val="center"/>
               <w:rPr>
-                <w:rFonts w:ascii="Segoe UI" w:eastAsia="Segoe UI" w:hAnsi="Segoe UI" w:cs="Segoe UI" w:hint="default"/>
+                <w:rFonts w:hint="default" w:ascii="Segoe UI" w:hAnsi="Segoe UI" w:eastAsia="Segoe UI" w:cs="Segoe UI"/>
                 <w:i w:val="0"/>
                 <w:iCs w:val="0"/>
                 <w:caps w:val="0"/>
@@ -6147,7 +6197,7 @@
             </w:pPr>
             <w:r>
               <w:rPr>
-                <w:rFonts w:ascii="Segoe UI" w:eastAsia="Segoe UI" w:hAnsi="Segoe UI" w:cs="Segoe UI" w:hint="default"/>
+                <w:rFonts w:hint="default" w:ascii="Segoe UI" w:hAnsi="Segoe UI" w:eastAsia="Segoe UI" w:cs="Segoe UI"/>
                 <w:i w:val="0"/>
                 <w:iCs w:val="0"/>
                 <w:caps w:val="0"/>
@@ -6166,9 +6216,14 @@
       </w:tr>
       <w:tr>
         <w:tblPrEx>
-          <w:tblW w:w="8522" w:type="dxa"/>
-          <w:jc w:val="center"/>
-          <w:shd w:val="clear" w:color="auto" w:fill="auto"/>
+          <w:tblBorders>
+            <w:top w:val="none" w:color="auto" w:sz="0" w:space="0"/>
+            <w:left w:val="none" w:color="auto" w:sz="0" w:space="0"/>
+            <w:bottom w:val="none" w:color="auto" w:sz="0" w:space="0"/>
+            <w:right w:val="none" w:color="auto" w:sz="0" w:space="0"/>
+            <w:insideH w:val="none" w:color="auto" w:sz="0" w:space="0"/>
+            <w:insideV w:val="none" w:color="auto" w:sz="0" w:space="0"/>
+          </w:tblBorders>
           <w:tblCellMar>
             <w:top w:w="15" w:type="dxa"/>
             <w:left w:w="15" w:type="dxa"/>
@@ -6177,15 +6232,15 @@
           </w:tblCellMar>
         </w:tblPrEx>
         <w:trPr>
-          <w:trHeight w:val="0"/>
+          <w:trHeight w:val="0" w:hRule="atLeast"/>
           <w:jc w:val="center"/>
         </w:trPr>
         <w:tc>
           <w:tcPr>
             <w:tcW w:w="1362" w:type="dxa"/>
             <w:tcBorders>
-              <w:top w:val="single" w:sz="4" w:space="0" w:color="auto"/>
-              <w:left w:val="single" w:sz="12" w:space="0" w:color="auto"/>
+              <w:top w:val="single" w:color="auto" w:sz="4" w:space="0"/>
+              <w:left w:val="single" w:color="auto" w:sz="12" w:space="0"/>
               <w:bottom w:val="nil"/>
               <w:right w:val="nil"/>
             </w:tcBorders>
@@ -6206,10 +6261,10 @@
               <w:suppressLineNumbers w:val="0"/>
               <w:snapToGrid w:val="0"/>
               <w:spacing w:line="240" w:lineRule="auto"/>
-              <w:ind w:left="0" w:right="0" w:firstLine="0" w:leftChars="0" w:rightChars="0" w:firstLineChars="0"/>
+              <w:ind w:left="0" w:leftChars="0" w:right="0" w:rightChars="0" w:firstLine="0" w:firstLineChars="0"/>
               <w:jc w:val="center"/>
               <w:rPr>
-                <w:rFonts w:ascii="Segoe UI" w:eastAsia="Segoe UI" w:hAnsi="Segoe UI" w:cs="Segoe UI" w:hint="default"/>
+                <w:rFonts w:hint="default" w:ascii="Segoe UI" w:hAnsi="Segoe UI" w:eastAsia="Segoe UI" w:cs="Segoe UI"/>
                 <w:i w:val="0"/>
                 <w:iCs w:val="0"/>
                 <w:caps w:val="0"/>
@@ -6221,8 +6276,8 @@
             </w:pPr>
             <w:r>
               <w:rPr>
-                <w:rStyle w:val="Strong"/>
-                <w:rFonts w:ascii="Segoe UI" w:eastAsia="Segoe UI" w:hAnsi="Segoe UI" w:cs="Segoe UI" w:hint="default"/>
+                <w:rStyle w:val="23"/>
+                <w:rFonts w:hint="default" w:ascii="Segoe UI" w:hAnsi="Segoe UI" w:eastAsia="Segoe UI" w:cs="Segoe UI"/>
                 <w:b/>
                 <w:bCs/>
                 <w:i w:val="0"/>
@@ -6244,8 +6299,8 @@
           <w:tcPr>
             <w:tcW w:w="2480" w:type="dxa"/>
             <w:tcBorders>
-              <w:top w:val="single" w:sz="4" w:space="0" w:color="auto"/>
-              <w:left w:val="single" w:sz="4" w:space="0" w:color="auto"/>
+              <w:top w:val="single" w:color="auto" w:sz="4" w:space="0"/>
+              <w:left w:val="single" w:color="auto" w:sz="4" w:space="0"/>
               <w:bottom w:val="nil"/>
               <w:right w:val="nil"/>
             </w:tcBorders>
@@ -6266,10 +6321,10 @@
               <w:suppressLineNumbers w:val="0"/>
               <w:snapToGrid w:val="0"/>
               <w:spacing w:line="240" w:lineRule="auto"/>
-              <w:ind w:left="0" w:right="0" w:firstLine="0" w:leftChars="0" w:rightChars="0" w:firstLineChars="0"/>
+              <w:ind w:left="0" w:leftChars="0" w:right="0" w:rightChars="0" w:firstLine="0" w:firstLineChars="0"/>
               <w:jc w:val="center"/>
               <w:rPr>
-                <w:rFonts w:ascii="Segoe UI" w:eastAsia="Segoe UI" w:hAnsi="Segoe UI" w:cs="Segoe UI" w:hint="default"/>
+                <w:rFonts w:hint="default" w:ascii="Segoe UI" w:hAnsi="Segoe UI" w:eastAsia="Segoe UI" w:cs="Segoe UI"/>
                 <w:i w:val="0"/>
                 <w:iCs w:val="0"/>
                 <w:caps w:val="0"/>
@@ -6281,7 +6336,7 @@
             </w:pPr>
             <w:r>
               <w:rPr>
-                <w:rFonts w:ascii="Segoe UI" w:eastAsia="Segoe UI" w:hAnsi="Segoe UI" w:cs="Segoe UI" w:hint="default"/>
+                <w:rFonts w:hint="default" w:ascii="Segoe UI" w:hAnsi="Segoe UI" w:eastAsia="Segoe UI" w:cs="Segoe UI"/>
                 <w:i w:val="0"/>
                 <w:iCs w:val="0"/>
                 <w:caps w:val="0"/>
@@ -6301,10 +6356,10 @@
           <w:tcPr>
             <w:tcW w:w="4680" w:type="dxa"/>
             <w:tcBorders>
-              <w:top w:val="single" w:sz="4" w:space="0" w:color="auto"/>
-              <w:left w:val="single" w:sz="4" w:space="0" w:color="auto"/>
+              <w:top w:val="single" w:color="auto" w:sz="4" w:space="0"/>
+              <w:left w:val="single" w:color="auto" w:sz="4" w:space="0"/>
               <w:bottom w:val="nil"/>
-              <w:right w:val="single" w:sz="12" w:space="0" w:color="auto"/>
+              <w:right w:val="single" w:color="auto" w:sz="12" w:space="0"/>
             </w:tcBorders>
             <w:shd w:val="clear" w:color="auto" w:fill="auto"/>
             <w:tcMar>
@@ -6323,10 +6378,10 @@
               <w:suppressLineNumbers w:val="0"/>
               <w:snapToGrid w:val="0"/>
               <w:spacing w:line="240" w:lineRule="auto"/>
-              <w:ind w:left="0" w:right="0" w:firstLine="0" w:leftChars="0" w:rightChars="0" w:firstLineChars="0"/>
+              <w:ind w:left="0" w:leftChars="0" w:right="0" w:rightChars="0" w:firstLine="0" w:firstLineChars="0"/>
               <w:jc w:val="center"/>
               <w:rPr>
-                <w:rFonts w:ascii="Segoe UI" w:eastAsia="Segoe UI" w:hAnsi="Segoe UI" w:cs="Segoe UI" w:hint="default"/>
+                <w:rFonts w:hint="default" w:ascii="Segoe UI" w:hAnsi="Segoe UI" w:eastAsia="Segoe UI" w:cs="Segoe UI"/>
                 <w:i w:val="0"/>
                 <w:iCs w:val="0"/>
                 <w:caps w:val="0"/>
@@ -6338,7 +6393,7 @@
             </w:pPr>
             <w:r>
               <w:rPr>
-                <w:rFonts w:ascii="Segoe UI" w:eastAsia="Segoe UI" w:hAnsi="Segoe UI" w:cs="Segoe UI" w:hint="default"/>
+                <w:rFonts w:hint="default" w:ascii="Segoe UI" w:hAnsi="Segoe UI" w:eastAsia="Segoe UI" w:cs="Segoe UI"/>
                 <w:i w:val="0"/>
                 <w:iCs w:val="0"/>
                 <w:caps w:val="0"/>
@@ -6357,9 +6412,14 @@
       </w:tr>
       <w:tr>
         <w:tblPrEx>
-          <w:tblW w:w="8522" w:type="dxa"/>
-          <w:jc w:val="center"/>
-          <w:shd w:val="clear" w:color="auto" w:fill="auto"/>
+          <w:tblBorders>
+            <w:top w:val="none" w:color="auto" w:sz="0" w:space="0"/>
+            <w:left w:val="none" w:color="auto" w:sz="0" w:space="0"/>
+            <w:bottom w:val="none" w:color="auto" w:sz="0" w:space="0"/>
+            <w:right w:val="none" w:color="auto" w:sz="0" w:space="0"/>
+            <w:insideH w:val="none" w:color="auto" w:sz="0" w:space="0"/>
+            <w:insideV w:val="none" w:color="auto" w:sz="0" w:space="0"/>
+          </w:tblBorders>
           <w:tblCellMar>
             <w:top w:w="15" w:type="dxa"/>
             <w:left w:w="15" w:type="dxa"/>
@@ -6368,16 +6428,16 @@
           </w:tblCellMar>
         </w:tblPrEx>
         <w:trPr>
-          <w:trHeight w:val="0"/>
+          <w:trHeight w:val="0" w:hRule="atLeast"/>
           <w:jc w:val="center"/>
         </w:trPr>
         <w:tc>
           <w:tcPr>
             <w:tcW w:w="1362" w:type="dxa"/>
             <w:tcBorders>
-              <w:top w:val="single" w:sz="4" w:space="0" w:color="auto"/>
-              <w:left w:val="single" w:sz="12" w:space="0" w:color="auto"/>
-              <w:bottom w:val="single" w:sz="12" w:space="0" w:color="auto"/>
+              <w:top w:val="single" w:color="auto" w:sz="4" w:space="0"/>
+              <w:left w:val="single" w:color="auto" w:sz="12" w:space="0"/>
+              <w:bottom w:val="single" w:color="auto" w:sz="12" w:space="0"/>
               <w:right w:val="nil"/>
             </w:tcBorders>
             <w:shd w:val="clear" w:color="auto" w:fill="auto"/>
@@ -6397,10 +6457,10 @@
               <w:suppressLineNumbers w:val="0"/>
               <w:snapToGrid w:val="0"/>
               <w:spacing w:line="240" w:lineRule="auto"/>
-              <w:ind w:left="0" w:right="0" w:firstLine="0" w:leftChars="0" w:rightChars="0" w:firstLineChars="0"/>
+              <w:ind w:left="0" w:leftChars="0" w:right="0" w:rightChars="0" w:firstLine="0" w:firstLineChars="0"/>
               <w:jc w:val="center"/>
               <w:rPr>
-                <w:rFonts w:ascii="Segoe UI" w:eastAsia="Segoe UI" w:hAnsi="Segoe UI" w:cs="Segoe UI" w:hint="default"/>
+                <w:rFonts w:hint="default" w:ascii="Segoe UI" w:hAnsi="Segoe UI" w:eastAsia="Segoe UI" w:cs="Segoe UI"/>
                 <w:i w:val="0"/>
                 <w:iCs w:val="0"/>
                 <w:caps w:val="0"/>
@@ -6412,8 +6472,8 @@
             </w:pPr>
             <w:r>
               <w:rPr>
-                <w:rStyle w:val="Strong"/>
-                <w:rFonts w:ascii="Segoe UI" w:eastAsia="Segoe UI" w:hAnsi="Segoe UI" w:cs="Segoe UI" w:hint="default"/>
+                <w:rStyle w:val="23"/>
+                <w:rFonts w:hint="default" w:ascii="Segoe UI" w:hAnsi="Segoe UI" w:eastAsia="Segoe UI" w:cs="Segoe UI"/>
                 <w:b/>
                 <w:bCs/>
                 <w:i w:val="0"/>
@@ -6435,9 +6495,9 @@
           <w:tcPr>
             <w:tcW w:w="2480" w:type="dxa"/>
             <w:tcBorders>
-              <w:top w:val="single" w:sz="4" w:space="0" w:color="auto"/>
-              <w:left w:val="single" w:sz="4" w:space="0" w:color="auto"/>
-              <w:bottom w:val="single" w:sz="12" w:space="0" w:color="auto"/>
+              <w:top w:val="single" w:color="auto" w:sz="4" w:space="0"/>
+              <w:left w:val="single" w:color="auto" w:sz="4" w:space="0"/>
+              <w:bottom w:val="single" w:color="auto" w:sz="12" w:space="0"/>
               <w:right w:val="nil"/>
             </w:tcBorders>
             <w:shd w:val="clear" w:color="auto" w:fill="auto"/>
@@ -6457,10 +6517,10 @@
               <w:suppressLineNumbers w:val="0"/>
               <w:snapToGrid w:val="0"/>
               <w:spacing w:line="240" w:lineRule="auto"/>
-              <w:ind w:left="0" w:right="0" w:firstLine="0" w:leftChars="0" w:rightChars="0" w:firstLineChars="0"/>
+              <w:ind w:left="0" w:leftChars="0" w:right="0" w:rightChars="0" w:firstLine="0" w:firstLineChars="0"/>
               <w:jc w:val="center"/>
               <w:rPr>
-                <w:rFonts w:ascii="Segoe UI" w:eastAsia="Segoe UI" w:hAnsi="Segoe UI" w:cs="Segoe UI" w:hint="default"/>
+                <w:rFonts w:hint="default" w:ascii="Segoe UI" w:hAnsi="Segoe UI" w:eastAsia="Segoe UI" w:cs="Segoe UI"/>
                 <w:i w:val="0"/>
                 <w:iCs w:val="0"/>
                 <w:caps w:val="0"/>
@@ -6472,7 +6532,7 @@
             </w:pPr>
             <w:r>
               <w:rPr>
-                <w:rFonts w:ascii="Segoe UI" w:eastAsia="Segoe UI" w:hAnsi="Segoe UI" w:cs="Segoe UI" w:hint="default"/>
+                <w:rFonts w:hint="default" w:ascii="Segoe UI" w:hAnsi="Segoe UI" w:eastAsia="Segoe UI" w:cs="Segoe UI"/>
                 <w:i w:val="0"/>
                 <w:iCs w:val="0"/>
                 <w:caps w:val="0"/>
@@ -6492,10 +6552,10 @@
           <w:tcPr>
             <w:tcW w:w="4680" w:type="dxa"/>
             <w:tcBorders>
-              <w:top w:val="single" w:sz="4" w:space="0" w:color="auto"/>
-              <w:left w:val="single" w:sz="4" w:space="0" w:color="auto"/>
-              <w:bottom w:val="single" w:sz="12" w:space="0" w:color="auto"/>
-              <w:right w:val="single" w:sz="12" w:space="0" w:color="auto"/>
+              <w:top w:val="single" w:color="auto" w:sz="4" w:space="0"/>
+              <w:left w:val="single" w:color="auto" w:sz="4" w:space="0"/>
+              <w:bottom w:val="single" w:color="auto" w:sz="12" w:space="0"/>
+              <w:right w:val="single" w:color="auto" w:sz="12" w:space="0"/>
             </w:tcBorders>
             <w:shd w:val="clear" w:color="auto" w:fill="auto"/>
             <w:tcMar>
@@ -6514,10 +6574,10 @@
               <w:suppressLineNumbers w:val="0"/>
               <w:snapToGrid w:val="0"/>
               <w:spacing w:line="240" w:lineRule="auto"/>
-              <w:ind w:left="0" w:right="0" w:firstLine="0" w:leftChars="0" w:rightChars="0" w:firstLineChars="0"/>
+              <w:ind w:left="0" w:leftChars="0" w:right="0" w:rightChars="0" w:firstLine="0" w:firstLineChars="0"/>
               <w:jc w:val="center"/>
               <w:rPr>
-                <w:rFonts w:ascii="Segoe UI" w:eastAsia="Segoe UI" w:hAnsi="Segoe UI" w:cs="Segoe UI" w:hint="default"/>
+                <w:rFonts w:hint="default" w:ascii="Segoe UI" w:hAnsi="Segoe UI" w:eastAsia="Segoe UI" w:cs="Segoe UI"/>
                 <w:i w:val="0"/>
                 <w:iCs w:val="0"/>
                 <w:caps w:val="0"/>
@@ -6529,7 +6589,7 @@
             </w:pPr>
             <w:r>
               <w:rPr>
-                <w:rFonts w:ascii="Segoe UI" w:eastAsia="Segoe UI" w:hAnsi="Segoe UI" w:cs="Segoe UI" w:hint="default"/>
+                <w:rFonts w:hint="default" w:ascii="Segoe UI" w:hAnsi="Segoe UI" w:eastAsia="Segoe UI" w:cs="Segoe UI"/>
                 <w:i w:val="0"/>
                 <w:iCs w:val="0"/>
                 <w:caps w:val="0"/>
@@ -6549,7 +6609,7 @@
     </w:tbl>
     <w:p>
       <w:pPr>
-        <w:pStyle w:val="3"/>
+        <w:pStyle w:val="31"/>
         <w:bidi w:val="0"/>
         <w:rPr>
           <w:rFonts w:hint="default"/>
@@ -6566,12 +6626,12 @@
     </w:p>
     <w:p>
       <w:pPr>
-        <w:pStyle w:val="a1"/>
+        <w:pStyle w:val="29"/>
         <w:numPr>
           <w:ilvl w:val="0"/>
           <w:numId w:val="18"/>
         </w:numPr>
-        <w:ind w:left="425" w:hanging="425" w:leftChars="0" w:firstLineChars="0"/>
+        <w:ind w:left="425" w:leftChars="0" w:hanging="425" w:firstLineChars="0"/>
         <w:rPr>
           <w:rFonts w:hint="default"/>
           <w:lang w:val="en-US" w:eastAsia="zh-CN"/>
@@ -6587,7 +6647,7 @@
     </w:p>
     <w:p>
       <w:pPr>
-        <w:pStyle w:val="a1"/>
+        <w:pStyle w:val="29"/>
         <w:rPr>
           <w:rFonts w:hint="default"/>
           <w:lang w:val="en-US" w:eastAsia="zh-CN"/>
@@ -6603,7 +6663,7 @@
     </w:p>
     <w:p>
       <w:pPr>
-        <w:pStyle w:val="a1"/>
+        <w:pStyle w:val="29"/>
         <w:rPr>
           <w:rFonts w:hint="default"/>
           <w:lang w:val="en-US" w:eastAsia="zh-CN"/>
@@ -6619,12 +6679,12 @@
     </w:p>
     <w:p>
       <w:pPr>
-        <w:pStyle w:val="a1"/>
+        <w:pStyle w:val="29"/>
         <w:numPr>
           <w:ilvl w:val="0"/>
           <w:numId w:val="18"/>
         </w:numPr>
-        <w:ind w:left="425" w:hanging="425" w:leftChars="0" w:firstLineChars="0"/>
+        <w:ind w:left="425" w:leftChars="0" w:hanging="425" w:firstLineChars="0"/>
         <w:rPr>
           <w:rFonts w:hint="default"/>
           <w:lang w:val="en-US" w:eastAsia="zh-CN"/>
@@ -6640,7 +6700,7 @@
     </w:p>
     <w:p>
       <w:pPr>
-        <w:pStyle w:val="a1"/>
+        <w:pStyle w:val="29"/>
         <w:rPr>
           <w:rFonts w:hint="default"/>
           <w:lang w:val="en-US" w:eastAsia="zh-CN"/>
@@ -6656,7 +6716,7 @@
     </w:p>
     <w:p>
       <w:pPr>
-        <w:pStyle w:val="a1"/>
+        <w:pStyle w:val="29"/>
         <w:rPr>
           <w:rFonts w:hint="default"/>
           <w:lang w:val="en-US" w:eastAsia="zh-CN"/>
@@ -6672,7 +6732,7 @@
     </w:p>
     <w:p>
       <w:pPr>
-        <w:pStyle w:val="a1"/>
+        <w:pStyle w:val="29"/>
         <w:rPr>
           <w:rFonts w:hint="default"/>
           <w:lang w:val="en-US" w:eastAsia="zh-CN"/>
@@ -6688,12 +6748,12 @@
     </w:p>
     <w:p>
       <w:pPr>
-        <w:pStyle w:val="a1"/>
+        <w:pStyle w:val="29"/>
         <w:numPr>
           <w:ilvl w:val="0"/>
           <w:numId w:val="18"/>
         </w:numPr>
-        <w:ind w:left="425" w:hanging="425" w:leftChars="0" w:firstLineChars="0"/>
+        <w:ind w:left="425" w:leftChars="0" w:hanging="425" w:firstLineChars="0"/>
         <w:rPr>
           <w:rFonts w:hint="default"/>
           <w:lang w:val="en-US" w:eastAsia="zh-CN"/>
@@ -6709,7 +6769,7 @@
     </w:p>
     <w:p>
       <w:pPr>
-        <w:pStyle w:val="a1"/>
+        <w:pStyle w:val="29"/>
         <w:rPr>
           <w:rFonts w:hint="default"/>
           <w:lang w:val="en-US" w:eastAsia="zh-CN"/>
@@ -6725,7 +6785,7 @@
     </w:p>
     <w:p>
       <w:pPr>
-        <w:pStyle w:val="a1"/>
+        <w:pStyle w:val="29"/>
         <w:rPr>
           <w:rFonts w:hint="default"/>
           <w:lang w:val="en-US" w:eastAsia="zh-CN"/>
@@ -6741,7 +6801,7 @@
     </w:p>
     <w:p>
       <w:pPr>
-        <w:pStyle w:val="3"/>
+        <w:pStyle w:val="31"/>
         <w:bidi w:val="0"/>
         <w:rPr>
           <w:rFonts w:hint="default"/>
@@ -6758,12 +6818,12 @@
     </w:p>
     <w:p>
       <w:pPr>
-        <w:pStyle w:val="a1"/>
+        <w:pStyle w:val="29"/>
         <w:numPr>
           <w:ilvl w:val="0"/>
           <w:numId w:val="19"/>
         </w:numPr>
-        <w:ind w:left="425" w:hanging="425" w:leftChars="0" w:firstLineChars="0"/>
+        <w:ind w:left="425" w:leftChars="0" w:hanging="425" w:firstLineChars="0"/>
         <w:rPr>
           <w:rFonts w:hint="default"/>
           <w:lang w:val="en-US" w:eastAsia="zh-CN"/>
@@ -6779,7 +6839,7 @@
     </w:p>
     <w:p>
       <w:pPr>
-        <w:pStyle w:val="a1"/>
+        <w:pStyle w:val="29"/>
         <w:rPr>
           <w:rFonts w:hint="default"/>
           <w:lang w:val="en-US" w:eastAsia="zh-CN"/>
@@ -6795,7 +6855,7 @@
     </w:p>
     <w:p>
       <w:pPr>
-        <w:pStyle w:val="a1"/>
+        <w:pStyle w:val="29"/>
         <w:rPr>
           <w:rFonts w:hint="default"/>
           <w:lang w:val="en-US" w:eastAsia="zh-CN"/>
@@ -6811,12 +6871,12 @@
     </w:p>
     <w:p>
       <w:pPr>
-        <w:pStyle w:val="a1"/>
+        <w:pStyle w:val="29"/>
         <w:numPr>
           <w:ilvl w:val="0"/>
           <w:numId w:val="19"/>
         </w:numPr>
-        <w:ind w:left="425" w:hanging="425" w:leftChars="0" w:firstLineChars="0"/>
+        <w:ind w:left="425" w:leftChars="0" w:hanging="425" w:firstLineChars="0"/>
         <w:rPr>
           <w:rFonts w:hint="default"/>
           <w:lang w:val="en-US" w:eastAsia="zh-CN"/>
@@ -6832,7 +6892,7 @@
     </w:p>
     <w:p>
       <w:pPr>
-        <w:pStyle w:val="a1"/>
+        <w:pStyle w:val="29"/>
         <w:rPr>
           <w:rFonts w:hint="default"/>
           <w:lang w:val="en-US" w:eastAsia="zh-CN"/>
@@ -6848,7 +6908,7 @@
     </w:p>
     <w:p>
       <w:pPr>
-        <w:pStyle w:val="a1"/>
+        <w:pStyle w:val="29"/>
         <w:rPr>
           <w:rFonts w:hint="default"/>
           <w:lang w:val="en-US" w:eastAsia="zh-CN"/>
@@ -6864,7 +6924,7 @@
     </w:p>
     <w:p>
       <w:pPr>
-        <w:pStyle w:val="a1"/>
+        <w:pStyle w:val="29"/>
         <w:rPr>
           <w:rFonts w:hint="default"/>
           <w:lang w:val="en-US" w:eastAsia="zh-CN"/>
@@ -6880,12 +6940,12 @@
     </w:p>
     <w:p>
       <w:pPr>
-        <w:pStyle w:val="a1"/>
+        <w:pStyle w:val="29"/>
         <w:numPr>
           <w:ilvl w:val="0"/>
           <w:numId w:val="19"/>
         </w:numPr>
-        <w:ind w:left="425" w:hanging="425" w:leftChars="0" w:firstLineChars="0"/>
+        <w:ind w:left="425" w:leftChars="0" w:hanging="425" w:firstLineChars="0"/>
         <w:rPr>
           <w:rFonts w:hint="default"/>
           <w:lang w:val="en-US" w:eastAsia="zh-CN"/>
@@ -6901,7 +6961,7 @@
     </w:p>
     <w:p>
       <w:pPr>
-        <w:pStyle w:val="a1"/>
+        <w:pStyle w:val="29"/>
         <w:rPr>
           <w:rFonts w:hint="default"/>
           <w:lang w:val="en-US" w:eastAsia="zh-CN"/>
@@ -6917,7 +6977,7 @@
     </w:p>
     <w:p>
       <w:pPr>
-        <w:pStyle w:val="a1"/>
+        <w:pStyle w:val="29"/>
         <w:rPr>
           <w:rFonts w:hint="default"/>
           <w:lang w:val="en-US" w:eastAsia="zh-CN"/>
@@ -6933,7 +6993,7 @@
     </w:p>
     <w:p>
       <w:pPr>
-        <w:pStyle w:val="a1"/>
+        <w:pStyle w:val="29"/>
         <w:rPr>
           <w:rFonts w:hint="default"/>
           <w:lang w:val="en-US" w:eastAsia="zh-CN"/>
@@ -6949,7 +7009,7 @@
     </w:p>
     <w:p>
       <w:pPr>
-        <w:pStyle w:val="3"/>
+        <w:pStyle w:val="31"/>
         <w:bidi w:val="0"/>
         <w:rPr>
           <w:rFonts w:hint="default"/>
@@ -6966,12 +7026,12 @@
     </w:p>
     <w:p>
       <w:pPr>
-        <w:pStyle w:val="a1"/>
+        <w:pStyle w:val="29"/>
         <w:numPr>
           <w:ilvl w:val="0"/>
           <w:numId w:val="20"/>
         </w:numPr>
-        <w:ind w:left="425" w:hanging="425" w:leftChars="0" w:firstLineChars="0"/>
+        <w:ind w:left="425" w:leftChars="0" w:hanging="425" w:firstLineChars="0"/>
         <w:rPr>
           <w:rFonts w:hint="default"/>
           <w:lang w:val="en-US" w:eastAsia="zh-CN"/>
@@ -6987,7 +7047,7 @@
     </w:p>
     <w:p>
       <w:pPr>
-        <w:pStyle w:val="a1"/>
+        <w:pStyle w:val="29"/>
         <w:rPr>
           <w:rFonts w:hint="default"/>
           <w:lang w:val="en-US" w:eastAsia="zh-CN"/>
@@ -7003,7 +7063,7 @@
     </w:p>
     <w:p>
       <w:pPr>
-        <w:pStyle w:val="a1"/>
+        <w:pStyle w:val="29"/>
         <w:rPr>
           <w:rFonts w:hint="default"/>
           <w:lang w:val="en-US" w:eastAsia="zh-CN"/>
@@ -7019,7 +7079,7 @@
     </w:p>
     <w:p>
       <w:pPr>
-        <w:pStyle w:val="a1"/>
+        <w:pStyle w:val="29"/>
         <w:rPr>
           <w:rFonts w:hint="default"/>
           <w:lang w:val="en-US" w:eastAsia="zh-CN"/>
@@ -7035,12 +7095,12 @@
     </w:p>
     <w:p>
       <w:pPr>
-        <w:pStyle w:val="a1"/>
+        <w:pStyle w:val="29"/>
         <w:numPr>
           <w:ilvl w:val="0"/>
           <w:numId w:val="20"/>
         </w:numPr>
-        <w:ind w:left="425" w:hanging="425" w:leftChars="0" w:firstLineChars="0"/>
+        <w:ind w:left="425" w:leftChars="0" w:hanging="425" w:firstLineChars="0"/>
         <w:rPr>
           <w:rFonts w:hint="default"/>
           <w:lang w:val="en-US" w:eastAsia="zh-CN"/>
@@ -7056,7 +7116,7 @@
     </w:p>
     <w:p>
       <w:pPr>
-        <w:pStyle w:val="a1"/>
+        <w:pStyle w:val="29"/>
         <w:rPr>
           <w:rFonts w:hint="default"/>
           <w:lang w:val="en-US" w:eastAsia="zh-CN"/>
@@ -7086,7 +7146,7 @@
     </w:p>
     <w:p>
       <w:pPr>
-        <w:pStyle w:val="a1"/>
+        <w:pStyle w:val="29"/>
         <w:rPr>
           <w:rFonts w:hint="default"/>
           <w:lang w:val="en-US" w:eastAsia="zh-CN"/>
@@ -7102,7 +7162,7 @@
     </w:p>
     <w:p>
       <w:pPr>
-        <w:pStyle w:val="a1"/>
+        <w:pStyle w:val="29"/>
         <w:rPr>
           <w:rFonts w:hint="default"/>
           <w:lang w:val="en-US" w:eastAsia="zh-CN"/>
@@ -7118,7 +7178,7 @@
     </w:p>
     <w:p>
       <w:pPr>
-        <w:pStyle w:val="3"/>
+        <w:pStyle w:val="31"/>
         <w:bidi w:val="0"/>
         <w:rPr>
           <w:rFonts w:hint="default"/>
@@ -7135,12 +7195,12 @@
     </w:p>
     <w:p>
       <w:pPr>
-        <w:pStyle w:val="a1"/>
+        <w:pStyle w:val="29"/>
         <w:numPr>
           <w:ilvl w:val="0"/>
           <w:numId w:val="21"/>
         </w:numPr>
-        <w:ind w:left="425" w:hanging="425" w:leftChars="0" w:firstLineChars="0"/>
+        <w:ind w:left="425" w:leftChars="0" w:hanging="425" w:firstLineChars="0"/>
         <w:rPr>
           <w:rFonts w:hint="default"/>
           <w:lang w:val="en-US" w:eastAsia="zh-CN"/>
@@ -7156,7 +7216,7 @@
     </w:p>
     <w:p>
       <w:pPr>
-        <w:pStyle w:val="a1"/>
+        <w:pStyle w:val="29"/>
         <w:rPr>
           <w:rFonts w:hint="default"/>
           <w:lang w:val="en-US" w:eastAsia="zh-CN"/>
@@ -7172,7 +7232,7 @@
     </w:p>
     <w:p>
       <w:pPr>
-        <w:pStyle w:val="a1"/>
+        <w:pStyle w:val="29"/>
         <w:rPr>
           <w:rFonts w:hint="default"/>
           <w:lang w:val="en-US" w:eastAsia="zh-CN"/>
@@ -7188,12 +7248,12 @@
     </w:p>
     <w:p>
       <w:pPr>
-        <w:pStyle w:val="a1"/>
+        <w:pStyle w:val="29"/>
         <w:numPr>
           <w:ilvl w:val="0"/>
           <w:numId w:val="21"/>
         </w:numPr>
-        <w:ind w:left="425" w:hanging="425" w:leftChars="0" w:firstLineChars="0"/>
+        <w:ind w:left="425" w:leftChars="0" w:hanging="425" w:firstLineChars="0"/>
         <w:rPr>
           <w:rFonts w:hint="default"/>
           <w:lang w:val="en-US" w:eastAsia="zh-CN"/>
@@ -7209,7 +7269,7 @@
     </w:p>
     <w:p>
       <w:pPr>
-        <w:pStyle w:val="a1"/>
+        <w:pStyle w:val="29"/>
         <w:rPr>
           <w:rFonts w:hint="default"/>
           <w:lang w:val="en-US" w:eastAsia="zh-CN"/>
@@ -7225,7 +7285,7 @@
     </w:p>
     <w:p>
       <w:pPr>
-        <w:pStyle w:val="a1"/>
+        <w:pStyle w:val="29"/>
         <w:rPr>
           <w:rFonts w:hint="default"/>
           <w:lang w:val="en-US" w:eastAsia="zh-CN"/>
@@ -7241,7 +7301,7 @@
     </w:p>
     <w:p>
       <w:pPr>
-        <w:pStyle w:val="a1"/>
+        <w:pStyle w:val="29"/>
         <w:rPr>
           <w:rFonts w:hint="default"/>
           <w:lang w:val="en-US" w:eastAsia="zh-CN"/>
@@ -7257,7 +7317,7 @@
     </w:p>
     <w:p>
       <w:pPr>
-        <w:pStyle w:val="2"/>
+        <w:pStyle w:val="30"/>
         <w:bidi w:val="0"/>
         <w:rPr>
           <w:rFonts w:hint="default"/>
@@ -7276,17 +7336,18 @@
     </w:p>
     <w:tbl>
       <w:tblPr>
-        <w:tblStyle w:val="TableGrid"/>
+        <w:tblStyle w:val="21"/>
         <w:tblW w:w="8744" w:type="dxa"/>
         <w:tblInd w:w="0" w:type="dxa"/>
         <w:tblBorders>
-          <w:top w:val="single" w:sz="4" w:space="0" w:color="auto"/>
-          <w:left w:val="single" w:sz="4" w:space="0" w:color="auto"/>
-          <w:bottom w:val="single" w:sz="4" w:space="0" w:color="auto"/>
-          <w:right w:val="single" w:sz="4" w:space="0" w:color="auto"/>
-          <w:insideH w:val="single" w:sz="4" w:space="0" w:color="auto"/>
-          <w:insideV w:val="single" w:sz="4" w:space="0" w:color="auto"/>
+          <w:top w:val="single" w:color="auto" w:sz="4" w:space="0"/>
+          <w:left w:val="single" w:color="auto" w:sz="4" w:space="0"/>
+          <w:bottom w:val="single" w:color="auto" w:sz="4" w:space="0"/>
+          <w:right w:val="single" w:color="auto" w:sz="4" w:space="0"/>
+          <w:insideH w:val="single" w:color="auto" w:sz="4" w:space="0"/>
+          <w:insideV w:val="single" w:color="auto" w:sz="4" w:space="0"/>
         </w:tblBorders>
+        <w:tblLayout w:type="autofit"/>
         <w:tblCellMar>
           <w:top w:w="0" w:type="dxa"/>
           <w:left w:w="108" w:type="dxa"/>
@@ -7302,15 +7363,13 @@
       </w:tblGrid>
       <w:tr>
         <w:tblPrEx>
-          <w:tblW w:w="8744" w:type="dxa"/>
-          <w:tblInd w:w="0" w:type="dxa"/>
           <w:tblBorders>
-            <w:top w:val="single" w:sz="4" w:space="0" w:color="auto"/>
-            <w:left w:val="single" w:sz="4" w:space="0" w:color="auto"/>
-            <w:bottom w:val="single" w:sz="4" w:space="0" w:color="auto"/>
-            <w:right w:val="single" w:sz="4" w:space="0" w:color="auto"/>
-            <w:insideH w:val="single" w:sz="4" w:space="0" w:color="auto"/>
-            <w:insideV w:val="single" w:sz="4" w:space="0" w:color="auto"/>
+            <w:top w:val="single" w:color="auto" w:sz="4" w:space="0"/>
+            <w:left w:val="single" w:color="auto" w:sz="4" w:space="0"/>
+            <w:bottom w:val="single" w:color="auto" w:sz="4" w:space="0"/>
+            <w:right w:val="single" w:color="auto" w:sz="4" w:space="0"/>
+            <w:insideH w:val="single" w:color="auto" w:sz="4" w:space="0"/>
+            <w:insideV w:val="single" w:color="auto" w:sz="4" w:space="0"/>
           </w:tblBorders>
           <w:tblCellMar>
             <w:top w:w="0" w:type="dxa"/>
@@ -7325,7 +7384,7 @@
           </w:tcPr>
           <w:p>
             <w:pPr>
-              <w:pStyle w:val="a1"/>
+              <w:pStyle w:val="29"/>
               <w:widowControl w:val="0"/>
               <w:rPr>
                 <w:rFonts w:hint="default"/>
@@ -7356,9 +7415,9 @@
           </w:tcPr>
           <w:p>
             <w:pPr>
-              <w:pStyle w:val="a1"/>
+              <w:pStyle w:val="29"/>
               <w:widowControl w:val="0"/>
-              <w:ind w:left="0" w:firstLine="0" w:leftChars="0" w:firstLineChars="0"/>
+              <w:ind w:left="0" w:leftChars="0" w:firstLine="0" w:firstLineChars="0"/>
               <w:jc w:val="center"/>
               <w:rPr>
                 <w:rFonts w:hint="default"/>
@@ -7386,9 +7445,9 @@
           </w:tcPr>
           <w:p>
             <w:pPr>
-              <w:pStyle w:val="a1"/>
+              <w:pStyle w:val="29"/>
               <w:widowControl w:val="0"/>
-              <w:ind w:left="0" w:firstLine="0" w:leftChars="0" w:firstLineChars="0"/>
+              <w:ind w:left="0" w:leftChars="0" w:firstLine="0" w:firstLineChars="0"/>
               <w:jc w:val="center"/>
               <w:rPr>
                 <w:rFonts w:hint="default"/>
@@ -7416,9 +7475,9 @@
           </w:tcPr>
           <w:p>
             <w:pPr>
-              <w:pStyle w:val="a1"/>
+              <w:pStyle w:val="29"/>
               <w:widowControl w:val="0"/>
-              <w:ind w:left="0" w:firstLine="0" w:leftChars="0" w:firstLineChars="0"/>
+              <w:ind w:left="0" w:leftChars="0" w:firstLine="0" w:firstLineChars="0"/>
               <w:jc w:val="center"/>
               <w:rPr>
                 <w:rFonts w:hint="default"/>
@@ -7443,8 +7502,14 @@
       </w:tr>
       <w:tr>
         <w:tblPrEx>
-          <w:tblW w:w="8744" w:type="dxa"/>
-          <w:tblInd w:w="0" w:type="dxa"/>
+          <w:tblBorders>
+            <w:top w:val="single" w:color="auto" w:sz="4" w:space="0"/>
+            <w:left w:val="single" w:color="auto" w:sz="4" w:space="0"/>
+            <w:bottom w:val="single" w:color="auto" w:sz="4" w:space="0"/>
+            <w:right w:val="single" w:color="auto" w:sz="4" w:space="0"/>
+            <w:insideH w:val="single" w:color="auto" w:sz="4" w:space="0"/>
+            <w:insideV w:val="single" w:color="auto" w:sz="4" w:space="0"/>
+          </w:tblBorders>
           <w:tblCellMar>
             <w:top w:w="0" w:type="dxa"/>
             <w:left w:w="108" w:type="dxa"/>
@@ -7453,7 +7518,7 @@
           </w:tblCellMar>
         </w:tblPrEx>
         <w:trPr>
-          <w:trHeight w:val="710"/>
+          <w:trHeight w:val="710" w:hRule="atLeast"/>
         </w:trPr>
         <w:tc>
           <w:tcPr>
@@ -7461,9 +7526,9 @@
           </w:tcPr>
           <w:p>
             <w:pPr>
-              <w:pStyle w:val="a1"/>
+              <w:pStyle w:val="29"/>
               <w:widowControl w:val="0"/>
-              <w:ind w:left="0" w:firstLine="0" w:leftChars="0" w:firstLineChars="0"/>
+              <w:ind w:left="0" w:leftChars="0" w:firstLine="0" w:firstLineChars="0"/>
               <w:jc w:val="both"/>
               <w:rPr>
                 <w:rFonts w:hint="default"/>
@@ -7487,9 +7552,9 @@
           </w:tcPr>
           <w:p>
             <w:pPr>
-              <w:pStyle w:val="a1"/>
+              <w:pStyle w:val="29"/>
               <w:widowControl w:val="0"/>
-              <w:ind w:left="0" w:firstLine="0" w:leftChars="0" w:firstLineChars="0"/>
+              <w:ind w:left="0" w:leftChars="0" w:firstLine="0" w:firstLineChars="0"/>
               <w:jc w:val="both"/>
               <w:rPr>
                 <w:rFonts w:hint="default"/>
@@ -7513,9 +7578,9 @@
           </w:tcPr>
           <w:p>
             <w:pPr>
-              <w:pStyle w:val="a1"/>
+              <w:pStyle w:val="29"/>
               <w:widowControl w:val="0"/>
-              <w:ind w:left="0" w:firstLine="0" w:leftChars="0" w:firstLineChars="0"/>
+              <w:ind w:left="0" w:leftChars="0" w:firstLine="0" w:firstLineChars="0"/>
               <w:rPr>
                 <w:rFonts w:hint="default"/>
                 <w:vertAlign w:val="baseline"/>
@@ -7530,8 +7595,6 @@
               </w:rPr>
               <w:t>每年度</w:t>
             </w:r>
-            <w:bookmarkStart w:id="39" w:name="_GoBack"/>
-            <w:bookmarkEnd w:id="39"/>
           </w:p>
         </w:tc>
         <w:tc>
@@ -7540,7 +7603,7 @@
           </w:tcPr>
           <w:p>
             <w:pPr>
-              <w:pStyle w:val="a1"/>
+              <w:pStyle w:val="29"/>
               <w:widowControl w:val="0"/>
               <w:rPr>
                 <w:rFonts w:hint="eastAsia"/>
@@ -7550,7 +7613,7 @@
             </w:pPr>
             <w:r>
               <w:rPr>
-                <w:rFonts w:ascii="宋体" w:eastAsia="宋体" w:hAnsi="宋体" w:cs="宋体"/>
+                <w:rFonts w:ascii="宋体" w:hAnsi="宋体" w:eastAsia="宋体" w:cs="宋体"/>
                 <w:spacing w:val="-1"/>
                 <w:sz w:val="24"/>
                 <w:szCs w:val="24"/>
@@ -7559,7 +7622,7 @@
             </w:r>
             <w:r>
               <w:rPr>
-                <w:rFonts w:ascii="宋体" w:hAnsi="宋体" w:cs="宋体" w:hint="eastAsia"/>
+                <w:rFonts w:hint="eastAsia" w:ascii="宋体" w:hAnsi="宋体" w:cs="宋体"/>
                 <w:spacing w:val="-1"/>
                 <w:sz w:val="24"/>
                 <w:szCs w:val="24"/>
@@ -7569,7 +7632,7 @@
             </w:r>
             <w:r>
               <w:rPr>
-                <w:rFonts w:ascii="宋体" w:eastAsia="宋体" w:hAnsi="宋体" w:cs="宋体"/>
+                <w:rFonts w:ascii="宋体" w:hAnsi="宋体" w:eastAsia="宋体" w:cs="宋体"/>
                 <w:spacing w:val="-1"/>
                 <w:sz w:val="24"/>
                 <w:szCs w:val="24"/>
@@ -7582,25 +7645,25 @@
     </w:tbl>
     <w:p>
       <w:pPr>
-        <w:pStyle w:val="1"/>
+        <w:pStyle w:val="28"/>
         <w:bidi w:val="0"/>
         <w:rPr>
-          <w:rStyle w:val="1Char"/>
-          <w:rFonts w:eastAsia="宋体" w:hint="default"/>
-          <w:lang w:val="en-US" w:eastAsia="zh-CN"/>
-        </w:rPr>
-      </w:pPr>
-      <w:bookmarkStart w:id="40" w:name="_Toc6075"/>
-      <w:r>
-        <w:rPr>
-          <w:rStyle w:val="1Char"/>
-          <w:rFonts w:eastAsia="宋体" w:hint="eastAsia"/>
+          <w:rStyle w:val="38"/>
+          <w:rFonts w:hint="default" w:eastAsia="宋体"/>
+          <w:lang w:val="en-US" w:eastAsia="zh-CN"/>
+        </w:rPr>
+      </w:pPr>
+      <w:bookmarkStart w:id="39" w:name="_Toc6075"/>
+      <w:r>
+        <w:rPr>
+          <w:rStyle w:val="38"/>
+          <w:rFonts w:hint="eastAsia" w:eastAsia="宋体"/>
           <w:lang w:val="en-US" w:eastAsia="zh-CN"/>
         </w:rPr>
         <w:t>附则</w:t>
       </w:r>
       <w:bookmarkEnd w:id="38"/>
-      <w:bookmarkEnd w:id="40"/>
+      <w:bookmarkEnd w:id="39"/>
     </w:p>
     <w:p>
       <w:pPr>
@@ -7622,17 +7685,17 @@
         <w:adjustRightInd w:val="0"/>
         <w:snapToGrid w:val="0"/>
         <w:spacing w:line="360" w:lineRule="auto"/>
-        <w:ind w:left="425" w:hanging="425" w:leftChars="0" w:firstLineChars="0"/>
+        <w:ind w:left="425" w:leftChars="0" w:hanging="425" w:firstLineChars="0"/>
         <w:textAlignment w:val="baseline"/>
         <w:rPr>
-          <w:rFonts w:ascii="宋体" w:eastAsia="宋体" w:hAnsi="宋体" w:cs="宋体"/>
+          <w:rFonts w:ascii="宋体" w:hAnsi="宋体" w:eastAsia="宋体" w:cs="宋体"/>
           <w:sz w:val="24"/>
           <w:szCs w:val="24"/>
         </w:rPr>
       </w:pPr>
       <w:r>
         <w:rPr>
-          <w:rFonts w:ascii="宋体" w:eastAsia="宋体" w:hAnsi="宋体" w:cs="宋体"/>
+          <w:rFonts w:ascii="宋体" w:hAnsi="宋体" w:eastAsia="宋体" w:cs="宋体"/>
           <w:spacing w:val="-1"/>
           <w:sz w:val="24"/>
           <w:szCs w:val="24"/>
@@ -7641,7 +7704,7 @@
       </w:r>
       <w:r>
         <w:rPr>
-          <w:rFonts w:ascii="宋体" w:eastAsia="宋体" w:hAnsi="宋体" w:cs="宋体" w:hint="eastAsia"/>
+          <w:rFonts w:hint="eastAsia" w:ascii="宋体" w:hAnsi="宋体" w:eastAsia="宋体" w:cs="宋体"/>
           <w:spacing w:val="-1"/>
           <w:sz w:val="24"/>
           <w:szCs w:val="24"/>
@@ -7651,7 +7714,7 @@
       </w:r>
       <w:r>
         <w:rPr>
-          <w:rFonts w:ascii="宋体" w:eastAsia="宋体" w:hAnsi="宋体" w:cs="宋体"/>
+          <w:rFonts w:ascii="宋体" w:hAnsi="宋体" w:eastAsia="宋体" w:cs="宋体"/>
           <w:spacing w:val="-1"/>
           <w:sz w:val="24"/>
           <w:szCs w:val="24"/>
@@ -7679,7 +7742,7 @@
         <w:adjustRightInd w:val="0"/>
         <w:snapToGrid w:val="0"/>
         <w:spacing w:line="360" w:lineRule="auto"/>
-        <w:ind w:left="425" w:hanging="425" w:leftChars="0" w:firstLineChars="0"/>
+        <w:ind w:left="425" w:leftChars="0" w:hanging="425" w:firstLineChars="0"/>
         <w:textAlignment w:val="baseline"/>
         <w:rPr>
           <w:rFonts w:hint="default"/>
@@ -7688,7 +7751,7 @@
       </w:pPr>
       <w:r>
         <w:rPr>
-          <w:rFonts w:ascii="宋体" w:eastAsia="宋体" w:hAnsi="宋体" w:cs="宋体"/>
+          <w:rFonts w:ascii="宋体" w:hAnsi="宋体" w:eastAsia="宋体" w:cs="宋体"/>
           <w:spacing w:val="-2"/>
           <w:sz w:val="24"/>
           <w:szCs w:val="24"/>
@@ -7698,28 +7761,63 @@
     </w:p>
     <w:p>
       <w:pPr>
-        <w:pStyle w:val="1"/>
+        <w:pStyle w:val="28"/>
         <w:bidi w:val="0"/>
         <w:rPr>
           <w:rFonts w:hint="default"/>
           <w:lang w:val="en-US" w:eastAsia="zh-CN"/>
         </w:rPr>
       </w:pPr>
-      <w:bookmarkStart w:id="41" w:name="bookmark14"/>
+      <w:bookmarkStart w:id="40" w:name="bookmark14"/>
+      <w:bookmarkEnd w:id="40"/>
+      <w:bookmarkStart w:id="41" w:name="_Toc16333"/>
+      <w:r>
+        <w:rPr>
+          <w:rFonts w:hint="eastAsia"/>
+          <w:lang w:val="en-US" w:eastAsia="zh-CN"/>
+        </w:rPr>
+        <w:t>附件</w:t>
+      </w:r>
       <w:bookmarkEnd w:id="41"/>
-      <w:bookmarkStart w:id="42" w:name="_Toc16333"/>
+    </w:p>
+    <w:p>
+      <w:pPr>
+        <w:pStyle w:val="29"/>
+        <w:rPr>
+          <w:rFonts w:hint="default"/>
+          <w:lang w:val="en-US" w:eastAsia="zh-CN"/>
+        </w:rPr>
+      </w:pPr>
       <w:r>
         <w:rPr>
           <w:rFonts w:hint="eastAsia"/>
           <w:lang w:val="en-US" w:eastAsia="zh-CN"/>
         </w:rPr>
-        <w:t>附件</w:t>
+        <w:t>无</w:t>
+      </w:r>
+    </w:p>
+    <w:p>
+      <w:pPr>
+        <w:pStyle w:val="28"/>
+        <w:bidi w:val="0"/>
+        <w:rPr>
+          <w:rFonts w:hint="default"/>
+          <w:lang w:val="en-US" w:eastAsia="zh-CN"/>
+        </w:rPr>
+      </w:pPr>
+      <w:bookmarkStart w:id="42" w:name="_Toc16980"/>
+      <w:r>
+        <w:rPr>
+          <w:rFonts w:hint="eastAsia"/>
+          <w:lang w:val="en-US" w:eastAsia="zh-CN"/>
+        </w:rPr>
+        <w:t>记录</w:t>
       </w:r>
       <w:bookmarkEnd w:id="42"/>
     </w:p>
     <w:p>
       <w:pPr>
-        <w:pStyle w:val="a1"/>
+        <w:pStyle w:val="29"/>
         <w:rPr>
           <w:rFonts w:hint="default"/>
           <w:lang w:val="en-US" w:eastAsia="zh-CN"/>
@@ -7733,69 +7831,84 @@
         <w:t>无</w:t>
       </w:r>
     </w:p>
-    <w:p>
-      <w:pPr>
-        <w:pStyle w:val="1"/>
-        <w:bidi w:val="0"/>
-        <w:rPr>
-          <w:rFonts w:hint="default"/>
-          <w:lang w:val="en-US" w:eastAsia="zh-CN"/>
-        </w:rPr>
-      </w:pPr>
-      <w:bookmarkStart w:id="43" w:name="_Toc16980"/>
-      <w:r>
-        <w:rPr>
-          <w:rFonts w:hint="eastAsia"/>
-          <w:lang w:val="en-US" w:eastAsia="zh-CN"/>
-        </w:rPr>
-        <w:t>记录</w:t>
-      </w:r>
-      <w:bookmarkEnd w:id="43"/>
-    </w:p>
-    <w:p>
-      <w:pPr>
-        <w:pStyle w:val="a1"/>
-        <w:rPr>
-          <w:rFonts w:hint="default"/>
-          <w:lang w:val="en-US" w:eastAsia="zh-CN"/>
-        </w:rPr>
-      </w:pPr>
-      <w:r>
-        <w:rPr>
-          <w:rFonts w:hint="eastAsia"/>
-          <w:lang w:val="en-US" w:eastAsia="zh-CN"/>
-        </w:rPr>
-        <w:t>无</w:t>
-      </w:r>
-    </w:p>
     <w:sectPr>
-      <w:headerReference w:type="default" r:id="rId4"/>
+      <w:headerReference r:id="rId5" w:type="default"/>
       <w:pgSz w:w="11906" w:h="16838"/>
       <w:pgMar w:top="1417" w:right="1800" w:bottom="1440" w:left="1800" w:header="1140" w:footer="992" w:gutter="0"/>
-      <w:cols w:num="1" w:space="425"/>
+      <w:cols w:space="425" w:num="1"/>
       <w:docGrid w:type="lines" w:linePitch="312" w:charSpace="0"/>
     </w:sectPr>
   </w:body>
 </w:document>
 </file>
 
+<file path=word/endnotes.xml><?xml version="1.0" encoding="utf-8"?>
+<w:endnotes xmlns:wpc="http://schemas.microsoft.com/office/word/2010/wordprocessingCanvas" xmlns:mc="http://schemas.openxmlformats.org/markup-compatibility/2006" xmlns:o="urn:schemas-microsoft-com:office:office" xmlns:r="http://schemas.openxmlformats.org/officeDocument/2006/relationships" xmlns:m="http://schemas.openxmlformats.org/officeDocument/2006/math" xmlns:v="urn:schemas-microsoft-com:vml" xmlns:wp14="http://schemas.microsoft.com/office/word/2010/wordprocessingDrawing" xmlns:wp="http://schemas.openxmlformats.org/drawingml/2006/wordprocessingDrawing" xmlns:w="http://schemas.openxmlformats.org/wordprocessingml/2006/main" xmlns:w14="http://schemas.microsoft.com/office/word/2010/wordml" xmlns:w15="http://schemas.microsoft.com/office/word/2012/wordml" xmlns:w10="urn:schemas-microsoft-com:office:word" xmlns:wpg="http://schemas.microsoft.com/office/word/2010/wordprocessingGroup" xmlns:wpi="http://schemas.microsoft.com/office/word/2010/wordprocessingInk" xmlns:wne="http://schemas.microsoft.com/office/word/2006/wordml" xmlns:wps="http://schemas.microsoft.com/office/word/2010/wordprocessingShape" xmlns:wpsCustomData="http://www.wps.cn/officeDocument/2013/wpsCustomData" mc:Ignorable="w14 w15 wp14">
+  <w:endnote w:type="separator" w:id="0">
+    <w:p>
+      <w:pPr>
+        <w:spacing w:line="240" w:lineRule="auto"/>
+      </w:pPr>
+      <w:r>
+        <w:separator/>
+      </w:r>
+    </w:p>
+  </w:endnote>
+  <w:endnote w:type="continuationSeparator" w:id="1">
+    <w:p>
+      <w:pPr>
+        <w:spacing w:line="240" w:lineRule="auto"/>
+      </w:pPr>
+      <w:r>
+        <w:continuationSeparator/>
+      </w:r>
+    </w:p>
+  </w:endnote>
+</w:endnotes>
+</file>
+
+<file path=word/footnotes.xml><?xml version="1.0" encoding="utf-8"?>
+<w:footnotes xmlns:wpc="http://schemas.microsoft.com/office/word/2010/wordprocessingCanvas" xmlns:mc="http://schemas.openxmlformats.org/markup-compatibility/2006" xmlns:o="urn:schemas-microsoft-com:office:office" xmlns:r="http://schemas.openxmlformats.org/officeDocument/2006/relationships" xmlns:m="http://schemas.openxmlformats.org/officeDocument/2006/math" xmlns:v="urn:schemas-microsoft-com:vml" xmlns:wp14="http://schemas.microsoft.com/office/word/2010/wordprocessingDrawing" xmlns:wp="http://schemas.openxmlformats.org/drawingml/2006/wordprocessingDrawing" xmlns:w="http://schemas.openxmlformats.org/wordprocessingml/2006/main" xmlns:w14="http://schemas.microsoft.com/office/word/2010/wordml" xmlns:w15="http://schemas.microsoft.com/office/word/2012/wordml" xmlns:w10="urn:schemas-microsoft-com:office:word" xmlns:wpg="http://schemas.microsoft.com/office/word/2010/wordprocessingGroup" xmlns:wpi="http://schemas.microsoft.com/office/word/2010/wordprocessingInk" xmlns:wne="http://schemas.microsoft.com/office/word/2006/wordml" xmlns:wps="http://schemas.microsoft.com/office/word/2010/wordprocessingShape" xmlns:wpsCustomData="http://www.wps.cn/officeDocument/2013/wpsCustomData" mc:Ignorable="w14 w15 wp14">
+  <w:footnote w:type="separator" w:id="0">
+    <w:p>
+      <w:pPr>
+        <w:spacing w:line="360" w:lineRule="auto"/>
+      </w:pPr>
+      <w:r>
+        <w:separator/>
+      </w:r>
+    </w:p>
+  </w:footnote>
+  <w:footnote w:type="continuationSeparator" w:id="1">
+    <w:p>
+      <w:pPr>
+        <w:spacing w:line="360" w:lineRule="auto"/>
+      </w:pPr>
+      <w:r>
+        <w:continuationSeparator/>
+      </w:r>
+    </w:p>
+  </w:footnote>
+</w:footnotes>
+</file>
+
 <file path=word/header1.xml><?xml version="1.0" encoding="utf-8"?>
-<w:hdr xmlns:wpc="http://schemas.microsoft.com/office/word/2010/wordprocessingCanvas" xmlns:mc="http://schemas.openxmlformats.org/markup-compatibility/2006" xmlns:o="urn:schemas-microsoft-com:office:office" xmlns:r="http://schemas.openxmlformats.org/officeDocument/2006/relationships" xmlns:m="http://schemas.openxmlformats.org/officeDocument/2006/math" xmlns:v="urn:schemas-microsoft-com:vml" xmlns:wp14="http://schemas.microsoft.com/office/word/2010/wordprocessingDrawing" xmlns:wp="http://schemas.openxmlformats.org/drawingml/2006/wordprocessingDrawing" xmlns:w10="urn:schemas-microsoft-com:office:word" xmlns:w="http://schemas.openxmlformats.org/wordprocessingml/2006/main" xmlns:w14="http://schemas.microsoft.com/office/word/2010/wordml" xmlns:w15="http://schemas.microsoft.com/office/word/2012/wordml" xmlns:wne="http://schemas.microsoft.com/office/word/2006/wordml" xmlns:wpg="http://schemas.microsoft.com/office/word/2010/wordprocessingGroup" xmlns:wpi="http://schemas.microsoft.com/office/word/2010/wordprocessingInk" xmlns:wps="http://schemas.microsoft.com/office/word/2010/wordprocessingShape" mc:Ignorable="w14 w15 wp14">
+<w:hdr xmlns:wpc="http://schemas.microsoft.com/office/word/2010/wordprocessingCanvas" xmlns:mc="http://schemas.openxmlformats.org/markup-compatibility/2006" xmlns:o="urn:schemas-microsoft-com:office:office" xmlns:r="http://schemas.openxmlformats.org/officeDocument/2006/relationships" xmlns:m="http://schemas.openxmlformats.org/officeDocument/2006/math" xmlns:v="urn:schemas-microsoft-com:vml" xmlns:wp14="http://schemas.microsoft.com/office/word/2010/wordprocessingDrawing" xmlns:wp="http://schemas.openxmlformats.org/drawingml/2006/wordprocessingDrawing" xmlns:w10="urn:schemas-microsoft-com:office:word" xmlns:w="http://schemas.openxmlformats.org/wordprocessingml/2006/main" xmlns:w14="http://schemas.microsoft.com/office/word/2010/wordml" xmlns:w15="http://schemas.microsoft.com/office/word/2012/wordml" xmlns:wpg="http://schemas.microsoft.com/office/word/2010/wordprocessingGroup" xmlns:wpi="http://schemas.microsoft.com/office/word/2010/wordprocessingInk" xmlns:wne="http://schemas.microsoft.com/office/word/2006/wordml" xmlns:wps="http://schemas.microsoft.com/office/word/2010/wordprocessingShape" xmlns:wpsCustomData="http://www.wps.cn/officeDocument/2013/wpsCustomData" mc:Ignorable="w14 w15 wp14">
   <w:p>
     <w:pPr>
-      <w:pStyle w:val="Header"/>
+      <w:pStyle w:val="15"/>
       <w:pBdr>
-        <w:bottom w:val="single" w:sz="4" w:space="1" w:color="auto"/>
+        <w:bottom w:val="single" w:color="auto" w:sz="4" w:space="1"/>
       </w:pBdr>
       <w:jc w:val="right"/>
       <w:rPr>
-        <w:rFonts w:eastAsiaTheme="minorEastAsia" w:hint="eastAsia"/>
+        <w:rFonts w:hint="eastAsia" w:eastAsiaTheme="minorEastAsia"/>
         <w:lang w:eastAsia="zh-CN"/>
       </w:rPr>
     </w:pPr>
     <w:r>
       <w:rPr>
-        <w:rFonts w:eastAsiaTheme="minorEastAsia" w:hint="eastAsia"/>
+        <w:rFonts w:hint="eastAsia" w:eastAsiaTheme="minorEastAsia"/>
         <w:lang w:eastAsia="zh-CN"/>
       </w:rPr>
       <w:t>天津通海信息技术有限公司</w:t>
@@ -7805,15 +7918,15 @@
 </file>
 
 <file path=word/numbering.xml><?xml version="1.0" encoding="utf-8"?>
-<w:numbering xmlns:wpc="http://schemas.microsoft.com/office/word/2010/wordprocessingCanvas" xmlns:mc="http://schemas.openxmlformats.org/markup-compatibility/2006" xmlns:o="urn:schemas-microsoft-com:office:office" xmlns:r="http://schemas.openxmlformats.org/officeDocument/2006/relationships" xmlns:m="http://schemas.openxmlformats.org/officeDocument/2006/math" xmlns:v="urn:schemas-microsoft-com:vml" xmlns:wp14="http://schemas.microsoft.com/office/word/2010/wordprocessingDrawing" xmlns:wp="http://schemas.openxmlformats.org/drawingml/2006/wordprocessingDrawing" xmlns:w10="urn:schemas-microsoft-com:office:word" xmlns:w="http://schemas.openxmlformats.org/wordprocessingml/2006/main" xmlns:w14="http://schemas.microsoft.com/office/word/2010/wordml" xmlns:w15="http://schemas.microsoft.com/office/word/2012/wordml" xmlns:wne="http://schemas.microsoft.com/office/word/2006/wordml" xmlns:wpg="http://schemas.microsoft.com/office/word/2010/wordprocessingGroup" xmlns:wpi="http://schemas.microsoft.com/office/word/2010/wordprocessingInk" xmlns:wps="http://schemas.microsoft.com/office/word/2010/wordprocessingShape" mc:Ignorable="w14 w15 wp14">
+<w:numbering xmlns:wpc="http://schemas.microsoft.com/office/word/2010/wordprocessingCanvas" xmlns:mc="http://schemas.openxmlformats.org/markup-compatibility/2006" xmlns:o="urn:schemas-microsoft-com:office:office" xmlns:r="http://schemas.openxmlformats.org/officeDocument/2006/relationships" xmlns:m="http://schemas.openxmlformats.org/officeDocument/2006/math" xmlns:v="urn:schemas-microsoft-com:vml" xmlns:wp14="http://schemas.microsoft.com/office/word/2010/wordprocessingDrawing" xmlns:wp="http://schemas.openxmlformats.org/drawingml/2006/wordprocessingDrawing" xmlns:w10="urn:schemas-microsoft-com:office:word" xmlns:w="http://schemas.openxmlformats.org/wordprocessingml/2006/main" xmlns:w14="http://schemas.microsoft.com/office/word/2010/wordml" xmlns:wpg="http://schemas.microsoft.com/office/word/2010/wordprocessingGroup" xmlns:wpi="http://schemas.microsoft.com/office/word/2010/wordprocessingInk" xmlns:wne="http://schemas.microsoft.com/office/word/2006/wordml" xmlns:wps="http://schemas.microsoft.com/office/word/2010/wordprocessingShape" xmlns:wpsCustomData="http://www.wps.cn/officeDocument/2013/wpsCustomData" mc:Ignorable="w14 wp14">
   <w:abstractNum w:abstractNumId="0">
     <w:nsid w:val="8E964DCE"/>
     <w:multiLevelType w:val="multilevel"/>
     <w:tmpl w:val="8E964DCE"/>
-    <w:lvl w:ilvl="0">
+    <w:lvl w:ilvl="0" w:tentative="0">
       <w:start w:val="1"/>
       <w:numFmt w:val="decimal"/>
-      <w:pStyle w:val="Heading1"/>
+      <w:pStyle w:val="2"/>
       <w:lvlText w:val="%1."/>
       <w:lvlJc w:val="left"/>
       <w:pPr>
@@ -7823,10 +7936,10 @@
         <w:rFonts w:hint="default"/>
       </w:rPr>
     </w:lvl>
-    <w:lvl w:ilvl="1">
+    <w:lvl w:ilvl="1" w:tentative="0">
       <w:start w:val="1"/>
       <w:numFmt w:val="decimal"/>
-      <w:pStyle w:val="Heading2"/>
+      <w:pStyle w:val="3"/>
       <w:lvlText w:val="%1.%2."/>
       <w:lvlJc w:val="left"/>
       <w:pPr>
@@ -7836,10 +7949,10 @@
         <w:rFonts w:hint="default"/>
       </w:rPr>
     </w:lvl>
-    <w:lvl w:ilvl="2">
+    <w:lvl w:ilvl="2" w:tentative="0">
       <w:start w:val="1"/>
       <w:numFmt w:val="decimal"/>
-      <w:pStyle w:val="Heading3"/>
+      <w:pStyle w:val="4"/>
       <w:lvlText w:val="%1.%2.%3."/>
       <w:lvlJc w:val="left"/>
       <w:pPr>
@@ -7849,10 +7962,10 @@
         <w:rFonts w:hint="default"/>
       </w:rPr>
     </w:lvl>
-    <w:lvl w:ilvl="3">
+    <w:lvl w:ilvl="3" w:tentative="0">
       <w:start w:val="1"/>
       <w:numFmt w:val="decimal"/>
-      <w:pStyle w:val="Heading4"/>
+      <w:pStyle w:val="5"/>
       <w:lvlText w:val="%1.%2.%3.%4."/>
       <w:lvlJc w:val="left"/>
       <w:pPr>
@@ -7862,10 +7975,10 @@
         <w:rFonts w:hint="default"/>
       </w:rPr>
     </w:lvl>
-    <w:lvl w:ilvl="4">
+    <w:lvl w:ilvl="4" w:tentative="0">
       <w:start w:val="1"/>
       <w:numFmt w:val="decimal"/>
-      <w:pStyle w:val="Heading5"/>
+      <w:pStyle w:val="6"/>
       <w:lvlText w:val="%1.%2.%3.%4.%5."/>
       <w:lvlJc w:val="left"/>
       <w:pPr>
@@ -7875,10 +7988,10 @@
         <w:rFonts w:hint="default"/>
       </w:rPr>
     </w:lvl>
-    <w:lvl w:ilvl="5">
+    <w:lvl w:ilvl="5" w:tentative="0">
       <w:start w:val="1"/>
       <w:numFmt w:val="decimal"/>
-      <w:pStyle w:val="Heading6"/>
+      <w:pStyle w:val="7"/>
       <w:lvlText w:val="%1.%2.%3.%4.%5.%6."/>
       <w:lvlJc w:val="left"/>
       <w:pPr>
@@ -7888,10 +8001,10 @@
         <w:rFonts w:hint="default"/>
       </w:rPr>
     </w:lvl>
-    <w:lvl w:ilvl="6">
+    <w:lvl w:ilvl="6" w:tentative="0">
       <w:start w:val="1"/>
       <w:numFmt w:val="decimal"/>
-      <w:pStyle w:val="Heading7"/>
+      <w:pStyle w:val="8"/>
       <w:lvlText w:val="%1.%2.%3.%4.%5.%6.%7."/>
       <w:lvlJc w:val="left"/>
       <w:pPr>
@@ -7901,10 +8014,10 @@
         <w:rFonts w:hint="default"/>
       </w:rPr>
     </w:lvl>
-    <w:lvl w:ilvl="7">
+    <w:lvl w:ilvl="7" w:tentative="0">
       <w:start w:val="1"/>
       <w:numFmt w:val="decimal"/>
-      <w:pStyle w:val="Heading8"/>
+      <w:pStyle w:val="9"/>
       <w:lvlText w:val="%1.%2.%3.%4.%5.%6.%7.%8."/>
       <w:lvlJc w:val="left"/>
       <w:pPr>
@@ -7914,10 +8027,10 @@
         <w:rFonts w:hint="default"/>
       </w:rPr>
     </w:lvl>
-    <w:lvl w:ilvl="8">
+    <w:lvl w:ilvl="8" w:tentative="0">
       <w:start w:val="1"/>
       <w:numFmt w:val="decimal"/>
-      <w:pStyle w:val="Heading9"/>
+      <w:pStyle w:val="10"/>
       <w:lvlText w:val="%1.%2.%3.%4.%5.%6.%7.%8.%9."/>
       <w:lvlJc w:val="left"/>
       <w:pPr>
@@ -7932,7 +8045,7 @@
     <w:nsid w:val="99C667BD"/>
     <w:multiLevelType w:val="singleLevel"/>
     <w:tmpl w:val="99C667BD"/>
-    <w:lvl w:ilvl="0">
+    <w:lvl w:ilvl="0" w:tentative="0">
       <w:start w:val="1"/>
       <w:numFmt w:val="decimal"/>
       <w:lvlText w:val="%1."/>
@@ -7949,7 +8062,7 @@
     <w:nsid w:val="A19FD96C"/>
     <w:multiLevelType w:val="singleLevel"/>
     <w:tmpl w:val="A19FD96C"/>
-    <w:lvl w:ilvl="0">
+    <w:lvl w:ilvl="0" w:tentative="0">
       <w:start w:val="1"/>
       <w:numFmt w:val="decimal"/>
       <w:lvlText w:val="%1."/>
@@ -7966,7 +8079,7 @@
     <w:nsid w:val="A9AFF74C"/>
     <w:multiLevelType w:val="singleLevel"/>
     <w:tmpl w:val="A9AFF74C"/>
-    <w:lvl w:ilvl="0">
+    <w:lvl w:ilvl="0" w:tentative="0">
       <w:start w:val="1"/>
       <w:numFmt w:val="decimal"/>
       <w:lvlText w:val="%1."/>
@@ -7983,7 +8096,7 @@
     <w:nsid w:val="AB047AAB"/>
     <w:multiLevelType w:val="singleLevel"/>
     <w:tmpl w:val="AB047AAB"/>
-    <w:lvl w:ilvl="0">
+    <w:lvl w:ilvl="0" w:tentative="0">
       <w:start w:val="1"/>
       <w:numFmt w:val="decimal"/>
       <w:lvlText w:val="%1."/>
@@ -8000,7 +8113,7 @@
     <w:nsid w:val="AC7EA055"/>
     <w:multiLevelType w:val="singleLevel"/>
     <w:tmpl w:val="AC7EA055"/>
-    <w:lvl w:ilvl="0">
+    <w:lvl w:ilvl="0" w:tentative="0">
       <w:start w:val="1"/>
       <w:numFmt w:val="decimal"/>
       <w:lvlText w:val="%1."/>
@@ -8017,7 +8130,7 @@
     <w:nsid w:val="AD924496"/>
     <w:multiLevelType w:val="singleLevel"/>
     <w:tmpl w:val="AD924496"/>
-    <w:lvl w:ilvl="0">
+    <w:lvl w:ilvl="0" w:tentative="0">
       <w:start w:val="1"/>
       <w:numFmt w:val="decimal"/>
       <w:lvlText w:val="%1."/>
@@ -8034,7 +8147,7 @@
     <w:nsid w:val="B523902C"/>
     <w:multiLevelType w:val="singleLevel"/>
     <w:tmpl w:val="B523902C"/>
-    <w:lvl w:ilvl="0">
+    <w:lvl w:ilvl="0" w:tentative="0">
       <w:start w:val="1"/>
       <w:numFmt w:val="decimal"/>
       <w:lvlText w:val="%1."/>
@@ -8051,7 +8164,7 @@
     <w:nsid w:val="C434B4C1"/>
     <w:multiLevelType w:val="singleLevel"/>
     <w:tmpl w:val="C434B4C1"/>
-    <w:lvl w:ilvl="0">
+    <w:lvl w:ilvl="0" w:tentative="0">
       <w:start w:val="1"/>
       <w:numFmt w:val="decimal"/>
       <w:lvlText w:val="%1."/>
@@ -8068,7 +8181,7 @@
     <w:nsid w:val="C6622DAE"/>
     <w:multiLevelType w:val="singleLevel"/>
     <w:tmpl w:val="C6622DAE"/>
-    <w:lvl w:ilvl="0">
+    <w:lvl w:ilvl="0" w:tentative="0">
       <w:start w:val="1"/>
       <w:numFmt w:val="decimal"/>
       <w:lvlText w:val="%1."/>
@@ -8085,7 +8198,7 @@
     <w:nsid w:val="CC609F98"/>
     <w:multiLevelType w:val="singleLevel"/>
     <w:tmpl w:val="CC609F98"/>
-    <w:lvl w:ilvl="0">
+    <w:lvl w:ilvl="0" w:tentative="0">
       <w:start w:val="1"/>
       <w:numFmt w:val="decimal"/>
       <w:lvlText w:val="%1."/>
@@ -8102,7 +8215,7 @@
     <w:nsid w:val="EBAD51C1"/>
     <w:multiLevelType w:val="singleLevel"/>
     <w:tmpl w:val="EBAD51C1"/>
-    <w:lvl w:ilvl="0">
+    <w:lvl w:ilvl="0" w:tentative="0">
       <w:start w:val="1"/>
       <w:numFmt w:val="decimal"/>
       <w:lvlText w:val="%1."/>
@@ -8119,7 +8232,7 @@
     <w:nsid w:val="EE97E541"/>
     <w:multiLevelType w:val="singleLevel"/>
     <w:tmpl w:val="EE97E541"/>
-    <w:lvl w:ilvl="0">
+    <w:lvl w:ilvl="0" w:tentative="0">
       <w:start w:val="1"/>
       <w:numFmt w:val="decimal"/>
       <w:lvlText w:val="%1."/>
@@ -8136,7 +8249,7 @@
     <w:nsid w:val="EEF7102F"/>
     <w:multiLevelType w:val="singleLevel"/>
     <w:tmpl w:val="EEF7102F"/>
-    <w:lvl w:ilvl="0">
+    <w:lvl w:ilvl="0" w:tentative="0">
       <w:start w:val="1"/>
       <w:numFmt w:val="decimal"/>
       <w:lvlText w:val="%1."/>
@@ -8153,7 +8266,7 @@
     <w:nsid w:val="F9539CF3"/>
     <w:multiLevelType w:val="singleLevel"/>
     <w:tmpl w:val="F9539CF3"/>
-    <w:lvl w:ilvl="0">
+    <w:lvl w:ilvl="0" w:tentative="0">
       <w:start w:val="1"/>
       <w:numFmt w:val="decimal"/>
       <w:lvlText w:val="%1."/>
@@ -8170,7 +8283,7 @@
     <w:nsid w:val="16B1CD30"/>
     <w:multiLevelType w:val="singleLevel"/>
     <w:tmpl w:val="16B1CD30"/>
-    <w:lvl w:ilvl="0">
+    <w:lvl w:ilvl="0" w:tentative="0">
       <w:start w:val="1"/>
       <w:numFmt w:val="decimal"/>
       <w:lvlText w:val="%1."/>
@@ -8187,7 +8300,7 @@
     <w:nsid w:val="21A30EC5"/>
     <w:multiLevelType w:val="singleLevel"/>
     <w:tmpl w:val="21A30EC5"/>
-    <w:lvl w:ilvl="0">
+    <w:lvl w:ilvl="0" w:tentative="0">
       <w:start w:val="1"/>
       <w:numFmt w:val="decimal"/>
       <w:lvlText w:val="%1."/>
@@ -8204,7 +8317,7 @@
     <w:nsid w:val="28941241"/>
     <w:multiLevelType w:val="singleLevel"/>
     <w:tmpl w:val="28941241"/>
-    <w:lvl w:ilvl="0">
+    <w:lvl w:ilvl="0" w:tentative="0">
       <w:start w:val="1"/>
       <w:numFmt w:val="decimal"/>
       <w:lvlText w:val="%1."/>
@@ -8221,7 +8334,7 @@
     <w:nsid w:val="3DCF5E74"/>
     <w:multiLevelType w:val="singleLevel"/>
     <w:tmpl w:val="3DCF5E74"/>
-    <w:lvl w:ilvl="0">
+    <w:lvl w:ilvl="0" w:tentative="0">
       <w:start w:val="1"/>
       <w:numFmt w:val="decimal"/>
       <w:lvlText w:val="%1."/>
@@ -8238,7 +8351,7 @@
     <w:nsid w:val="5CB0D990"/>
     <w:multiLevelType w:val="singleLevel"/>
     <w:tmpl w:val="5CB0D990"/>
-    <w:lvl w:ilvl="0">
+    <w:lvl w:ilvl="0" w:tentative="0">
       <w:start w:val="1"/>
       <w:numFmt w:val="decimal"/>
       <w:lvlText w:val="%1."/>
@@ -8255,7 +8368,7 @@
     <w:nsid w:val="65F9FC22"/>
     <w:multiLevelType w:val="singleLevel"/>
     <w:tmpl w:val="65F9FC22"/>
-    <w:lvl w:ilvl="0">
+    <w:lvl w:ilvl="0" w:tentative="0">
       <w:start w:val="1"/>
       <w:numFmt w:val="decimal"/>
       <w:lvlText w:val="%1."/>
@@ -8272,7 +8385,7 @@
     <w:nsid w:val="711F0BF8"/>
     <w:multiLevelType w:val="singleLevel"/>
     <w:tmpl w:val="711F0BF8"/>
-    <w:lvl w:ilvl="0">
+    <w:lvl w:ilvl="0" w:tentative="0">
       <w:start w:val="1"/>
       <w:numFmt w:val="decimal"/>
       <w:lvlText w:val="%1."/>
@@ -8355,267 +8468,269 @@
 </file>
 
 <file path=word/styles.xml><?xml version="1.0" encoding="utf-8"?>
-<w:styles xmlns:mc="http://schemas.openxmlformats.org/markup-compatibility/2006" xmlns:r="http://schemas.openxmlformats.org/officeDocument/2006/relationships" xmlns:w="http://schemas.openxmlformats.org/wordprocessingml/2006/main" xmlns:w14="http://schemas.microsoft.com/office/word/2010/wordml" xmlns:w15="http://schemas.microsoft.com/office/word/2012/wordml" mc:Ignorable="w14 w15">
+<w:styles xmlns:mc="http://schemas.openxmlformats.org/markup-compatibility/2006" xmlns:o="urn:schemas-microsoft-com:office:office" xmlns:r="http://schemas.openxmlformats.org/officeDocument/2006/relationships" xmlns:m="http://schemas.openxmlformats.org/officeDocument/2006/math" xmlns:v="urn:schemas-microsoft-com:vml" xmlns:w="http://schemas.openxmlformats.org/wordprocessingml/2006/main" xmlns:w14="http://schemas.microsoft.com/office/word/2010/wordml" xmlns:w10="urn:schemas-microsoft-com:office:word" xmlns:sl="http://schemas.openxmlformats.org/schemaLibrary/2006/main" xmlns:wpsCustomData="http://www.wps.cn/officeDocument/2013/wpsCustomData" mc:Ignorable="w14">
   <w:docDefaults>
     <w:rPrDefault>
       <w:rPr>
-        <w:rFonts w:ascii="Times New Roman" w:eastAsia="宋体" w:hAnsi="Times New Roman" w:cs="Times New Roman"/>
+        <w:rFonts w:ascii="Times New Roman" w:hAnsi="Times New Roman" w:eastAsia="宋体" w:cs="Times New Roman"/>
       </w:rPr>
     </w:rPrDefault>
     <w:pPrDefault/>
   </w:docDefaults>
-  <w:latentStyles w:defLockedState="0" w:defUIPriority="99" w:defSemiHidden="1" w:defUnhideWhenUsed="1" w:defQFormat="0" w:count="260">
-    <w:lsdException w:name="Normal" w:semiHidden="0" w:uiPriority="0" w:unhideWhenUsed="0" w:qFormat="1"/>
-    <w:lsdException w:name="heading 1" w:semiHidden="0" w:uiPriority="0" w:unhideWhenUsed="0" w:qFormat="1"/>
-    <w:lsdException w:name="heading 2" w:semiHidden="0" w:uiPriority="0" w:qFormat="1"/>
-    <w:lsdException w:name="heading 3" w:uiPriority="0" w:qFormat="1"/>
-    <w:lsdException w:name="heading 4" w:semiHidden="0" w:uiPriority="0" w:qFormat="1"/>
-    <w:lsdException w:name="heading 5" w:uiPriority="0" w:qFormat="1"/>
-    <w:lsdException w:name="heading 6" w:uiPriority="0" w:qFormat="1"/>
-    <w:lsdException w:name="heading 7" w:uiPriority="0" w:qFormat="1"/>
-    <w:lsdException w:name="heading 8" w:uiPriority="0" w:qFormat="1"/>
-    <w:lsdException w:name="heading 9" w:uiPriority="0" w:qFormat="1"/>
-    <w:lsdException w:name="index 1" w:semiHidden="0" w:uiPriority="0" w:unhideWhenUsed="0"/>
-    <w:lsdException w:name="index 2" w:semiHidden="0" w:uiPriority="0" w:unhideWhenUsed="0"/>
-    <w:lsdException w:name="index 3" w:semiHidden="0" w:uiPriority="0" w:unhideWhenUsed="0"/>
-    <w:lsdException w:name="index 4" w:semiHidden="0" w:uiPriority="0" w:unhideWhenUsed="0"/>
-    <w:lsdException w:name="index 5" w:semiHidden="0" w:uiPriority="0" w:unhideWhenUsed="0"/>
-    <w:lsdException w:name="index 6" w:semiHidden="0" w:uiPriority="0" w:unhideWhenUsed="0"/>
-    <w:lsdException w:name="index 7" w:semiHidden="0" w:uiPriority="0" w:unhideWhenUsed="0"/>
-    <w:lsdException w:name="index 8" w:semiHidden="0" w:uiPriority="0" w:unhideWhenUsed="0"/>
-    <w:lsdException w:name="index 9" w:semiHidden="0" w:uiPriority="0" w:unhideWhenUsed="0"/>
-    <w:lsdException w:name="toc 1" w:semiHidden="0" w:uiPriority="0" w:unhideWhenUsed="0" w:qFormat="1"/>
-    <w:lsdException w:name="toc 2" w:semiHidden="0" w:uiPriority="0" w:unhideWhenUsed="0" w:qFormat="1"/>
-    <w:lsdException w:name="toc 3" w:semiHidden="0" w:uiPriority="0" w:unhideWhenUsed="0" w:qFormat="1"/>
-    <w:lsdException w:name="toc 4" w:semiHidden="0" w:uiPriority="0" w:unhideWhenUsed="0"/>
-    <w:lsdException w:name="toc 5" w:semiHidden="0" w:uiPriority="0" w:unhideWhenUsed="0"/>
-    <w:lsdException w:name="toc 6" w:semiHidden="0" w:uiPriority="0" w:unhideWhenUsed="0"/>
-    <w:lsdException w:name="toc 7" w:semiHidden="0" w:uiPriority="0" w:unhideWhenUsed="0"/>
-    <w:lsdException w:name="toc 8" w:semiHidden="0" w:uiPriority="0" w:unhideWhenUsed="0"/>
-    <w:lsdException w:name="toc 9" w:semiHidden="0" w:uiPriority="0" w:unhideWhenUsed="0"/>
-    <w:lsdException w:name="Normal Indent" w:semiHidden="0" w:uiPriority="0" w:unhideWhenUsed="0"/>
-    <w:lsdException w:name="footnote text" w:semiHidden="0" w:uiPriority="0" w:unhideWhenUsed="0"/>
-    <w:lsdException w:name="annotation text" w:semiHidden="0" w:uiPriority="0" w:unhideWhenUsed="0" w:qFormat="1"/>
-    <w:lsdException w:name="header" w:semiHidden="0" w:uiPriority="0" w:unhideWhenUsed="0" w:qFormat="1"/>
-    <w:lsdException w:name="footer" w:semiHidden="0" w:uiPriority="0" w:unhideWhenUsed="0" w:qFormat="1"/>
-    <w:lsdException w:name="index heading" w:semiHidden="0" w:uiPriority="0" w:unhideWhenUsed="0"/>
-    <w:lsdException w:name="caption" w:uiPriority="0" w:qFormat="1"/>
-    <w:lsdException w:name="table of figures" w:semiHidden="0" w:uiPriority="0" w:unhideWhenUsed="0"/>
-    <w:lsdException w:name="envelope address" w:semiHidden="0" w:uiPriority="0" w:unhideWhenUsed="0"/>
-    <w:lsdException w:name="envelope return" w:semiHidden="0" w:uiPriority="0" w:unhideWhenUsed="0"/>
-    <w:lsdException w:name="footnote reference" w:semiHidden="0" w:uiPriority="0" w:unhideWhenUsed="0"/>
-    <w:lsdException w:name="annotation reference" w:semiHidden="0" w:uiPriority="0" w:unhideWhenUsed="0"/>
-    <w:lsdException w:name="line number" w:semiHidden="0" w:uiPriority="0" w:unhideWhenUsed="0"/>
-    <w:lsdException w:name="page number" w:semiHidden="0" w:uiPriority="0" w:unhideWhenUsed="0"/>
-    <w:lsdException w:name="endnote reference" w:semiHidden="0" w:uiPriority="0" w:unhideWhenUsed="0"/>
-    <w:lsdException w:name="endnote text" w:semiHidden="0" w:uiPriority="0" w:unhideWhenUsed="0"/>
-    <w:lsdException w:name="table of authorities" w:semiHidden="0" w:uiPriority="0" w:unhideWhenUsed="0"/>
-    <w:lsdException w:name="macro" w:semiHidden="0" w:uiPriority="0" w:unhideWhenUsed="0"/>
-    <w:lsdException w:name="toa heading" w:semiHidden="0" w:uiPriority="0" w:unhideWhenUsed="0"/>
-    <w:lsdException w:name="List" w:semiHidden="0" w:uiPriority="0" w:unhideWhenUsed="0"/>
-    <w:lsdException w:name="List Bullet" w:semiHidden="0" w:uiPriority="0" w:unhideWhenUsed="0"/>
-    <w:lsdException w:name="List Number" w:semiHidden="0" w:uiPriority="0" w:unhideWhenUsed="0"/>
-    <w:lsdException w:name="List 2" w:semiHidden="0" w:uiPriority="0" w:unhideWhenUsed="0"/>
-    <w:lsdException w:name="List 3" w:semiHidden="0" w:uiPriority="0" w:unhideWhenUsed="0"/>
-    <w:lsdException w:name="List 4" w:semiHidden="0" w:uiPriority="0" w:unhideWhenUsed="0"/>
-    <w:lsdException w:name="List 5" w:semiHidden="0" w:uiPriority="0" w:unhideWhenUsed="0"/>
-    <w:lsdException w:name="List Bullet 2" w:semiHidden="0" w:uiPriority="0" w:unhideWhenUsed="0"/>
-    <w:lsdException w:name="List Bullet 3" w:semiHidden="0" w:uiPriority="0" w:unhideWhenUsed="0"/>
-    <w:lsdException w:name="List Bullet 4" w:semiHidden="0" w:uiPriority="0" w:unhideWhenUsed="0"/>
-    <w:lsdException w:name="List Bullet 5" w:semiHidden="0" w:uiPriority="0" w:unhideWhenUsed="0"/>
-    <w:lsdException w:name="List Number 2" w:semiHidden="0" w:uiPriority="0" w:unhideWhenUsed="0"/>
-    <w:lsdException w:name="List Number 3" w:semiHidden="0" w:uiPriority="0" w:unhideWhenUsed="0"/>
-    <w:lsdException w:name="List Number 4" w:semiHidden="0" w:uiPriority="0" w:unhideWhenUsed="0"/>
-    <w:lsdException w:name="List Number 5" w:semiHidden="0" w:uiPriority="0" w:unhideWhenUsed="0"/>
-    <w:lsdException w:name="Title" w:semiHidden="0" w:uiPriority="0" w:unhideWhenUsed="0" w:qFormat="1"/>
-    <w:lsdException w:name="Closing" w:semiHidden="0" w:uiPriority="0" w:unhideWhenUsed="0"/>
-    <w:lsdException w:name="Signature" w:semiHidden="0" w:uiPriority="0" w:unhideWhenUsed="0"/>
-    <w:lsdException w:name="Default Paragraph Font" w:uiPriority="0" w:unhideWhenUsed="0" w:qFormat="1"/>
-    <w:lsdException w:name="Body Text" w:uiPriority="0" w:unhideWhenUsed="0" w:qFormat="1"/>
-    <w:lsdException w:name="Body Text Indent" w:semiHidden="0" w:uiPriority="0" w:unhideWhenUsed="0"/>
-    <w:lsdException w:name="List Continue" w:semiHidden="0" w:uiPriority="0" w:unhideWhenUsed="0"/>
-    <w:lsdException w:name="List Continue 2" w:semiHidden="0" w:uiPriority="0" w:unhideWhenUsed="0"/>
-    <w:lsdException w:name="List Continue 3" w:semiHidden="0" w:uiPriority="0" w:unhideWhenUsed="0"/>
-    <w:lsdException w:name="List Continue 4" w:semiHidden="0" w:uiPriority="0" w:unhideWhenUsed="0"/>
-    <w:lsdException w:name="List Continue 5" w:semiHidden="0" w:uiPriority="0" w:unhideWhenUsed="0"/>
-    <w:lsdException w:name="Message Header" w:semiHidden="0" w:uiPriority="0" w:unhideWhenUsed="0"/>
-    <w:lsdException w:name="Subtitle" w:semiHidden="0" w:uiPriority="0" w:unhideWhenUsed="0" w:qFormat="1"/>
-    <w:lsdException w:name="Salutation" w:semiHidden="0" w:uiPriority="0" w:unhideWhenUsed="0"/>
-    <w:lsdException w:name="Date" w:semiHidden="0" w:uiPriority="0" w:unhideWhenUsed="0"/>
-    <w:lsdException w:name="Body Text First Indent" w:semiHidden="0" w:uiPriority="0" w:unhideWhenUsed="0"/>
-    <w:lsdException w:name="Body Text First Indent 2" w:semiHidden="0" w:uiPriority="0" w:unhideWhenUsed="0"/>
-    <w:lsdException w:name="Body Text 2" w:semiHidden="0" w:uiPriority="0" w:unhideWhenUsed="0"/>
-    <w:lsdException w:name="Body Text 3" w:semiHidden="0" w:uiPriority="0" w:unhideWhenUsed="0"/>
-    <w:lsdException w:name="Body Text Indent 2" w:semiHidden="0" w:uiPriority="0" w:unhideWhenUsed="0"/>
-    <w:lsdException w:name="Body Text Indent 3" w:semiHidden="0" w:uiPriority="0" w:unhideWhenUsed="0"/>
-    <w:lsdException w:name="Block Text" w:semiHidden="0" w:uiPriority="0" w:unhideWhenUsed="0"/>
-    <w:lsdException w:name="Hyperlink" w:semiHidden="0" w:uiPriority="0" w:unhideWhenUsed="0"/>
-    <w:lsdException w:name="FollowedHyperlink" w:semiHidden="0" w:uiPriority="0" w:unhideWhenUsed="0"/>
-    <w:lsdException w:name="Strong" w:semiHidden="0" w:uiPriority="0" w:unhideWhenUsed="0" w:qFormat="1"/>
-    <w:lsdException w:name="Emphasis" w:semiHidden="0" w:uiPriority="0" w:unhideWhenUsed="0" w:qFormat="1"/>
-    <w:lsdException w:name="Document Map" w:semiHidden="0" w:uiPriority="0" w:unhideWhenUsed="0"/>
-    <w:lsdException w:name="Plain Text" w:semiHidden="0" w:uiPriority="0" w:unhideWhenUsed="0"/>
-    <w:lsdException w:name="E-mail Signature" w:semiHidden="0" w:uiPriority="0" w:unhideWhenUsed="0"/>
-    <w:lsdException w:name="Normal (Web)" w:semiHidden="0" w:uiPriority="0" w:unhideWhenUsed="0" w:qFormat="1"/>
-    <w:lsdException w:name="HTML Acronym" w:semiHidden="0" w:uiPriority="0" w:unhideWhenUsed="0"/>
-    <w:lsdException w:name="HTML Address" w:semiHidden="0" w:uiPriority="0" w:unhideWhenUsed="0"/>
-    <w:lsdException w:name="HTML Cite" w:semiHidden="0" w:uiPriority="0" w:unhideWhenUsed="0"/>
-    <w:lsdException w:name="HTML Code" w:semiHidden="0" w:uiPriority="0" w:unhideWhenUsed="0"/>
-    <w:lsdException w:name="HTML Definition" w:semiHidden="0" w:uiPriority="0" w:unhideWhenUsed="0"/>
-    <w:lsdException w:name="HTML Keyboard" w:semiHidden="0" w:uiPriority="0" w:unhideWhenUsed="0"/>
-    <w:lsdException w:name="HTML Preformatted" w:semiHidden="0" w:uiPriority="0" w:unhideWhenUsed="0"/>
-    <w:lsdException w:name="HTML Sample" w:semiHidden="0" w:uiPriority="0" w:unhideWhenUsed="0"/>
-    <w:lsdException w:name="HTML Typewriter" w:semiHidden="0" w:uiPriority="0" w:unhideWhenUsed="0"/>
-    <w:lsdException w:name="HTML Variable" w:semiHidden="0" w:uiPriority="0" w:unhideWhenUsed="0"/>
-    <w:lsdException w:name="Normal Table" w:uiPriority="0" w:unhideWhenUsed="0" w:qFormat="1"/>
-    <w:lsdException w:name="annotation subject" w:semiHidden="0" w:uiPriority="0" w:unhideWhenUsed="0"/>
-    <w:lsdException w:name="Table Simple 1" w:semiHidden="0" w:uiPriority="0" w:unhideWhenUsed="0"/>
-    <w:lsdException w:name="Table Simple 2" w:semiHidden="0" w:uiPriority="0" w:unhideWhenUsed="0"/>
-    <w:lsdException w:name="Table Simple 3" w:semiHidden="0" w:uiPriority="0" w:unhideWhenUsed="0"/>
-    <w:lsdException w:name="Table Classic 1" w:semiHidden="0" w:uiPriority="0" w:unhideWhenUsed="0"/>
-    <w:lsdException w:name="Table Classic 2" w:semiHidden="0" w:uiPriority="0" w:unhideWhenUsed="0"/>
-    <w:lsdException w:name="Table Classic 3" w:semiHidden="0" w:uiPriority="0" w:unhideWhenUsed="0"/>
-    <w:lsdException w:name="Table Classic 4" w:semiHidden="0" w:uiPriority="0" w:unhideWhenUsed="0"/>
-    <w:lsdException w:name="Table Colorful 1" w:semiHidden="0" w:uiPriority="0" w:unhideWhenUsed="0"/>
-    <w:lsdException w:name="Table Colorful 2" w:semiHidden="0" w:uiPriority="0" w:unhideWhenUsed="0"/>
-    <w:lsdException w:name="Table Colorful 3" w:semiHidden="0" w:uiPriority="0" w:unhideWhenUsed="0"/>
-    <w:lsdException w:name="Table Columns 1" w:semiHidden="0" w:uiPriority="0" w:unhideWhenUsed="0"/>
-    <w:lsdException w:name="Table Columns 2" w:semiHidden="0" w:uiPriority="0" w:unhideWhenUsed="0"/>
-    <w:lsdException w:name="Table Columns 3" w:semiHidden="0" w:uiPriority="0" w:unhideWhenUsed="0"/>
-    <w:lsdException w:name="Table Columns 4" w:semiHidden="0" w:uiPriority="0" w:unhideWhenUsed="0"/>
-    <w:lsdException w:name="Table Columns 5" w:semiHidden="0" w:uiPriority="0" w:unhideWhenUsed="0"/>
-    <w:lsdException w:name="Table Grid 1" w:semiHidden="0" w:uiPriority="0" w:unhideWhenUsed="0"/>
-    <w:lsdException w:name="Table Grid 2" w:semiHidden="0" w:uiPriority="0" w:unhideWhenUsed="0"/>
-    <w:lsdException w:name="Table Grid 3" w:semiHidden="0" w:uiPriority="0" w:unhideWhenUsed="0"/>
-    <w:lsdException w:name="Table Grid 4" w:semiHidden="0" w:uiPriority="0" w:unhideWhenUsed="0"/>
-    <w:lsdException w:name="Table Grid 5" w:semiHidden="0" w:uiPriority="0" w:unhideWhenUsed="0"/>
-    <w:lsdException w:name="Table Grid 6" w:semiHidden="0" w:uiPriority="0" w:unhideWhenUsed="0"/>
-    <w:lsdException w:name="Table Grid 7" w:semiHidden="0" w:uiPriority="0" w:unhideWhenUsed="0"/>
-    <w:lsdException w:name="Table Grid 8" w:semiHidden="0" w:uiPriority="0" w:unhideWhenUsed="0"/>
-    <w:lsdException w:name="Table List 1" w:semiHidden="0" w:uiPriority="0" w:unhideWhenUsed="0"/>
-    <w:lsdException w:name="Table List 2" w:semiHidden="0" w:uiPriority="0" w:unhideWhenUsed="0"/>
-    <w:lsdException w:name="Table List 3" w:semiHidden="0" w:uiPriority="0" w:unhideWhenUsed="0"/>
-    <w:lsdException w:name="Table List 4" w:semiHidden="0" w:uiPriority="0" w:unhideWhenUsed="0"/>
-    <w:lsdException w:name="Table List 5" w:semiHidden="0" w:uiPriority="0" w:unhideWhenUsed="0"/>
-    <w:lsdException w:name="Table List 6" w:semiHidden="0" w:uiPriority="0" w:unhideWhenUsed="0"/>
-    <w:lsdException w:name="Table List 7" w:semiHidden="0" w:uiPriority="0" w:unhideWhenUsed="0"/>
-    <w:lsdException w:name="Table List 8" w:semiHidden="0" w:uiPriority="0" w:unhideWhenUsed="0"/>
-    <w:lsdException w:name="Table 3D effects 1" w:semiHidden="0" w:uiPriority="0" w:unhideWhenUsed="0"/>
-    <w:lsdException w:name="Table 3D effects 2" w:semiHidden="0" w:uiPriority="0" w:unhideWhenUsed="0"/>
-    <w:lsdException w:name="Table 3D effects 3" w:semiHidden="0" w:uiPriority="0" w:unhideWhenUsed="0"/>
-    <w:lsdException w:name="Table Contemporary" w:semiHidden="0" w:uiPriority="0" w:unhideWhenUsed="0"/>
-    <w:lsdException w:name="Table Elegant" w:semiHidden="0" w:uiPriority="0" w:unhideWhenUsed="0"/>
-    <w:lsdException w:name="Table Professional" w:semiHidden="0" w:uiPriority="0" w:unhideWhenUsed="0"/>
-    <w:lsdException w:name="Table Subtle 1" w:semiHidden="0" w:uiPriority="0" w:unhideWhenUsed="0"/>
-    <w:lsdException w:name="Table Subtle 2" w:semiHidden="0" w:uiPriority="0" w:unhideWhenUsed="0"/>
-    <w:lsdException w:name="Table Web 1" w:semiHidden="0" w:uiPriority="0" w:unhideWhenUsed="0"/>
-    <w:lsdException w:name="Table Web 2" w:semiHidden="0" w:uiPriority="0" w:unhideWhenUsed="0"/>
-    <w:lsdException w:name="Table Web 3" w:semiHidden="0" w:uiPriority="0" w:unhideWhenUsed="0"/>
-    <w:lsdException w:name="Balloon Text" w:semiHidden="0" w:uiPriority="0" w:unhideWhenUsed="0"/>
-    <w:lsdException w:name="Table Grid" w:semiHidden="0" w:uiPriority="0" w:unhideWhenUsed="0" w:qFormat="1"/>
-    <w:lsdException w:name="Table Theme" w:semiHidden="0" w:uiPriority="0" w:unhideWhenUsed="0"/>
-    <w:lsdException w:name="Light Shading" w:semiHidden="0" w:uiPriority="60" w:unhideWhenUsed="0"/>
-    <w:lsdException w:name="Light List" w:semiHidden="0" w:uiPriority="61" w:unhideWhenUsed="0"/>
-    <w:lsdException w:name="Light Grid" w:semiHidden="0" w:uiPriority="62" w:unhideWhenUsed="0"/>
-    <w:lsdException w:name="Medium Shading 1" w:semiHidden="0" w:uiPriority="63" w:unhideWhenUsed="0"/>
-    <w:lsdException w:name="Medium Shading 2" w:semiHidden="0" w:uiPriority="64" w:unhideWhenUsed="0"/>
-    <w:lsdException w:name="Medium List 1" w:semiHidden="0" w:uiPriority="65" w:unhideWhenUsed="0"/>
-    <w:lsdException w:name="Medium List 2" w:semiHidden="0" w:uiPriority="66" w:unhideWhenUsed="0"/>
-    <w:lsdException w:name="Medium Grid 1" w:semiHidden="0" w:uiPriority="67" w:unhideWhenUsed="0"/>
-    <w:lsdException w:name="Medium Grid 2" w:semiHidden="0" w:uiPriority="68" w:unhideWhenUsed="0"/>
-    <w:lsdException w:name="Medium Grid 3" w:semiHidden="0" w:uiPriority="69" w:unhideWhenUsed="0"/>
-    <w:lsdException w:name="Dark List" w:semiHidden="0" w:uiPriority="70" w:unhideWhenUsed="0"/>
-    <w:lsdException w:name="Colorful Shading" w:semiHidden="0" w:uiPriority="71" w:unhideWhenUsed="0"/>
-    <w:lsdException w:name="Colorful List" w:semiHidden="0" w:uiPriority="72" w:unhideWhenUsed="0"/>
-    <w:lsdException w:name="Colorful Grid" w:semiHidden="0" w:uiPriority="73" w:unhideWhenUsed="0"/>
-    <w:lsdException w:name="Light Shading Accent 1" w:semiHidden="0" w:uiPriority="60" w:unhideWhenUsed="0"/>
-    <w:lsdException w:name="Light List Accent 1" w:semiHidden="0" w:uiPriority="61" w:unhideWhenUsed="0"/>
-    <w:lsdException w:name="Light Grid Accent 1" w:semiHidden="0" w:uiPriority="62" w:unhideWhenUsed="0"/>
-    <w:lsdException w:name="Medium Shading 1 Accent 1" w:semiHidden="0" w:uiPriority="63" w:unhideWhenUsed="0"/>
-    <w:lsdException w:name="Medium Shading 2 Accent 1" w:semiHidden="0" w:uiPriority="64" w:unhideWhenUsed="0"/>
-    <w:lsdException w:name="Medium List 1 Accent 1" w:semiHidden="0" w:uiPriority="65" w:unhideWhenUsed="0"/>
-    <w:lsdException w:name="Medium List 2 Accent 1" w:semiHidden="0" w:uiPriority="66" w:unhideWhenUsed="0"/>
-    <w:lsdException w:name="Medium Grid 1 Accent 1" w:semiHidden="0" w:uiPriority="67" w:unhideWhenUsed="0"/>
-    <w:lsdException w:name="Medium Grid 2 Accent 1" w:semiHidden="0" w:uiPriority="68" w:unhideWhenUsed="0"/>
-    <w:lsdException w:name="Medium Grid 3 Accent 1" w:semiHidden="0" w:uiPriority="69" w:unhideWhenUsed="0"/>
-    <w:lsdException w:name="Dark List Accent 1" w:semiHidden="0" w:uiPriority="70" w:unhideWhenUsed="0"/>
-    <w:lsdException w:name="Colorful Shading Accent 1" w:semiHidden="0" w:uiPriority="71" w:unhideWhenUsed="0"/>
-    <w:lsdException w:name="Colorful List Accent 1" w:semiHidden="0" w:uiPriority="72" w:unhideWhenUsed="0"/>
-    <w:lsdException w:name="Colorful Grid Accent 1" w:semiHidden="0" w:uiPriority="73" w:unhideWhenUsed="0"/>
-    <w:lsdException w:name="Light Shading Accent 2" w:semiHidden="0" w:uiPriority="60" w:unhideWhenUsed="0"/>
-    <w:lsdException w:name="Light List Accent 2" w:semiHidden="0" w:uiPriority="61" w:unhideWhenUsed="0"/>
-    <w:lsdException w:name="Light Grid Accent 2" w:semiHidden="0" w:uiPriority="62" w:unhideWhenUsed="0"/>
-    <w:lsdException w:name="Medium Shading 1 Accent 2" w:semiHidden="0" w:uiPriority="63" w:unhideWhenUsed="0"/>
-    <w:lsdException w:name="Medium Shading 2 Accent 2" w:semiHidden="0" w:uiPriority="64" w:unhideWhenUsed="0"/>
-    <w:lsdException w:name="Medium List 1 Accent 2" w:semiHidden="0" w:uiPriority="65" w:unhideWhenUsed="0"/>
-    <w:lsdException w:name="Medium List 2 Accent 2" w:semiHidden="0" w:uiPriority="66" w:unhideWhenUsed="0"/>
-    <w:lsdException w:name="Medium Grid 1 Accent 2" w:semiHidden="0" w:uiPriority="67" w:unhideWhenUsed="0"/>
-    <w:lsdException w:name="Medium Grid 2 Accent 2" w:semiHidden="0" w:uiPriority="68" w:unhideWhenUsed="0"/>
-    <w:lsdException w:name="Medium Grid 3 Accent 2" w:semiHidden="0" w:uiPriority="69" w:unhideWhenUsed="0"/>
-    <w:lsdException w:name="Dark List Accent 2" w:semiHidden="0" w:uiPriority="70" w:unhideWhenUsed="0"/>
-    <w:lsdException w:name="Colorful Shading Accent 2" w:semiHidden="0" w:uiPriority="71" w:unhideWhenUsed="0"/>
-    <w:lsdException w:name="Colorful List Accent 2" w:semiHidden="0" w:uiPriority="72" w:unhideWhenUsed="0"/>
-    <w:lsdException w:name="Colorful Grid Accent 2" w:semiHidden="0" w:uiPriority="73" w:unhideWhenUsed="0"/>
-    <w:lsdException w:name="Light Shading Accent 3" w:semiHidden="0" w:uiPriority="60" w:unhideWhenUsed="0"/>
-    <w:lsdException w:name="Light List Accent 3" w:semiHidden="0" w:uiPriority="61" w:unhideWhenUsed="0"/>
-    <w:lsdException w:name="Light Grid Accent 3" w:semiHidden="0" w:uiPriority="62" w:unhideWhenUsed="0"/>
-    <w:lsdException w:name="Medium Shading 1 Accent 3" w:semiHidden="0" w:uiPriority="63" w:unhideWhenUsed="0"/>
-    <w:lsdException w:name="Medium Shading 2 Accent 3" w:semiHidden="0" w:uiPriority="64" w:unhideWhenUsed="0"/>
-    <w:lsdException w:name="Medium List 1 Accent 3" w:semiHidden="0" w:uiPriority="65" w:unhideWhenUsed="0"/>
-    <w:lsdException w:name="Medium List 2 Accent 3" w:semiHidden="0" w:uiPriority="66" w:unhideWhenUsed="0"/>
-    <w:lsdException w:name="Medium Grid 1 Accent 3" w:semiHidden="0" w:uiPriority="67" w:unhideWhenUsed="0"/>
-    <w:lsdException w:name="Medium Grid 2 Accent 3" w:semiHidden="0" w:uiPriority="68" w:unhideWhenUsed="0"/>
-    <w:lsdException w:name="Medium Grid 3 Accent 3" w:semiHidden="0" w:uiPriority="69" w:unhideWhenUsed="0"/>
-    <w:lsdException w:name="Dark List Accent 3" w:semiHidden="0" w:uiPriority="70" w:unhideWhenUsed="0"/>
-    <w:lsdException w:name="Colorful Shading Accent 3" w:semiHidden="0" w:uiPriority="71" w:unhideWhenUsed="0"/>
-    <w:lsdException w:name="Colorful List Accent 3" w:semiHidden="0" w:uiPriority="72" w:unhideWhenUsed="0"/>
-    <w:lsdException w:name="Colorful Grid Accent 3" w:semiHidden="0" w:uiPriority="73" w:unhideWhenUsed="0"/>
-    <w:lsdException w:name="Light Shading Accent 4" w:semiHidden="0" w:uiPriority="60" w:unhideWhenUsed="0"/>
-    <w:lsdException w:name="Light List Accent 4" w:semiHidden="0" w:uiPriority="61" w:unhideWhenUsed="0"/>
-    <w:lsdException w:name="Light Grid Accent 4" w:semiHidden="0" w:uiPriority="62" w:unhideWhenUsed="0"/>
-    <w:lsdException w:name="Medium Shading 1 Accent 4" w:semiHidden="0" w:uiPriority="63" w:unhideWhenUsed="0"/>
-    <w:lsdException w:name="Medium Shading 2 Accent 4" w:semiHidden="0" w:uiPriority="64" w:unhideWhenUsed="0"/>
-    <w:lsdException w:name="Medium List 1 Accent 4" w:semiHidden="0" w:uiPriority="65" w:unhideWhenUsed="0"/>
-    <w:lsdException w:name="Medium List 2 Accent 4" w:semiHidden="0" w:uiPriority="66" w:unhideWhenUsed="0"/>
-    <w:lsdException w:name="Medium Grid 1 Accent 4" w:semiHidden="0" w:uiPriority="67" w:unhideWhenUsed="0"/>
-    <w:lsdException w:name="Medium Grid 2 Accent 4" w:semiHidden="0" w:uiPriority="68" w:unhideWhenUsed="0"/>
-    <w:lsdException w:name="Medium Grid 3 Accent 4" w:semiHidden="0" w:uiPriority="69" w:unhideWhenUsed="0"/>
-    <w:lsdException w:name="Dark List Accent 4" w:semiHidden="0" w:uiPriority="70" w:unhideWhenUsed="0"/>
-    <w:lsdException w:name="Colorful Shading Accent 4" w:semiHidden="0" w:uiPriority="71" w:unhideWhenUsed="0"/>
-    <w:lsdException w:name="Colorful List Accent 4" w:semiHidden="0" w:uiPriority="72" w:unhideWhenUsed="0"/>
-    <w:lsdException w:name="Colorful Grid Accent 4" w:semiHidden="0" w:uiPriority="73" w:unhideWhenUsed="0"/>
-    <w:lsdException w:name="Light Shading Accent 5" w:semiHidden="0" w:uiPriority="60" w:unhideWhenUsed="0"/>
-    <w:lsdException w:name="Light List Accent 5" w:semiHidden="0" w:uiPriority="61" w:unhideWhenUsed="0"/>
-    <w:lsdException w:name="Light Grid Accent 5" w:semiHidden="0" w:uiPriority="62" w:unhideWhenUsed="0"/>
-    <w:lsdException w:name="Medium Shading 1 Accent 5" w:semiHidden="0" w:uiPriority="63" w:unhideWhenUsed="0"/>
-    <w:lsdException w:name="Medium Shading 2 Accent 5" w:semiHidden="0" w:uiPriority="64" w:unhideWhenUsed="0"/>
-    <w:lsdException w:name="Medium List 1 Accent 5" w:semiHidden="0" w:uiPriority="65" w:unhideWhenUsed="0"/>
-    <w:lsdException w:name="Medium List 2 Accent 5" w:semiHidden="0" w:uiPriority="66" w:unhideWhenUsed="0"/>
-    <w:lsdException w:name="Medium Grid 1 Accent 5" w:semiHidden="0" w:uiPriority="67" w:unhideWhenUsed="0"/>
-    <w:lsdException w:name="Medium Grid 2 Accent 5" w:semiHidden="0" w:uiPriority="68" w:unhideWhenUsed="0"/>
-    <w:lsdException w:name="Medium Grid 3 Accent 5" w:semiHidden="0" w:uiPriority="69" w:unhideWhenUsed="0"/>
-    <w:lsdException w:name="Dark List Accent 5" w:semiHidden="0" w:uiPriority="70" w:unhideWhenUsed="0"/>
-    <w:lsdException w:name="Colorful Shading Accent 5" w:semiHidden="0" w:uiPriority="71" w:unhideWhenUsed="0"/>
-    <w:lsdException w:name="Colorful List Accent 5" w:semiHidden="0" w:uiPriority="72" w:unhideWhenUsed="0"/>
-    <w:lsdException w:name="Colorful Grid Accent 5" w:semiHidden="0" w:uiPriority="73" w:unhideWhenUsed="0"/>
-    <w:lsdException w:name="Light Shading Accent 6" w:semiHidden="0" w:uiPriority="60" w:unhideWhenUsed="0"/>
-    <w:lsdException w:name="Light List Accent 6" w:semiHidden="0" w:uiPriority="61" w:unhideWhenUsed="0"/>
-    <w:lsdException w:name="Light Grid Accent 6" w:semiHidden="0" w:uiPriority="62" w:unhideWhenUsed="0"/>
-    <w:lsdException w:name="Medium Shading 1 Accent 6" w:semiHidden="0" w:uiPriority="63" w:unhideWhenUsed="0"/>
-    <w:lsdException w:name="Medium Shading 2 Accent 6" w:semiHidden="0" w:uiPriority="64" w:unhideWhenUsed="0"/>
-    <w:lsdException w:name="Medium List 1 Accent 6" w:semiHidden="0" w:uiPriority="65" w:unhideWhenUsed="0"/>
-    <w:lsdException w:name="Medium List 2 Accent 6" w:semiHidden="0" w:uiPriority="66" w:unhideWhenUsed="0"/>
-    <w:lsdException w:name="Medium Grid 1 Accent 6" w:semiHidden="0" w:uiPriority="67" w:unhideWhenUsed="0"/>
-    <w:lsdException w:name="Medium Grid 2 Accent 6" w:semiHidden="0" w:uiPriority="68" w:unhideWhenUsed="0"/>
-    <w:lsdException w:name="Medium Grid 3 Accent 6" w:semiHidden="0" w:uiPriority="69" w:unhideWhenUsed="0"/>
-    <w:lsdException w:name="Dark List Accent 6" w:semiHidden="0" w:uiPriority="70" w:unhideWhenUsed="0"/>
-    <w:lsdException w:name="Colorful Shading Accent 6" w:semiHidden="0" w:uiPriority="71" w:unhideWhenUsed="0"/>
-    <w:lsdException w:name="Colorful List Accent 6" w:semiHidden="0" w:uiPriority="72" w:unhideWhenUsed="0"/>
-    <w:lsdException w:name="Colorful Grid Accent 6" w:semiHidden="0" w:uiPriority="73" w:unhideWhenUsed="0"/>
+  <w:latentStyles w:count="260" w:defQFormat="0" w:defUnhideWhenUsed="1" w:defSemiHidden="1" w:defUIPriority="99" w:defLockedState="0">
+    <w:lsdException w:qFormat="1" w:unhideWhenUsed="0" w:uiPriority="0" w:semiHidden="0" w:name="Normal"/>
+    <w:lsdException w:qFormat="1" w:unhideWhenUsed="0" w:uiPriority="0" w:semiHidden="0" w:name="heading 1"/>
+    <w:lsdException w:qFormat="1" w:uiPriority="0" w:semiHidden="0" w:name="heading 2"/>
+    <w:lsdException w:qFormat="1" w:uiPriority="0" w:name="heading 3"/>
+    <w:lsdException w:qFormat="1" w:uiPriority="0" w:semiHidden="0" w:name="heading 4"/>
+    <w:lsdException w:qFormat="1" w:uiPriority="0" w:name="heading 5"/>
+    <w:lsdException w:qFormat="1" w:uiPriority="0" w:name="heading 6"/>
+    <w:lsdException w:qFormat="1" w:uiPriority="0" w:name="heading 7"/>
+    <w:lsdException w:qFormat="1" w:uiPriority="0" w:name="heading 8"/>
+    <w:lsdException w:qFormat="1" w:uiPriority="0" w:name="heading 9"/>
+    <w:lsdException w:unhideWhenUsed="0" w:uiPriority="0" w:semiHidden="0" w:name="index 1"/>
+    <w:lsdException w:unhideWhenUsed="0" w:uiPriority="0" w:semiHidden="0" w:name="index 2"/>
+    <w:lsdException w:unhideWhenUsed="0" w:uiPriority="0" w:semiHidden="0" w:name="index 3"/>
+    <w:lsdException w:unhideWhenUsed="0" w:uiPriority="0" w:semiHidden="0" w:name="index 4"/>
+    <w:lsdException w:unhideWhenUsed="0" w:uiPriority="0" w:semiHidden="0" w:name="index 5"/>
+    <w:lsdException w:unhideWhenUsed="0" w:uiPriority="0" w:semiHidden="0" w:name="index 6"/>
+    <w:lsdException w:unhideWhenUsed="0" w:uiPriority="0" w:semiHidden="0" w:name="index 7"/>
+    <w:lsdException w:unhideWhenUsed="0" w:uiPriority="0" w:semiHidden="0" w:name="index 8"/>
+    <w:lsdException w:unhideWhenUsed="0" w:uiPriority="0" w:semiHidden="0" w:name="index 9"/>
+    <w:lsdException w:qFormat="1" w:unhideWhenUsed="0" w:uiPriority="0" w:semiHidden="0" w:name="toc 1"/>
+    <w:lsdException w:qFormat="1" w:unhideWhenUsed="0" w:uiPriority="0" w:semiHidden="0" w:name="toc 2"/>
+    <w:lsdException w:qFormat="1" w:unhideWhenUsed="0" w:uiPriority="0" w:semiHidden="0" w:name="toc 3"/>
+    <w:lsdException w:unhideWhenUsed="0" w:uiPriority="0" w:semiHidden="0" w:name="toc 4"/>
+    <w:lsdException w:unhideWhenUsed="0" w:uiPriority="0" w:semiHidden="0" w:name="toc 5"/>
+    <w:lsdException w:unhideWhenUsed="0" w:uiPriority="0" w:semiHidden="0" w:name="toc 6"/>
+    <w:lsdException w:unhideWhenUsed="0" w:uiPriority="0" w:semiHidden="0" w:name="toc 7"/>
+    <w:lsdException w:unhideWhenUsed="0" w:uiPriority="0" w:semiHidden="0" w:name="toc 8"/>
+    <w:lsdException w:unhideWhenUsed="0" w:uiPriority="0" w:semiHidden="0" w:name="toc 9"/>
+    <w:lsdException w:unhideWhenUsed="0" w:uiPriority="0" w:semiHidden="0" w:name="Normal Indent"/>
+    <w:lsdException w:unhideWhenUsed="0" w:uiPriority="0" w:semiHidden="0" w:name="footnote text"/>
+    <w:lsdException w:qFormat="1" w:unhideWhenUsed="0" w:uiPriority="0" w:semiHidden="0" w:name="annotation text"/>
+    <w:lsdException w:qFormat="1" w:unhideWhenUsed="0" w:uiPriority="0" w:semiHidden="0" w:name="header"/>
+    <w:lsdException w:qFormat="1" w:unhideWhenUsed="0" w:uiPriority="0" w:semiHidden="0" w:name="footer"/>
+    <w:lsdException w:unhideWhenUsed="0" w:uiPriority="0" w:semiHidden="0" w:name="index heading"/>
+    <w:lsdException w:qFormat="1" w:uiPriority="0" w:name="caption"/>
+    <w:lsdException w:unhideWhenUsed="0" w:uiPriority="0" w:semiHidden="0" w:name="table of figures"/>
+    <w:lsdException w:unhideWhenUsed="0" w:uiPriority="0" w:semiHidden="0" w:name="envelope address"/>
+    <w:lsdException w:unhideWhenUsed="0" w:uiPriority="0" w:semiHidden="0" w:name="envelope return"/>
+    <w:lsdException w:unhideWhenUsed="0" w:uiPriority="0" w:semiHidden="0" w:name="footnote reference"/>
+    <w:lsdException w:unhideWhenUsed="0" w:uiPriority="0" w:semiHidden="0" w:name="annotation reference"/>
+    <w:lsdException w:unhideWhenUsed="0" w:uiPriority="0" w:semiHidden="0" w:name="line number"/>
+    <w:lsdException w:unhideWhenUsed="0" w:uiPriority="0" w:semiHidden="0" w:name="page number"/>
+    <w:lsdException w:unhideWhenUsed="0" w:uiPriority="0" w:semiHidden="0" w:name="endnote reference"/>
+    <w:lsdException w:unhideWhenUsed="0" w:uiPriority="0" w:semiHidden="0" w:name="endnote text"/>
+    <w:lsdException w:unhideWhenUsed="0" w:uiPriority="0" w:semiHidden="0" w:name="table of authorities"/>
+    <w:lsdException w:unhideWhenUsed="0" w:uiPriority="0" w:semiHidden="0" w:name="macro"/>
+    <w:lsdException w:unhideWhenUsed="0" w:uiPriority="0" w:semiHidden="0" w:name="toa heading"/>
+    <w:lsdException w:unhideWhenUsed="0" w:uiPriority="0" w:semiHidden="0" w:name="List"/>
+    <w:lsdException w:unhideWhenUsed="0" w:uiPriority="0" w:semiHidden="0" w:name="List Bullet"/>
+    <w:lsdException w:unhideWhenUsed="0" w:uiPriority="0" w:semiHidden="0" w:name="List Number"/>
+    <w:lsdException w:unhideWhenUsed="0" w:uiPriority="0" w:semiHidden="0" w:name="List 2"/>
+    <w:lsdException w:unhideWhenUsed="0" w:uiPriority="0" w:semiHidden="0" w:name="List 3"/>
+    <w:lsdException w:unhideWhenUsed="0" w:uiPriority="0" w:semiHidden="0" w:name="List 4"/>
+    <w:lsdException w:unhideWhenUsed="0" w:uiPriority="0" w:semiHidden="0" w:name="List 5"/>
+    <w:lsdException w:unhideWhenUsed="0" w:uiPriority="0" w:semiHidden="0" w:name="List Bullet 2"/>
+    <w:lsdException w:unhideWhenUsed="0" w:uiPriority="0" w:semiHidden="0" w:name="List Bullet 3"/>
+    <w:lsdException w:unhideWhenUsed="0" w:uiPriority="0" w:semiHidden="0" w:name="List Bullet 4"/>
+    <w:lsdException w:unhideWhenUsed="0" w:uiPriority="0" w:semiHidden="0" w:name="List Bullet 5"/>
+    <w:lsdException w:unhideWhenUsed="0" w:uiPriority="0" w:semiHidden="0" w:name="List Number 2"/>
+    <w:lsdException w:unhideWhenUsed="0" w:uiPriority="0" w:semiHidden="0" w:name="List Number 3"/>
+    <w:lsdException w:unhideWhenUsed="0" w:uiPriority="0" w:semiHidden="0" w:name="List Number 4"/>
+    <w:lsdException w:unhideWhenUsed="0" w:uiPriority="0" w:semiHidden="0" w:name="List Number 5"/>
+    <w:lsdException w:qFormat="1" w:unhideWhenUsed="0" w:uiPriority="0" w:semiHidden="0" w:name="Title"/>
+    <w:lsdException w:unhideWhenUsed="0" w:uiPriority="0" w:semiHidden="0" w:name="Closing"/>
+    <w:lsdException w:unhideWhenUsed="0" w:uiPriority="0" w:semiHidden="0" w:name="Signature"/>
+    <w:lsdException w:qFormat="1" w:unhideWhenUsed="0" w:uiPriority="0" w:name="Default Paragraph Font"/>
+    <w:lsdException w:qFormat="1" w:unhideWhenUsed="0" w:uiPriority="0" w:name="Body Text"/>
+    <w:lsdException w:unhideWhenUsed="0" w:uiPriority="0" w:semiHidden="0" w:name="Body Text Indent"/>
+    <w:lsdException w:unhideWhenUsed="0" w:uiPriority="0" w:semiHidden="0" w:name="List Continue"/>
+    <w:lsdException w:unhideWhenUsed="0" w:uiPriority="0" w:semiHidden="0" w:name="List Continue 2"/>
+    <w:lsdException w:unhideWhenUsed="0" w:uiPriority="0" w:semiHidden="0" w:name="List Continue 3"/>
+    <w:lsdException w:unhideWhenUsed="0" w:uiPriority="0" w:semiHidden="0" w:name="List Continue 4"/>
+    <w:lsdException w:unhideWhenUsed="0" w:uiPriority="0" w:semiHidden="0" w:name="List Continue 5"/>
+    <w:lsdException w:unhideWhenUsed="0" w:uiPriority="0" w:semiHidden="0" w:name="Message Header"/>
+    <w:lsdException w:qFormat="1" w:unhideWhenUsed="0" w:uiPriority="0" w:semiHidden="0" w:name="Subtitle"/>
+    <w:lsdException w:unhideWhenUsed="0" w:uiPriority="0" w:semiHidden="0" w:name="Salutation"/>
+    <w:lsdException w:unhideWhenUsed="0" w:uiPriority="0" w:semiHidden="0" w:name="Date"/>
+    <w:lsdException w:unhideWhenUsed="0" w:uiPriority="0" w:semiHidden="0" w:name="Body Text First Indent"/>
+    <w:lsdException w:unhideWhenUsed="0" w:uiPriority="0" w:semiHidden="0" w:name="Body Text First Indent 2"/>
+    <w:lsdException w:uiPriority="99" w:name="Note Heading"/>
+    <w:lsdException w:unhideWhenUsed="0" w:uiPriority="0" w:semiHidden="0" w:name="Body Text 2"/>
+    <w:lsdException w:unhideWhenUsed="0" w:uiPriority="0" w:semiHidden="0" w:name="Body Text 3"/>
+    <w:lsdException w:unhideWhenUsed="0" w:uiPriority="0" w:semiHidden="0" w:name="Body Text Indent 2"/>
+    <w:lsdException w:unhideWhenUsed="0" w:uiPriority="0" w:semiHidden="0" w:name="Body Text Indent 3"/>
+    <w:lsdException w:unhideWhenUsed="0" w:uiPriority="0" w:semiHidden="0" w:name="Block Text"/>
+    <w:lsdException w:unhideWhenUsed="0" w:uiPriority="0" w:semiHidden="0" w:name="Hyperlink"/>
+    <w:lsdException w:unhideWhenUsed="0" w:uiPriority="0" w:semiHidden="0" w:name="FollowedHyperlink"/>
+    <w:lsdException w:qFormat="1" w:unhideWhenUsed="0" w:uiPriority="0" w:semiHidden="0" w:name="Strong"/>
+    <w:lsdException w:qFormat="1" w:unhideWhenUsed="0" w:uiPriority="0" w:semiHidden="0" w:name="Emphasis"/>
+    <w:lsdException w:unhideWhenUsed="0" w:uiPriority="0" w:semiHidden="0" w:name="Document Map"/>
+    <w:lsdException w:unhideWhenUsed="0" w:uiPriority="0" w:semiHidden="0" w:name="Plain Text"/>
+    <w:lsdException w:unhideWhenUsed="0" w:uiPriority="0" w:semiHidden="0" w:name="E-mail Signature"/>
+    <w:lsdException w:qFormat="1" w:unhideWhenUsed="0" w:uiPriority="0" w:semiHidden="0" w:name="Normal (Web)"/>
+    <w:lsdException w:unhideWhenUsed="0" w:uiPriority="0" w:semiHidden="0" w:name="HTML Acronym"/>
+    <w:lsdException w:unhideWhenUsed="0" w:uiPriority="0" w:semiHidden="0" w:name="HTML Address"/>
+    <w:lsdException w:unhideWhenUsed="0" w:uiPriority="0" w:semiHidden="0" w:name="HTML Cite"/>
+    <w:lsdException w:unhideWhenUsed="0" w:uiPriority="0" w:semiHidden="0" w:name="HTML Code"/>
+    <w:lsdException w:unhideWhenUsed="0" w:uiPriority="0" w:semiHidden="0" w:name="HTML Definition"/>
+    <w:lsdException w:unhideWhenUsed="0" w:uiPriority="0" w:semiHidden="0" w:name="HTML Keyboard"/>
+    <w:lsdException w:unhideWhenUsed="0" w:uiPriority="0" w:semiHidden="0" w:name="HTML Preformatted"/>
+    <w:lsdException w:unhideWhenUsed="0" w:uiPriority="0" w:semiHidden="0" w:name="HTML Sample"/>
+    <w:lsdException w:unhideWhenUsed="0" w:uiPriority="0" w:semiHidden="0" w:name="HTML Typewriter"/>
+    <w:lsdException w:unhideWhenUsed="0" w:uiPriority="0" w:semiHidden="0" w:name="HTML Variable"/>
+    <w:lsdException w:qFormat="1" w:unhideWhenUsed="0" w:uiPriority="0" w:name="Normal Table"/>
+    <w:lsdException w:unhideWhenUsed="0" w:uiPriority="0" w:semiHidden="0" w:name="annotation subject"/>
+    <w:lsdException w:unhideWhenUsed="0" w:uiPriority="0" w:semiHidden="0" w:name="Table Simple 1"/>
+    <w:lsdException w:unhideWhenUsed="0" w:uiPriority="0" w:semiHidden="0" w:name="Table Simple 2"/>
+    <w:lsdException w:unhideWhenUsed="0" w:uiPriority="0" w:semiHidden="0" w:name="Table Simple 3"/>
+    <w:lsdException w:unhideWhenUsed="0" w:uiPriority="0" w:semiHidden="0" w:name="Table Classic 1"/>
+    <w:lsdException w:unhideWhenUsed="0" w:uiPriority="0" w:semiHidden="0" w:name="Table Classic 2"/>
+    <w:lsdException w:unhideWhenUsed="0" w:uiPriority="0" w:semiHidden="0" w:name="Table Classic 3"/>
+    <w:lsdException w:unhideWhenUsed="0" w:uiPriority="0" w:semiHidden="0" w:name="Table Classic 4"/>
+    <w:lsdException w:unhideWhenUsed="0" w:uiPriority="0" w:semiHidden="0" w:name="Table Colorful 1"/>
+    <w:lsdException w:unhideWhenUsed="0" w:uiPriority="0" w:semiHidden="0" w:name="Table Colorful 2"/>
+    <w:lsdException w:unhideWhenUsed="0" w:uiPriority="0" w:semiHidden="0" w:name="Table Colorful 3"/>
+    <w:lsdException w:unhideWhenUsed="0" w:uiPriority="0" w:semiHidden="0" w:name="Table Columns 1"/>
+    <w:lsdException w:unhideWhenUsed="0" w:uiPriority="0" w:semiHidden="0" w:name="Table Columns 2"/>
+    <w:lsdException w:unhideWhenUsed="0" w:uiPriority="0" w:semiHidden="0" w:name="Table Columns 3"/>
+    <w:lsdException w:unhideWhenUsed="0" w:uiPriority="0" w:semiHidden="0" w:name="Table Columns 4"/>
+    <w:lsdException w:unhideWhenUsed="0" w:uiPriority="0" w:semiHidden="0" w:name="Table Columns 5"/>
+    <w:lsdException w:unhideWhenUsed="0" w:uiPriority="0" w:semiHidden="0" w:name="Table Grid 1"/>
+    <w:lsdException w:unhideWhenUsed="0" w:uiPriority="0" w:semiHidden="0" w:name="Table Grid 2"/>
+    <w:lsdException w:unhideWhenUsed="0" w:uiPriority="0" w:semiHidden="0" w:name="Table Grid 3"/>
+    <w:lsdException w:unhideWhenUsed="0" w:uiPriority="0" w:semiHidden="0" w:name="Table Grid 4"/>
+    <w:lsdException w:unhideWhenUsed="0" w:uiPriority="0" w:semiHidden="0" w:name="Table Grid 5"/>
+    <w:lsdException w:unhideWhenUsed="0" w:uiPriority="0" w:semiHidden="0" w:name="Table Grid 6"/>
+    <w:lsdException w:unhideWhenUsed="0" w:uiPriority="0" w:semiHidden="0" w:name="Table Grid 7"/>
+    <w:lsdException w:unhideWhenUsed="0" w:uiPriority="0" w:semiHidden="0" w:name="Table Grid 8"/>
+    <w:lsdException w:unhideWhenUsed="0" w:uiPriority="0" w:semiHidden="0" w:name="Table List 1"/>
+    <w:lsdException w:unhideWhenUsed="0" w:uiPriority="0" w:semiHidden="0" w:name="Table List 2"/>
+    <w:lsdException w:unhideWhenUsed="0" w:uiPriority="0" w:semiHidden="0" w:name="Table List 3"/>
+    <w:lsdException w:unhideWhenUsed="0" w:uiPriority="0" w:semiHidden="0" w:name="Table List 4"/>
+    <w:lsdException w:unhideWhenUsed="0" w:uiPriority="0" w:semiHidden="0" w:name="Table List 5"/>
+    <w:lsdException w:unhideWhenUsed="0" w:uiPriority="0" w:semiHidden="0" w:name="Table List 6"/>
+    <w:lsdException w:unhideWhenUsed="0" w:uiPriority="0" w:semiHidden="0" w:name="Table List 7"/>
+    <w:lsdException w:unhideWhenUsed="0" w:uiPriority="0" w:semiHidden="0" w:name="Table List 8"/>
+    <w:lsdException w:unhideWhenUsed="0" w:uiPriority="0" w:semiHidden="0" w:name="Table 3D effects 1"/>
+    <w:lsdException w:unhideWhenUsed="0" w:uiPriority="0" w:semiHidden="0" w:name="Table 3D effects 2"/>
+    <w:lsdException w:unhideWhenUsed="0" w:uiPriority="0" w:semiHidden="0" w:name="Table 3D effects 3"/>
+    <w:lsdException w:unhideWhenUsed="0" w:uiPriority="0" w:semiHidden="0" w:name="Table Contemporary"/>
+    <w:lsdException w:unhideWhenUsed="0" w:uiPriority="0" w:semiHidden="0" w:name="Table Elegant"/>
+    <w:lsdException w:unhideWhenUsed="0" w:uiPriority="0" w:semiHidden="0" w:name="Table Professional"/>
+    <w:lsdException w:unhideWhenUsed="0" w:uiPriority="0" w:semiHidden="0" w:name="Table Subtle 1"/>
+    <w:lsdException w:unhideWhenUsed="0" w:uiPriority="0" w:semiHidden="0" w:name="Table Subtle 2"/>
+    <w:lsdException w:unhideWhenUsed="0" w:uiPriority="0" w:semiHidden="0" w:name="Table Web 1"/>
+    <w:lsdException w:unhideWhenUsed="0" w:uiPriority="0" w:semiHidden="0" w:name="Table Web 2"/>
+    <w:lsdException w:unhideWhenUsed="0" w:uiPriority="0" w:semiHidden="0" w:name="Table Web 3"/>
+    <w:lsdException w:unhideWhenUsed="0" w:uiPriority="0" w:semiHidden="0" w:name="Balloon Text"/>
+    <w:lsdException w:qFormat="1" w:unhideWhenUsed="0" w:uiPriority="0" w:semiHidden="0" w:name="Table Grid"/>
+    <w:lsdException w:unhideWhenUsed="0" w:uiPriority="0" w:semiHidden="0" w:name="Table Theme"/>
+    <w:lsdException w:unhideWhenUsed="0" w:uiPriority="60" w:semiHidden="0" w:name="Light Shading"/>
+    <w:lsdException w:unhideWhenUsed="0" w:uiPriority="61" w:semiHidden="0" w:name="Light List"/>
+    <w:lsdException w:unhideWhenUsed="0" w:uiPriority="62" w:semiHidden="0" w:name="Light Grid"/>
+    <w:lsdException w:unhideWhenUsed="0" w:uiPriority="63" w:semiHidden="0" w:name="Medium Shading 1"/>
+    <w:lsdException w:unhideWhenUsed="0" w:uiPriority="64" w:semiHidden="0" w:name="Medium Shading 2"/>
+    <w:lsdException w:unhideWhenUsed="0" w:uiPriority="65" w:semiHidden="0" w:name="Medium List 1"/>
+    <w:lsdException w:unhideWhenUsed="0" w:uiPriority="66" w:semiHidden="0" w:name="Medium List 2"/>
+    <w:lsdException w:unhideWhenUsed="0" w:uiPriority="67" w:semiHidden="0" w:name="Medium Grid 1"/>
+    <w:lsdException w:unhideWhenUsed="0" w:uiPriority="68" w:semiHidden="0" w:name="Medium Grid 2"/>
+    <w:lsdException w:unhideWhenUsed="0" w:uiPriority="69" w:semiHidden="0" w:name="Medium Grid 3"/>
+    <w:lsdException w:unhideWhenUsed="0" w:uiPriority="70" w:semiHidden="0" w:name="Dark List"/>
+    <w:lsdException w:unhideWhenUsed="0" w:uiPriority="71" w:semiHidden="0" w:name="Colorful Shading"/>
+    <w:lsdException w:unhideWhenUsed="0" w:uiPriority="72" w:semiHidden="0" w:name="Colorful List"/>
+    <w:lsdException w:unhideWhenUsed="0" w:uiPriority="73" w:semiHidden="0" w:name="Colorful Grid"/>
+    <w:lsdException w:unhideWhenUsed="0" w:uiPriority="60" w:semiHidden="0" w:name="Light Shading Accent 1"/>
+    <w:lsdException w:unhideWhenUsed="0" w:uiPriority="61" w:semiHidden="0" w:name="Light List Accent 1"/>
+    <w:lsdException w:unhideWhenUsed="0" w:uiPriority="62" w:semiHidden="0" w:name="Light Grid Accent 1"/>
+    <w:lsdException w:unhideWhenUsed="0" w:uiPriority="63" w:semiHidden="0" w:name="Medium Shading 1 Accent 1"/>
+    <w:lsdException w:unhideWhenUsed="0" w:uiPriority="64" w:semiHidden="0" w:name="Medium Shading 2 Accent 1"/>
+    <w:lsdException w:unhideWhenUsed="0" w:uiPriority="65" w:semiHidden="0" w:name="Medium List 1 Accent 1"/>
+    <w:lsdException w:unhideWhenUsed="0" w:uiPriority="66" w:semiHidden="0" w:name="Medium List 2 Accent 1"/>
+    <w:lsdException w:unhideWhenUsed="0" w:uiPriority="67" w:semiHidden="0" w:name="Medium Grid 1 Accent 1"/>
+    <w:lsdException w:unhideWhenUsed="0" w:uiPriority="68" w:semiHidden="0" w:name="Medium Grid 2 Accent 1"/>
+    <w:lsdException w:unhideWhenUsed="0" w:uiPriority="69" w:semiHidden="0" w:name="Medium Grid 3 Accent 1"/>
+    <w:lsdException w:unhideWhenUsed="0" w:uiPriority="70" w:semiHidden="0" w:name="Dark List Accent 1"/>
+    <w:lsdException w:unhideWhenUsed="0" w:uiPriority="71" w:semiHidden="0" w:name="Colorful Shading Accent 1"/>
+    <w:lsdException w:unhideWhenUsed="0" w:uiPriority="72" w:semiHidden="0" w:name="Colorful List Accent 1"/>
+    <w:lsdException w:unhideWhenUsed="0" w:uiPriority="73" w:semiHidden="0" w:name="Colorful Grid Accent 1"/>
+    <w:lsdException w:unhideWhenUsed="0" w:uiPriority="60" w:semiHidden="0" w:name="Light Shading Accent 2"/>
+    <w:lsdException w:unhideWhenUsed="0" w:uiPriority="61" w:semiHidden="0" w:name="Light List Accent 2"/>
+    <w:lsdException w:unhideWhenUsed="0" w:uiPriority="62" w:semiHidden="0" w:name="Light Grid Accent 2"/>
+    <w:lsdException w:unhideWhenUsed="0" w:uiPriority="63" w:semiHidden="0" w:name="Medium Shading 1 Accent 2"/>
+    <w:lsdException w:unhideWhenUsed="0" w:uiPriority="64" w:semiHidden="0" w:name="Medium Shading 2 Accent 2"/>
+    <w:lsdException w:unhideWhenUsed="0" w:uiPriority="65" w:semiHidden="0" w:name="Medium List 1 Accent 2"/>
+    <w:lsdException w:unhideWhenUsed="0" w:uiPriority="66" w:semiHidden="0" w:name="Medium List 2 Accent 2"/>
+    <w:lsdException w:unhideWhenUsed="0" w:uiPriority="67" w:semiHidden="0" w:name="Medium Grid 1 Accent 2"/>
+    <w:lsdException w:unhideWhenUsed="0" w:uiPriority="68" w:semiHidden="0" w:name="Medium Grid 2 Accent 2"/>
+    <w:lsdException w:unhideWhenUsed="0" w:uiPriority="69" w:semiHidden="0" w:name="Medium Grid 3 Accent 2"/>
+    <w:lsdException w:unhideWhenUsed="0" w:uiPriority="70" w:semiHidden="0" w:name="Dark List Accent 2"/>
+    <w:lsdException w:unhideWhenUsed="0" w:uiPriority="71" w:semiHidden="0" w:name="Colorful Shading Accent 2"/>
+    <w:lsdException w:unhideWhenUsed="0" w:uiPriority="72" w:semiHidden="0" w:name="Colorful List Accent 2"/>
+    <w:lsdException w:unhideWhenUsed="0" w:uiPriority="73" w:semiHidden="0" w:name="Colorful Grid Accent 2"/>
+    <w:lsdException w:unhideWhenUsed="0" w:uiPriority="60" w:semiHidden="0" w:name="Light Shading Accent 3"/>
+    <w:lsdException w:unhideWhenUsed="0" w:uiPriority="61" w:semiHidden="0" w:name="Light List Accent 3"/>
+    <w:lsdException w:unhideWhenUsed="0" w:uiPriority="62" w:semiHidden="0" w:name="Light Grid Accent 3"/>
+    <w:lsdException w:unhideWhenUsed="0" w:uiPriority="63" w:semiHidden="0" w:name="Medium Shading 1 Accent 3"/>
+    <w:lsdException w:unhideWhenUsed="0" w:uiPriority="64" w:semiHidden="0" w:name="Medium Shading 2 Accent 3"/>
+    <w:lsdException w:unhideWhenUsed="0" w:uiPriority="65" w:semiHidden="0" w:name="Medium List 1 Accent 3"/>
+    <w:lsdException w:unhideWhenUsed="0" w:uiPriority="66" w:semiHidden="0" w:name="Medium List 2 Accent 3"/>
+    <w:lsdException w:unhideWhenUsed="0" w:uiPriority="67" w:semiHidden="0" w:name="Medium Grid 1 Accent 3"/>
+    <w:lsdException w:unhideWhenUsed="0" w:uiPriority="68" w:semiHidden="0" w:name="Medium Grid 2 Accent 3"/>
+    <w:lsdException w:unhideWhenUsed="0" w:uiPriority="69" w:semiHidden="0" w:name="Medium Grid 3 Accent 3"/>
+    <w:lsdException w:unhideWhenUsed="0" w:uiPriority="70" w:semiHidden="0" w:name="Dark List Accent 3"/>
+    <w:lsdException w:unhideWhenUsed="0" w:uiPriority="71" w:semiHidden="0" w:name="Colorful Shading Accent 3"/>
+    <w:lsdException w:unhideWhenUsed="0" w:uiPriority="72" w:semiHidden="0" w:name="Colorful List Accent 3"/>
+    <w:lsdException w:unhideWhenUsed="0" w:uiPriority="73" w:semiHidden="0" w:name="Colorful Grid Accent 3"/>
+    <w:lsdException w:unhideWhenUsed="0" w:uiPriority="60" w:semiHidden="0" w:name="Light Shading Accent 4"/>
+    <w:lsdException w:unhideWhenUsed="0" w:uiPriority="61" w:semiHidden="0" w:name="Light List Accent 4"/>
+    <w:lsdException w:unhideWhenUsed="0" w:uiPriority="62" w:semiHidden="0" w:name="Light Grid Accent 4"/>
+    <w:lsdException w:unhideWhenUsed="0" w:uiPriority="63" w:semiHidden="0" w:name="Medium Shading 1 Accent 4"/>
+    <w:lsdException w:unhideWhenUsed="0" w:uiPriority="64" w:semiHidden="0" w:name="Medium Shading 2 Accent 4"/>
+    <w:lsdException w:unhideWhenUsed="0" w:uiPriority="65" w:semiHidden="0" w:name="Medium List 1 Accent 4"/>
+    <w:lsdException w:unhideWhenUsed="0" w:uiPriority="66" w:semiHidden="0" w:name="Medium List 2 Accent 4"/>
+    <w:lsdException w:unhideWhenUsed="0" w:uiPriority="67" w:semiHidden="0" w:name="Medium Grid 1 Accent 4"/>
+    <w:lsdException w:unhideWhenUsed="0" w:uiPriority="68" w:semiHidden="0" w:name="Medium Grid 2 Accent 4"/>
+    <w:lsdException w:unhideWhenUsed="0" w:uiPriority="69" w:semiHidden="0" w:name="Medium Grid 3 Accent 4"/>
+    <w:lsdException w:unhideWhenUsed="0" w:uiPriority="70" w:semiHidden="0" w:name="Dark List Accent 4"/>
+    <w:lsdException w:unhideWhenUsed="0" w:uiPriority="71" w:semiHidden="0" w:name="Colorful Shading Accent 4"/>
+    <w:lsdException w:unhideWhenUsed="0" w:uiPriority="72" w:semiHidden="0" w:name="Colorful List Accent 4"/>
+    <w:lsdException w:unhideWhenUsed="0" w:uiPriority="73" w:semiHidden="0" w:name="Colorful Grid Accent 4"/>
+    <w:lsdException w:unhideWhenUsed="0" w:uiPriority="60" w:semiHidden="0" w:name="Light Shading Accent 5"/>
+    <w:lsdException w:unhideWhenUsed="0" w:uiPriority="61" w:semiHidden="0" w:name="Light List Accent 5"/>
+    <w:lsdException w:unhideWhenUsed="0" w:uiPriority="62" w:semiHidden="0" w:name="Light Grid Accent 5"/>
+    <w:lsdException w:unhideWhenUsed="0" w:uiPriority="63" w:semiHidden="0" w:name="Medium Shading 1 Accent 5"/>
+    <w:lsdException w:unhideWhenUsed="0" w:uiPriority="64" w:semiHidden="0" w:name="Medium Shading 2 Accent 5"/>
+    <w:lsdException w:unhideWhenUsed="0" w:uiPriority="65" w:semiHidden="0" w:name="Medium List 1 Accent 5"/>
+    <w:lsdException w:unhideWhenUsed="0" w:uiPriority="66" w:semiHidden="0" w:name="Medium List 2 Accent 5"/>
+    <w:lsdException w:unhideWhenUsed="0" w:uiPriority="67" w:semiHidden="0" w:name="Medium Grid 1 Accent 5"/>
+    <w:lsdException w:unhideWhenUsed="0" w:uiPriority="68" w:semiHidden="0" w:name="Medium Grid 2 Accent 5"/>
+    <w:lsdException w:unhideWhenUsed="0" w:uiPriority="69" w:semiHidden="0" w:name="Medium Grid 3 Accent 5"/>
+    <w:lsdException w:unhideWhenUsed="0" w:uiPriority="70" w:semiHidden="0" w:name="Dark List Accent 5"/>
+    <w:lsdException w:unhideWhenUsed="0" w:uiPriority="71" w:semiHidden="0" w:name="Colorful Shading Accent 5"/>
+    <w:lsdException w:unhideWhenUsed="0" w:uiPriority="72" w:semiHidden="0" w:name="Colorful List Accent 5"/>
+    <w:lsdException w:unhideWhenUsed="0" w:uiPriority="73" w:semiHidden="0" w:name="Colorful Grid Accent 5"/>
+    <w:lsdException w:unhideWhenUsed="0" w:uiPriority="60" w:semiHidden="0" w:name="Light Shading Accent 6"/>
+    <w:lsdException w:unhideWhenUsed="0" w:uiPriority="61" w:semiHidden="0" w:name="Light List Accent 6"/>
+    <w:lsdException w:unhideWhenUsed="0" w:uiPriority="62" w:semiHidden="0" w:name="Light Grid Accent 6"/>
+    <w:lsdException w:unhideWhenUsed="0" w:uiPriority="63" w:semiHidden="0" w:name="Medium Shading 1 Accent 6"/>
+    <w:lsdException w:unhideWhenUsed="0" w:uiPriority="64" w:semiHidden="0" w:name="Medium Shading 2 Accent 6"/>
+    <w:lsdException w:unhideWhenUsed="0" w:uiPriority="65" w:semiHidden="0" w:name="Medium List 1 Accent 6"/>
+    <w:lsdException w:unhideWhenUsed="0" w:uiPriority="66" w:semiHidden="0" w:name="Medium List 2 Accent 6"/>
+    <w:lsdException w:unhideWhenUsed="0" w:uiPriority="67" w:semiHidden="0" w:name="Medium Grid 1 Accent 6"/>
+    <w:lsdException w:unhideWhenUsed="0" w:uiPriority="68" w:semiHidden="0" w:name="Medium Grid 2 Accent 6"/>
+    <w:lsdException w:unhideWhenUsed="0" w:uiPriority="69" w:semiHidden="0" w:name="Medium Grid 3 Accent 6"/>
+    <w:lsdException w:unhideWhenUsed="0" w:uiPriority="70" w:semiHidden="0" w:name="Dark List Accent 6"/>
+    <w:lsdException w:unhideWhenUsed="0" w:uiPriority="71" w:semiHidden="0" w:name="Colorful Shading Accent 6"/>
+    <w:lsdException w:unhideWhenUsed="0" w:uiPriority="72" w:semiHidden="0" w:name="Colorful List Accent 6"/>
+    <w:lsdException w:unhideWhenUsed="0" w:uiPriority="73" w:semiHidden="0" w:name="Colorful Grid Accent 6"/>
   </w:latentStyles>
-  <w:style w:type="paragraph" w:default="1" w:styleId="Normal">
+  <w:style w:type="paragraph" w:default="1" w:styleId="1">
     <w:name w:val="Normal"/>
     <w:qFormat/>
+    <w:uiPriority w:val="0"/>
     <w:pPr>
       <w:kinsoku w:val="0"/>
       <w:autoSpaceDE w:val="0"/>
@@ -8627,7 +8742,7 @@
       <w:textAlignment w:val="baseline"/>
     </w:pPr>
     <w:rPr>
-      <w:rFonts w:ascii="Arial" w:eastAsia="宋体" w:hAnsi="Arial" w:cs="Arial"/>
+      <w:rFonts w:ascii="Arial" w:hAnsi="Arial" w:eastAsia="宋体" w:cs="Arial"/>
       <w:snapToGrid w:val="0"/>
       <w:color w:val="000000"/>
       <w:kern w:val="0"/>
@@ -8636,11 +8751,12 @@
       <w:lang w:val="en-US" w:eastAsia="en-US" w:bidi="ar-SA"/>
     </w:rPr>
   </w:style>
-  <w:style w:type="paragraph" w:styleId="Heading1">
+  <w:style w:type="paragraph" w:styleId="2">
     <w:name w:val="heading 1"/>
-    <w:basedOn w:val="Normal"/>
-    <w:next w:val="Normal"/>
+    <w:basedOn w:val="1"/>
+    <w:next w:val="1"/>
     <w:qFormat/>
+    <w:uiPriority w:val="0"/>
     <w:pPr>
       <w:keepNext/>
       <w:keepLines/>
@@ -8658,12 +8774,13 @@
       <w:sz w:val="44"/>
     </w:rPr>
   </w:style>
-  <w:style w:type="paragraph" w:styleId="Heading2">
+  <w:style w:type="paragraph" w:styleId="3">
     <w:name w:val="heading 2"/>
-    <w:basedOn w:val="Normal"/>
-    <w:next w:val="Normal"/>
+    <w:basedOn w:val="1"/>
+    <w:next w:val="1"/>
     <w:unhideWhenUsed/>
     <w:qFormat/>
+    <w:uiPriority w:val="0"/>
     <w:pPr>
       <w:keepNext/>
       <w:keepLines/>
@@ -8676,18 +8793,19 @@
       <w:outlineLvl w:val="1"/>
     </w:pPr>
     <w:rPr>
-      <w:rFonts w:ascii="Arial" w:eastAsia="黑体" w:hAnsi="Arial"/>
+      <w:rFonts w:ascii="Arial" w:hAnsi="Arial" w:eastAsia="黑体"/>
       <w:b/>
       <w:sz w:val="32"/>
     </w:rPr>
   </w:style>
-  <w:style w:type="paragraph" w:styleId="Heading3">
+  <w:style w:type="paragraph" w:styleId="4">
     <w:name w:val="heading 3"/>
-    <w:basedOn w:val="Normal"/>
-    <w:next w:val="Normal"/>
+    <w:basedOn w:val="1"/>
+    <w:next w:val="1"/>
     <w:semiHidden/>
     <w:unhideWhenUsed/>
     <w:qFormat/>
+    <w:uiPriority w:val="0"/>
     <w:pPr>
       <w:keepNext/>
       <w:keepLines/>
@@ -8704,12 +8822,13 @@
       <w:sz w:val="32"/>
     </w:rPr>
   </w:style>
-  <w:style w:type="paragraph" w:styleId="Heading4">
+  <w:style w:type="paragraph" w:styleId="5">
     <w:name w:val="heading 4"/>
-    <w:basedOn w:val="Normal"/>
-    <w:next w:val="Normal"/>
+    <w:basedOn w:val="1"/>
+    <w:next w:val="1"/>
     <w:unhideWhenUsed/>
     <w:qFormat/>
+    <w:uiPriority w:val="0"/>
     <w:pPr>
       <w:keepNext/>
       <w:keepLines/>
@@ -8722,18 +8841,19 @@
       <w:outlineLvl w:val="3"/>
     </w:pPr>
     <w:rPr>
-      <w:rFonts w:ascii="Arial" w:eastAsia="黑体" w:hAnsi="Arial"/>
+      <w:rFonts w:ascii="Arial" w:hAnsi="Arial" w:eastAsia="黑体"/>
       <w:b/>
       <w:sz w:val="28"/>
     </w:rPr>
   </w:style>
-  <w:style w:type="paragraph" w:styleId="Heading5">
+  <w:style w:type="paragraph" w:styleId="6">
     <w:name w:val="heading 5"/>
-    <w:basedOn w:val="Normal"/>
-    <w:next w:val="Normal"/>
+    <w:basedOn w:val="1"/>
+    <w:next w:val="1"/>
     <w:semiHidden/>
     <w:unhideWhenUsed/>
     <w:qFormat/>
+    <w:uiPriority w:val="0"/>
     <w:pPr>
       <w:keepNext/>
       <w:keepLines/>
@@ -8750,13 +8870,14 @@
       <w:sz w:val="28"/>
     </w:rPr>
   </w:style>
-  <w:style w:type="paragraph" w:styleId="Heading6">
+  <w:style w:type="paragraph" w:styleId="7">
     <w:name w:val="heading 6"/>
-    <w:basedOn w:val="Normal"/>
-    <w:next w:val="Normal"/>
+    <w:basedOn w:val="1"/>
+    <w:next w:val="1"/>
     <w:semiHidden/>
     <w:unhideWhenUsed/>
     <w:qFormat/>
+    <w:uiPriority w:val="0"/>
     <w:pPr>
       <w:keepNext/>
       <w:keepLines/>
@@ -8769,18 +8890,19 @@
       <w:outlineLvl w:val="5"/>
     </w:pPr>
     <w:rPr>
-      <w:rFonts w:ascii="Arial" w:eastAsia="黑体" w:hAnsi="Arial"/>
+      <w:rFonts w:ascii="Arial" w:hAnsi="Arial" w:eastAsia="黑体"/>
       <w:b/>
       <w:sz w:val="24"/>
     </w:rPr>
   </w:style>
-  <w:style w:type="paragraph" w:styleId="Heading7">
+  <w:style w:type="paragraph" w:styleId="8">
     <w:name w:val="heading 7"/>
-    <w:basedOn w:val="Normal"/>
-    <w:next w:val="Normal"/>
+    <w:basedOn w:val="1"/>
+    <w:next w:val="1"/>
     <w:semiHidden/>
     <w:unhideWhenUsed/>
     <w:qFormat/>
+    <w:uiPriority w:val="0"/>
     <w:pPr>
       <w:keepNext/>
       <w:keepLines/>
@@ -8797,13 +8919,14 @@
       <w:sz w:val="24"/>
     </w:rPr>
   </w:style>
-  <w:style w:type="paragraph" w:styleId="Heading8">
+  <w:style w:type="paragraph" w:styleId="9">
     <w:name w:val="heading 8"/>
-    <w:basedOn w:val="Normal"/>
-    <w:next w:val="Normal"/>
+    <w:basedOn w:val="1"/>
+    <w:next w:val="1"/>
     <w:semiHidden/>
     <w:unhideWhenUsed/>
     <w:qFormat/>
+    <w:uiPriority w:val="0"/>
     <w:pPr>
       <w:keepNext/>
       <w:keepLines/>
@@ -8816,17 +8939,18 @@
       <w:outlineLvl w:val="7"/>
     </w:pPr>
     <w:rPr>
-      <w:rFonts w:ascii="Arial" w:eastAsia="黑体" w:hAnsi="Arial"/>
+      <w:rFonts w:ascii="Arial" w:hAnsi="Arial" w:eastAsia="黑体"/>
       <w:sz w:val="24"/>
     </w:rPr>
   </w:style>
-  <w:style w:type="paragraph" w:styleId="Heading9">
+  <w:style w:type="paragraph" w:styleId="10">
     <w:name w:val="heading 9"/>
-    <w:basedOn w:val="Normal"/>
-    <w:next w:val="Normal"/>
+    <w:basedOn w:val="1"/>
+    <w:next w:val="1"/>
     <w:semiHidden/>
     <w:unhideWhenUsed/>
     <w:qFormat/>
+    <w:uiPriority w:val="0"/>
     <w:pPr>
       <w:keepNext/>
       <w:keepLines/>
@@ -8839,19 +8963,21 @@
       <w:outlineLvl w:val="8"/>
     </w:pPr>
     <w:rPr>
-      <w:rFonts w:ascii="Arial" w:eastAsia="黑体" w:hAnsi="Arial"/>
+      <w:rFonts w:ascii="Arial" w:hAnsi="Arial" w:eastAsia="黑体"/>
       <w:sz w:val="21"/>
     </w:rPr>
   </w:style>
-  <w:style w:type="character" w:default="1" w:styleId="DefaultParagraphFont">
+  <w:style w:type="character" w:default="1" w:styleId="22">
     <w:name w:val="Default Paragraph Font"/>
     <w:semiHidden/>
     <w:qFormat/>
+    <w:uiPriority w:val="0"/>
   </w:style>
-  <w:style w:type="table" w:default="1" w:styleId="TableNormal">
+  <w:style w:type="table" w:default="1" w:styleId="20">
     <w:name w:val="Normal Table"/>
     <w:semiHidden/>
     <w:qFormat/>
+    <w:uiPriority w:val="0"/>
     <w:tblPr>
       <w:tblCellMar>
         <w:top w:w="0" w:type="dxa"/>
@@ -8861,39 +8987,43 @@
       </w:tblCellMar>
     </w:tblPr>
   </w:style>
-  <w:style w:type="paragraph" w:styleId="CommentText">
+  <w:style w:type="paragraph" w:styleId="11">
     <w:name w:val="annotation text"/>
-    <w:basedOn w:val="Normal"/>
+    <w:basedOn w:val="1"/>
     <w:qFormat/>
+    <w:uiPriority w:val="0"/>
     <w:pPr>
       <w:jc w:val="left"/>
     </w:pPr>
   </w:style>
-  <w:style w:type="paragraph" w:styleId="BodyText">
+  <w:style w:type="paragraph" w:styleId="12">
     <w:name w:val="Body Text"/>
-    <w:basedOn w:val="Normal"/>
+    <w:basedOn w:val="1"/>
     <w:semiHidden/>
     <w:qFormat/>
+    <w:uiPriority w:val="0"/>
     <w:rPr>
-      <w:rFonts w:ascii="Arial" w:eastAsia="Arial" w:hAnsi="Arial" w:cs="Arial"/>
+      <w:rFonts w:ascii="Arial" w:hAnsi="Arial" w:eastAsia="Arial" w:cs="Arial"/>
       <w:sz w:val="21"/>
       <w:szCs w:val="21"/>
       <w:lang w:val="en-US" w:eastAsia="en-US" w:bidi="ar-SA"/>
     </w:rPr>
   </w:style>
-  <w:style w:type="paragraph" w:styleId="TOC3">
+  <w:style w:type="paragraph" w:styleId="13">
     <w:name w:val="toc 3"/>
-    <w:basedOn w:val="Normal"/>
-    <w:next w:val="Normal"/>
+    <w:basedOn w:val="1"/>
+    <w:next w:val="1"/>
     <w:qFormat/>
+    <w:uiPriority w:val="0"/>
     <w:pPr>
       <w:ind w:left="840" w:leftChars="400"/>
     </w:pPr>
   </w:style>
-  <w:style w:type="paragraph" w:styleId="Footer">
+  <w:style w:type="paragraph" w:styleId="14">
     <w:name w:val="footer"/>
-    <w:basedOn w:val="Normal"/>
+    <w:basedOn w:val="1"/>
     <w:qFormat/>
+    <w:uiPriority w:val="0"/>
     <w:pPr>
       <w:tabs>
         <w:tab w:val="center" w:pos="4153"/>
@@ -8906,16 +9036,17 @@
       <w:sz w:val="18"/>
     </w:rPr>
   </w:style>
-  <w:style w:type="paragraph" w:styleId="Header">
+  <w:style w:type="paragraph" w:styleId="15">
     <w:name w:val="header"/>
-    <w:basedOn w:val="Normal"/>
+    <w:basedOn w:val="1"/>
     <w:qFormat/>
+    <w:uiPriority w:val="0"/>
     <w:pPr>
       <w:pBdr>
-        <w:top w:val="nil"/>
-        <w:left w:val="nil"/>
-        <w:bottom w:val="nil"/>
-        <w:right w:val="nil"/>
+        <w:top w:val="none" w:color="auto" w:sz="0" w:space="0"/>
+        <w:left w:val="none" w:color="auto" w:sz="0" w:space="0"/>
+        <w:bottom w:val="none" w:color="auto" w:sz="0" w:space="0"/>
+        <w:right w:val="none" w:color="auto" w:sz="0" w:space="0"/>
       </w:pBdr>
       <w:tabs>
         <w:tab w:val="center" w:pos="4153"/>
@@ -8930,37 +9061,41 @@
       <w:sz w:val="18"/>
     </w:rPr>
   </w:style>
-  <w:style w:type="paragraph" w:styleId="TOC1">
+  <w:style w:type="paragraph" w:styleId="16">
     <w:name w:val="toc 1"/>
-    <w:basedOn w:val="Normal"/>
-    <w:next w:val="Normal"/>
+    <w:basedOn w:val="1"/>
+    <w:next w:val="1"/>
     <w:qFormat/>
+    <w:uiPriority w:val="0"/>
     <w:rPr>
-      <w:rFonts w:ascii="Arial" w:eastAsia="Microsoft JhengHei" w:hAnsi="Arial"/>
+      <w:rFonts w:ascii="Arial" w:hAnsi="Arial" w:eastAsia="Microsoft JhengHei"/>
       <w:sz w:val="24"/>
     </w:rPr>
   </w:style>
-  <w:style w:type="paragraph" w:styleId="TOC2">
+  <w:style w:type="paragraph" w:styleId="17">
     <w:name w:val="toc 2"/>
-    <w:basedOn w:val="Normal"/>
-    <w:next w:val="Normal"/>
+    <w:basedOn w:val="1"/>
+    <w:next w:val="1"/>
     <w:qFormat/>
+    <w:uiPriority w:val="0"/>
     <w:pPr>
       <w:ind w:left="420" w:leftChars="200"/>
     </w:pPr>
   </w:style>
-  <w:style w:type="paragraph" w:styleId="NormalWeb">
+  <w:style w:type="paragraph" w:styleId="18">
     <w:name w:val="Normal (Web)"/>
-    <w:basedOn w:val="Normal"/>
+    <w:basedOn w:val="1"/>
     <w:qFormat/>
+    <w:uiPriority w:val="0"/>
     <w:rPr>
       <w:sz w:val="24"/>
     </w:rPr>
   </w:style>
-  <w:style w:type="paragraph" w:styleId="Title">
+  <w:style w:type="paragraph" w:styleId="19">
     <w:name w:val="Title"/>
-    <w:basedOn w:val="Normal"/>
+    <w:basedOn w:val="1"/>
     <w:qFormat/>
+    <w:uiPriority w:val="0"/>
     <w:pPr>
       <w:spacing w:before="240" w:beforeLines="0" w:beforeAutospacing="0" w:after="60" w:afterLines="0" w:afterAutospacing="0"/>
       <w:jc w:val="center"/>
@@ -8972,68 +9107,73 @@
       <w:sz w:val="32"/>
     </w:rPr>
   </w:style>
-  <w:style w:type="table" w:styleId="TableGrid">
+  <w:style w:type="table" w:styleId="21">
     <w:name w:val="Table Grid"/>
-    <w:basedOn w:val="TableNormal"/>
+    <w:basedOn w:val="20"/>
     <w:qFormat/>
+    <w:uiPriority w:val="0"/>
     <w:pPr>
       <w:widowControl w:val="0"/>
       <w:jc w:val="both"/>
     </w:pPr>
     <w:tblPr>
       <w:tblBorders>
-        <w:top w:val="single" w:sz="4" w:space="0" w:color="auto"/>
-        <w:left w:val="single" w:sz="4" w:space="0" w:color="auto"/>
-        <w:bottom w:val="single" w:sz="4" w:space="0" w:color="auto"/>
-        <w:right w:val="single" w:sz="4" w:space="0" w:color="auto"/>
-        <w:insideH w:val="single" w:sz="4" w:space="0" w:color="auto"/>
-        <w:insideV w:val="single" w:sz="4" w:space="0" w:color="auto"/>
+        <w:top w:val="single" w:color="auto" w:sz="4" w:space="0"/>
+        <w:left w:val="single" w:color="auto" w:sz="4" w:space="0"/>
+        <w:bottom w:val="single" w:color="auto" w:sz="4" w:space="0"/>
+        <w:right w:val="single" w:color="auto" w:sz="4" w:space="0"/>
+        <w:insideH w:val="single" w:color="auto" w:sz="4" w:space="0"/>
+        <w:insideV w:val="single" w:color="auto" w:sz="4" w:space="0"/>
       </w:tblBorders>
     </w:tblPr>
   </w:style>
-  <w:style w:type="character" w:styleId="Strong">
+  <w:style w:type="character" w:styleId="23">
     <w:name w:val="Strong"/>
-    <w:basedOn w:val="DefaultParagraphFont"/>
+    <w:basedOn w:val="22"/>
     <w:qFormat/>
+    <w:uiPriority w:val="0"/>
     <w:rPr>
       <w:b/>
     </w:rPr>
   </w:style>
-  <w:style w:type="paragraph" w:customStyle="1" w:styleId="a">
+  <w:style w:type="paragraph" w:customStyle="1" w:styleId="24">
     <w:name w:val="柴_公司名"/>
-    <w:basedOn w:val="Title"/>
+    <w:basedOn w:val="19"/>
     <w:qFormat/>
+    <w:uiPriority w:val="0"/>
     <w:pPr>
       <w:spacing w:after="600" w:afterLines="600"/>
     </w:pPr>
     <w:rPr>
-      <w:rFonts w:ascii="宋体" w:eastAsia="宋体" w:hAnsi="宋体" w:cs="宋体" w:hint="eastAsia"/>
+      <w:rFonts w:hint="eastAsia" w:ascii="宋体" w:hAnsi="宋体" w:eastAsia="宋体" w:cs="宋体"/>
       <w:bCs/>
       <w:spacing w:val="-6"/>
       <w:sz w:val="52"/>
       <w:szCs w:val="52"/>
     </w:rPr>
   </w:style>
-  <w:style w:type="paragraph" w:customStyle="1" w:styleId="a0">
+  <w:style w:type="paragraph" w:customStyle="1" w:styleId="25">
     <w:name w:val="柴_文档名"/>
-    <w:basedOn w:val="Title"/>
+    <w:basedOn w:val="19"/>
     <w:qFormat/>
+    <w:uiPriority w:val="0"/>
     <w:pPr>
       <w:spacing w:after="900" w:afterLines="900"/>
     </w:pPr>
     <w:rPr>
-      <w:rFonts w:ascii="黑体" w:eastAsia="黑体" w:hAnsi="黑体" w:cs="黑体"/>
+      <w:rFonts w:ascii="黑体" w:hAnsi="黑体" w:eastAsia="黑体" w:cs="黑体"/>
       <w:bCs/>
       <w:spacing w:val="-7"/>
       <w:sz w:val="52"/>
       <w:szCs w:val="52"/>
     </w:rPr>
   </w:style>
-  <w:style w:type="table" w:customStyle="1" w:styleId="TableNormal0">
+  <w:style w:type="table" w:customStyle="1" w:styleId="26">
     <w:name w:val="Table Normal_0"/>
     <w:semiHidden/>
     <w:unhideWhenUsed/>
     <w:qFormat/>
+    <w:uiPriority w:val="0"/>
     <w:tblPr>
       <w:tblCellMar>
         <w:top w:w="0" w:type="dxa"/>
@@ -9043,80 +9183,86 @@
       </w:tblCellMar>
     </w:tblPr>
   </w:style>
-  <w:style w:type="paragraph" w:customStyle="1" w:styleId="TableText">
+  <w:style w:type="paragraph" w:customStyle="1" w:styleId="27">
     <w:name w:val="Table Text"/>
-    <w:basedOn w:val="Normal"/>
+    <w:basedOn w:val="1"/>
     <w:semiHidden/>
     <w:qFormat/>
+    <w:uiPriority w:val="0"/>
     <w:rPr>
-      <w:rFonts w:ascii="宋体" w:eastAsia="宋体" w:hAnsi="宋体" w:cs="宋体"/>
+      <w:rFonts w:ascii="宋体" w:hAnsi="宋体" w:eastAsia="宋体" w:cs="宋体"/>
       <w:sz w:val="21"/>
       <w:szCs w:val="21"/>
       <w:lang w:val="en-US" w:eastAsia="en-US" w:bidi="ar-SA"/>
     </w:rPr>
   </w:style>
-  <w:style w:type="paragraph" w:customStyle="1" w:styleId="1">
+  <w:style w:type="paragraph" w:customStyle="1" w:styleId="28">
     <w:name w:val="柴_标题1"/>
-    <w:basedOn w:val="Heading1"/>
-    <w:next w:val="a1"/>
-    <w:link w:val="1Char"/>
+    <w:basedOn w:val="2"/>
+    <w:next w:val="29"/>
+    <w:link w:val="38"/>
     <w:qFormat/>
+    <w:uiPriority w:val="0"/>
     <w:pPr>
       <w:spacing w:before="100" w:after="90" w:line="360" w:lineRule="auto"/>
     </w:pPr>
     <w:rPr>
-      <w:rFonts w:ascii="Arial" w:eastAsia="宋体" w:hAnsi="Arial"/>
+      <w:rFonts w:ascii="Arial" w:hAnsi="Arial" w:eastAsia="宋体"/>
       <w:sz w:val="32"/>
     </w:rPr>
   </w:style>
-  <w:style w:type="paragraph" w:customStyle="1" w:styleId="a1">
+  <w:style w:type="paragraph" w:customStyle="1" w:styleId="29">
     <w:name w:val="柴_正文"/>
-    <w:basedOn w:val="BodyText"/>
+    <w:basedOn w:val="12"/>
     <w:qFormat/>
+    <w:uiPriority w:val="0"/>
     <w:pPr>
       <w:spacing w:line="360" w:lineRule="auto"/>
       <w:ind w:firstLine="470" w:firstLineChars="200"/>
     </w:pPr>
     <w:rPr>
-      <w:rFonts w:ascii="Arial" w:eastAsia="宋体" w:hAnsi="Arial"/>
+      <w:rFonts w:ascii="Arial" w:hAnsi="Arial" w:eastAsia="宋体"/>
       <w:sz w:val="24"/>
       <w:lang w:eastAsia="zh-CN"/>
     </w:rPr>
   </w:style>
-  <w:style w:type="paragraph" w:customStyle="1" w:styleId="2">
+  <w:style w:type="paragraph" w:customStyle="1" w:styleId="30">
     <w:name w:val="柴_标题2"/>
-    <w:basedOn w:val="Heading2"/>
-    <w:next w:val="a1"/>
+    <w:basedOn w:val="3"/>
+    <w:next w:val="29"/>
     <w:qFormat/>
+    <w:uiPriority w:val="0"/>
     <w:pPr>
       <w:spacing w:line="360" w:lineRule="auto"/>
     </w:pPr>
     <w:rPr>
-      <w:rFonts w:ascii="Arial" w:eastAsia="宋体" w:hAnsi="Arial"/>
+      <w:rFonts w:ascii="Arial" w:hAnsi="Arial" w:eastAsia="宋体"/>
       <w:sz w:val="28"/>
     </w:rPr>
   </w:style>
-  <w:style w:type="paragraph" w:customStyle="1" w:styleId="3">
+  <w:style w:type="paragraph" w:customStyle="1" w:styleId="31">
     <w:name w:val="柴_标题3"/>
-    <w:basedOn w:val="Heading3"/>
-    <w:next w:val="Normal"/>
+    <w:basedOn w:val="4"/>
+    <w:next w:val="1"/>
     <w:qFormat/>
+    <w:uiPriority w:val="0"/>
     <w:pPr>
       <w:spacing w:line="360" w:lineRule="auto"/>
       <w:ind w:left="0" w:firstLine="472" w:firstLineChars="200"/>
     </w:pPr>
     <w:rPr>
-      <w:rFonts w:ascii="宋体" w:eastAsia="宋体" w:hAnsi="宋体" w:cs="宋体"/>
+      <w:rFonts w:ascii="宋体" w:hAnsi="宋体" w:eastAsia="宋体" w:cs="宋体"/>
       <w:spacing w:val="-2"/>
       <w:sz w:val="24"/>
       <w:szCs w:val="24"/>
     </w:rPr>
   </w:style>
-  <w:style w:type="paragraph" w:customStyle="1" w:styleId="a2">
+  <w:style w:type="paragraph" w:customStyle="1" w:styleId="32">
     <w:name w:val="柴_目录"/>
-    <w:basedOn w:val="Normal"/>
-    <w:next w:val="BodyText"/>
+    <w:basedOn w:val="1"/>
+    <w:next w:val="12"/>
     <w:qFormat/>
+    <w:uiPriority w:val="0"/>
     <w:pPr>
       <w:tabs>
         <w:tab w:val="right" w:leader="dot" w:pos="8442"/>
@@ -9124,59 +9270,64 @@
       <w:ind w:left="0" w:leftChars="0"/>
     </w:pPr>
     <w:rPr>
-      <w:rFonts w:ascii="Arial" w:eastAsia="Microsoft JhengHei" w:hAnsi="Arial"/>
+      <w:rFonts w:ascii="Arial" w:hAnsi="Arial" w:eastAsia="Microsoft JhengHei"/>
       <w:sz w:val="24"/>
     </w:rPr>
   </w:style>
-  <w:style w:type="paragraph" w:customStyle="1" w:styleId="WPSOffice1">
+  <w:style w:type="paragraph" w:customStyle="1" w:styleId="33">
     <w:name w:val="WPSOffice手动目录 1"/>
     <w:qFormat/>
+    <w:uiPriority w:val="0"/>
     <w:pPr>
       <w:ind w:leftChars="0"/>
     </w:pPr>
     <w:rPr>
-      <w:rFonts w:ascii="Times New Roman" w:eastAsia="宋体" w:hAnsi="Times New Roman" w:cs="Times New Roman"/>
+      <w:rFonts w:ascii="Times New Roman" w:hAnsi="Times New Roman" w:eastAsia="宋体" w:cs="Times New Roman"/>
       <w:sz w:val="20"/>
       <w:szCs w:val="20"/>
     </w:rPr>
   </w:style>
-  <w:style w:type="paragraph" w:customStyle="1" w:styleId="WPSOffice2">
+  <w:style w:type="paragraph" w:customStyle="1" w:styleId="34">
     <w:name w:val="WPSOffice手动目录 2"/>
     <w:qFormat/>
+    <w:uiPriority w:val="0"/>
     <w:pPr>
       <w:ind w:leftChars="200"/>
     </w:pPr>
     <w:rPr>
-      <w:rFonts w:ascii="Times New Roman" w:eastAsia="宋体" w:hAnsi="Times New Roman" w:cs="Times New Roman"/>
+      <w:rFonts w:ascii="Times New Roman" w:hAnsi="Times New Roman" w:eastAsia="宋体" w:cs="Times New Roman"/>
       <w:sz w:val="20"/>
       <w:szCs w:val="20"/>
     </w:rPr>
   </w:style>
-  <w:style w:type="paragraph" w:customStyle="1" w:styleId="WPSOffice3">
+  <w:style w:type="paragraph" w:customStyle="1" w:styleId="35">
     <w:name w:val="WPSOffice手动目录 3"/>
     <w:qFormat/>
+    <w:uiPriority w:val="0"/>
     <w:pPr>
       <w:ind w:leftChars="400"/>
     </w:pPr>
     <w:rPr>
-      <w:rFonts w:ascii="Times New Roman" w:eastAsia="宋体" w:hAnsi="Times New Roman" w:cs="Times New Roman"/>
+      <w:rFonts w:ascii="Times New Roman" w:hAnsi="Times New Roman" w:eastAsia="宋体" w:cs="Times New Roman"/>
       <w:sz w:val="20"/>
       <w:szCs w:val="20"/>
     </w:rPr>
   </w:style>
-  <w:style w:type="paragraph" w:customStyle="1" w:styleId="Compact">
+  <w:style w:type="paragraph" w:customStyle="1" w:styleId="36">
     <w:name w:val="Compact"/>
-    <w:basedOn w:val="BodyText"/>
+    <w:basedOn w:val="12"/>
     <w:qFormat/>
+    <w:uiPriority w:val="0"/>
     <w:pPr>
       <w:spacing w:before="36" w:after="36"/>
     </w:pPr>
   </w:style>
-  <w:style w:type="table" w:customStyle="1" w:styleId="Table">
+  <w:style w:type="table" w:customStyle="1" w:styleId="37">
     <w:name w:val="Table"/>
     <w:semiHidden/>
     <w:unhideWhenUsed/>
     <w:qFormat/>
+    <w:uiPriority w:val="0"/>
     <w:tblPr>
       <w:tblCellMar>
         <w:top w:w="0" w:type="dxa"/>
@@ -9188,18 +9339,19 @@
     <w:tblStylePr w:type="firstRow">
       <w:tcPr>
         <w:tcBorders>
-          <w:bottom w:val="single" w:sz="0" w:space="0" w:color="auto"/>
+          <w:bottom w:val="single" w:color="auto" w:sz="0" w:space="0"/>
         </w:tcBorders>
         <w:vAlign w:val="bottom"/>
       </w:tcPr>
     </w:tblStylePr>
   </w:style>
-  <w:style w:type="character" w:customStyle="1" w:styleId="1Char">
+  <w:style w:type="character" w:customStyle="1" w:styleId="38">
     <w:name w:val="柴_标题1 Char"/>
-    <w:link w:val="1"/>
+    <w:link w:val="28"/>
     <w:qFormat/>
+    <w:uiPriority w:val="0"/>
     <w:rPr>
-      <w:rFonts w:ascii="Arial" w:eastAsia="宋体" w:hAnsi="Arial"/>
+      <w:rFonts w:ascii="Arial" w:hAnsi="Arial" w:eastAsia="宋体"/>
       <w:sz w:val="32"/>
     </w:rPr>
   </w:style>
